--- a/דוח מעבדה נפילת גופים.docx
+++ b/דוח מעבדה נפילת גופים.docx
@@ -6,58 +6,368 @@
       <w:pPr>
         <w:jc w:val="center"/>
         <w:rPr>
-          <w:sz w:val="28"/>
-          <w:szCs w:val="28"/>
-          <w:rtl/>
-        </w:rPr>
-      </w:pPr>
-      <w:r>
-        <w:rPr>
-          <w:rFonts w:hint="cs"/>
-          <w:sz w:val="28"/>
-          <w:szCs w:val="28"/>
-          <w:rtl/>
-        </w:rPr>
-        <w:t>שם הניסוי: נפילת גופים</w:t>
-      </w:r>
-    </w:p>
-    <w:p>
-      <w:pPr>
-        <w:bidi/>
-        <w:rPr>
-          <w:sz w:val="28"/>
-          <w:szCs w:val="28"/>
-        </w:rPr>
-      </w:pPr>
-      <w:r>
-        <w:rPr>
-          <w:rFonts w:hint="cs"/>
-          <w:sz w:val="28"/>
-          <w:szCs w:val="28"/>
-          <w:rtl/>
-        </w:rPr>
-        <w:t xml:space="preserve">מטרת הניסוי" מדידת תאוצת הנפילה </w:t>
-      </w:r>
-      <w:r>
-        <w:rPr>
-          <w:sz w:val="28"/>
-          <w:szCs w:val="28"/>
+          <w:i/>
+          <w:iCs/>
+          <w:sz w:val="44"/>
+          <w:szCs w:val="44"/>
+          <w:u w:val="single"/>
+          <w:rtl/>
+        </w:rPr>
+      </w:pPr>
+      <w:r>
+        <w:rPr>
+          <w:rFonts w:hint="cs"/>
+          <w:i/>
+          <w:iCs/>
+          <w:sz w:val="44"/>
+          <w:szCs w:val="44"/>
+          <w:u w:val="single"/>
+          <w:rtl/>
+        </w:rPr>
+        <w:t xml:space="preserve">דו"ח מעבדה </w:t>
+      </w:r>
+      <w:r>
+        <w:rPr>
+          <w:i/>
+          <w:iCs/>
+          <w:sz w:val="44"/>
+          <w:szCs w:val="44"/>
+          <w:u w:val="single"/>
+          <w:rtl/>
+        </w:rPr>
+        <w:t>–</w:t>
+      </w:r>
+      <w:r>
+        <w:rPr>
+          <w:rFonts w:hint="cs"/>
+          <w:i/>
+          <w:iCs/>
+          <w:sz w:val="44"/>
+          <w:szCs w:val="44"/>
+          <w:u w:val="single"/>
+          <w:rtl/>
+        </w:rPr>
+        <w:t xml:space="preserve"> ניסוי נפילת גופים</w:t>
+      </w:r>
+    </w:p>
+    <w:p>
+      <w:pPr>
+        <w:jc w:val="center"/>
+        <w:rPr>
+          <w:sz w:val="28"/>
+          <w:szCs w:val="28"/>
+          <w:rtl/>
+        </w:rPr>
+      </w:pPr>
+      <w:r>
+        <w:rPr>
+          <w:rFonts w:cs="Arial"/>
+          <w:noProof/>
+          <w:rtl/>
+        </w:rPr>
+        <w:drawing>
+          <wp:inline distT="0" distB="0" distL="0" distR="0" wp14:anchorId="4CFF327F" wp14:editId="75411830">
+            <wp:extent cx="5274310" cy="3770774"/>
+            <wp:effectExtent l="0" t="0" r="2540" b="1270"/>
+            <wp:docPr id="3" name="תמונה 3"/>
+            <wp:cNvGraphicFramePr>
+              <a:graphicFrameLocks xmlns:a="http://schemas.openxmlformats.org/drawingml/2006/main" noChangeAspect="1"/>
+            </wp:cNvGraphicFramePr>
+            <a:graphic xmlns:a="http://schemas.openxmlformats.org/drawingml/2006/main">
+              <a:graphicData uri="http://schemas.openxmlformats.org/drawingml/2006/picture">
+                <pic:pic xmlns:pic="http://schemas.openxmlformats.org/drawingml/2006/picture">
+                  <pic:nvPicPr>
+                    <pic:cNvPr id="0" name="Picture 2"/>
+                    <pic:cNvPicPr>
+                      <a:picLocks noChangeAspect="1" noChangeArrowheads="1"/>
+                    </pic:cNvPicPr>
+                  </pic:nvPicPr>
+                  <pic:blipFill>
+                    <a:blip r:embed="rId5">
+                      <a:extLst>
+                        <a:ext uri="{28A0092B-C50C-407E-A947-70E740481C1C}">
+                          <a14:useLocalDpi xmlns:a14="http://schemas.microsoft.com/office/drawing/2010/main" val="0"/>
+                        </a:ext>
+                      </a:extLst>
+                    </a:blip>
+                    <a:srcRect/>
+                    <a:stretch>
+                      <a:fillRect/>
+                    </a:stretch>
+                  </pic:blipFill>
+                  <pic:spPr bwMode="auto">
+                    <a:xfrm rot="10800000">
+                      <a:off x="0" y="0"/>
+                      <a:ext cx="5274310" cy="3770774"/>
+                    </a:xfrm>
+                    <a:prstGeom prst="rect">
+                      <a:avLst/>
+                    </a:prstGeom>
+                    <a:noFill/>
+                    <a:ln>
+                      <a:noFill/>
+                    </a:ln>
+                  </pic:spPr>
+                </pic:pic>
+              </a:graphicData>
+            </a:graphic>
+          </wp:inline>
+        </w:drawing>
+      </w:r>
+    </w:p>
+    <w:p>
+      <w:pPr>
+        <w:jc w:val="center"/>
+        <w:rPr>
+          <w:sz w:val="28"/>
+          <w:szCs w:val="28"/>
+          <w:rtl/>
+        </w:rPr>
+      </w:pPr>
+    </w:p>
+    <w:p>
+      <w:pPr>
+        <w:bidi/>
+        <w:rPr>
+          <w:sz w:val="36"/>
+          <w:szCs w:val="36"/>
+          <w:rtl/>
+        </w:rPr>
+      </w:pPr>
+      <w:r>
+        <w:rPr>
+          <w:rFonts w:hint="cs"/>
+          <w:sz w:val="36"/>
+          <w:szCs w:val="36"/>
+          <w:u w:val="single"/>
+          <w:rtl/>
+        </w:rPr>
+        <w:t>מגיש:</w:t>
+      </w:r>
+      <w:r>
+        <w:rPr>
+          <w:rFonts w:hint="cs"/>
+          <w:sz w:val="36"/>
+          <w:szCs w:val="36"/>
+          <w:rtl/>
+        </w:rPr>
+        <w:t xml:space="preserve"> עדי כהן</w:t>
+      </w:r>
+    </w:p>
+    <w:p>
+      <w:pPr>
+        <w:bidi/>
+        <w:rPr>
+          <w:sz w:val="36"/>
+          <w:szCs w:val="36"/>
+          <w:rtl/>
+        </w:rPr>
+      </w:pPr>
+    </w:p>
+    <w:p>
+      <w:pPr>
+        <w:bidi/>
+        <w:rPr>
+          <w:sz w:val="36"/>
+          <w:szCs w:val="36"/>
+          <w:rtl/>
+        </w:rPr>
+      </w:pPr>
+      <w:r>
+        <w:rPr>
+          <w:rFonts w:hint="cs"/>
+          <w:sz w:val="36"/>
+          <w:szCs w:val="36"/>
+          <w:u w:val="single"/>
+          <w:rtl/>
+        </w:rPr>
+        <w:t>כיתה:</w:t>
+      </w:r>
+      <w:r>
+        <w:rPr>
+          <w:rFonts w:hint="cs"/>
+          <w:sz w:val="36"/>
+          <w:szCs w:val="36"/>
+          <w:rtl/>
+        </w:rPr>
+        <w:t xml:space="preserve"> יב'4</w:t>
+      </w:r>
+    </w:p>
+    <w:p>
+      <w:pPr>
+        <w:bidi/>
+        <w:rPr>
+          <w:sz w:val="36"/>
+          <w:szCs w:val="36"/>
+          <w:rtl/>
+        </w:rPr>
+      </w:pPr>
+    </w:p>
+    <w:p>
+      <w:pPr>
+        <w:bidi/>
+        <w:rPr>
+          <w:sz w:val="36"/>
+          <w:szCs w:val="36"/>
+          <w:rtl/>
+        </w:rPr>
+      </w:pPr>
+      <w:r>
+        <w:rPr>
+          <w:rFonts w:hint="cs"/>
+          <w:sz w:val="36"/>
+          <w:szCs w:val="36"/>
+          <w:u w:val="single"/>
+          <w:rtl/>
+        </w:rPr>
+        <w:t>ת"ז:</w:t>
+      </w:r>
+      <w:r>
+        <w:rPr>
+          <w:rFonts w:hint="cs"/>
+          <w:sz w:val="36"/>
+          <w:szCs w:val="36"/>
+          <w:rtl/>
+        </w:rPr>
+        <w:t xml:space="preserve"> 212928139</w:t>
+      </w:r>
+    </w:p>
+    <w:p>
+      <w:pPr>
+        <w:bidi/>
+        <w:rPr>
+          <w:sz w:val="36"/>
+          <w:szCs w:val="36"/>
+          <w:rtl/>
+        </w:rPr>
+      </w:pPr>
+    </w:p>
+    <w:p>
+      <w:pPr>
+        <w:bidi/>
+        <w:rPr>
+          <w:sz w:val="36"/>
+          <w:szCs w:val="36"/>
+          <w:rtl/>
+        </w:rPr>
+      </w:pPr>
+      <w:r>
+        <w:rPr>
+          <w:rFonts w:hint="cs"/>
+          <w:sz w:val="36"/>
+          <w:szCs w:val="36"/>
+          <w:u w:val="single"/>
+          <w:rtl/>
+        </w:rPr>
+        <w:t>תאריך הגשה:</w:t>
+      </w:r>
+      <w:r>
+        <w:rPr>
+          <w:rFonts w:hint="cs"/>
+          <w:sz w:val="36"/>
+          <w:szCs w:val="36"/>
+          <w:rtl/>
+        </w:rPr>
+        <w:t xml:space="preserve"> 19/12/2019</w:t>
+      </w:r>
+    </w:p>
+    <w:p>
+      <w:pPr>
+        <w:bidi/>
+        <w:rPr>
+          <w:sz w:val="36"/>
+          <w:szCs w:val="36"/>
+          <w:rtl/>
+        </w:rPr>
+      </w:pPr>
+    </w:p>
+    <w:p>
+      <w:pPr>
+        <w:bidi/>
+        <w:rPr>
+          <w:sz w:val="36"/>
+          <w:szCs w:val="36"/>
+          <w:rtl/>
+        </w:rPr>
+      </w:pPr>
+    </w:p>
+    <w:p>
+      <w:pPr>
+        <w:bidi/>
+        <w:rPr>
+          <w:sz w:val="36"/>
+          <w:szCs w:val="36"/>
+          <w:rtl/>
+        </w:rPr>
+      </w:pPr>
+      <w:r>
+        <w:rPr>
+          <w:rFonts w:hint="cs"/>
+          <w:sz w:val="36"/>
+          <w:szCs w:val="36"/>
+          <w:u w:val="single"/>
+          <w:rtl/>
+        </w:rPr>
+        <w:lastRenderedPageBreak/>
+        <w:t>מטרת הניסוי</w:t>
+      </w:r>
+      <w:r>
+        <w:rPr>
+          <w:rFonts w:hint="cs"/>
+          <w:sz w:val="36"/>
+          <w:szCs w:val="36"/>
+          <w:u w:val="single"/>
+          <w:rtl/>
+        </w:rPr>
+        <w:t>:</w:t>
+      </w:r>
+      <w:r>
+        <w:rPr>
+          <w:rFonts w:hint="cs"/>
+          <w:sz w:val="36"/>
+          <w:szCs w:val="36"/>
+          <w:rtl/>
+        </w:rPr>
+        <w:t xml:space="preserve"> </w:t>
+      </w:r>
+    </w:p>
+    <w:p>
+      <w:pPr>
+        <w:bidi/>
+        <w:rPr>
+          <w:sz w:val="36"/>
+          <w:szCs w:val="36"/>
+        </w:rPr>
+      </w:pPr>
+      <w:r>
+        <w:rPr>
+          <w:rFonts w:hint="cs"/>
+          <w:sz w:val="32"/>
+          <w:szCs w:val="32"/>
+          <w:rtl/>
+        </w:rPr>
+        <w:t xml:space="preserve">מדידת תאוצת הנפילה </w:t>
+      </w:r>
+      <w:r>
+        <w:rPr>
+          <w:sz w:val="32"/>
+          <w:szCs w:val="32"/>
         </w:rPr>
         <w:t xml:space="preserve">g </w:t>
       </w:r>
       <w:r>
         <w:rPr>
           <w:rFonts w:hint="cs"/>
-          <w:sz w:val="28"/>
-          <w:szCs w:val="28"/>
+          <w:sz w:val="32"/>
+          <w:szCs w:val="32"/>
           <w:rtl/>
         </w:rPr>
         <w:t xml:space="preserve"> ובדיקת השפעת המסה על </w:t>
       </w:r>
       <w:r>
         <w:rPr>
-          <w:sz w:val="28"/>
-          <w:szCs w:val="28"/>
+          <w:sz w:val="32"/>
+          <w:szCs w:val="32"/>
         </w:rPr>
         <w:t>g</w:t>
       </w:r>
@@ -71,22 +381,984 @@
           <w:rtl/>
         </w:rPr>
       </w:pPr>
-      <w:r>
-        <w:rPr>
-          <w:rFonts w:hint="cs"/>
-          <w:sz w:val="28"/>
-          <w:szCs w:val="28"/>
-          <w:rtl/>
-        </w:rPr>
-        <w:t xml:space="preserve">מהלך הניסוי: רשם זמן </w:t>
-      </w:r>
-      <w:r>
-        <w:rPr>
-          <w:sz w:val="28"/>
-          <w:szCs w:val="28"/>
-          <w:rtl/>
-        </w:rPr>
-        <w:t>–</w:t>
+    </w:p>
+    <w:p>
+      <w:pPr>
+        <w:bidi/>
+        <w:rPr>
+          <w:sz w:val="36"/>
+          <w:szCs w:val="36"/>
+          <w:u w:val="single"/>
+          <w:rtl/>
+        </w:rPr>
+      </w:pPr>
+      <w:r>
+        <w:rPr>
+          <w:rFonts w:hint="cs"/>
+          <w:sz w:val="36"/>
+          <w:szCs w:val="36"/>
+          <w:u w:val="single"/>
+          <w:rtl/>
+        </w:rPr>
+        <w:t>מבוא ורקע תיארוטי:</w:t>
+      </w:r>
+    </w:p>
+    <w:p>
+      <w:pPr>
+        <w:bidi/>
+        <w:rPr>
+          <w:rFonts w:asciiTheme="minorBidi" w:hAnsiTheme="minorBidi"/>
+          <w:sz w:val="28"/>
+          <w:szCs w:val="28"/>
+          <w:shd w:val="clear" w:color="auto" w:fill="FFFFFF"/>
+          <w:rtl/>
+        </w:rPr>
+      </w:pPr>
+      <w:r>
+        <w:rPr>
+          <w:rFonts w:asciiTheme="minorBidi" w:hAnsiTheme="minorBidi"/>
+          <w:sz w:val="28"/>
+          <w:szCs w:val="28"/>
+          <w:rtl/>
+        </w:rPr>
+        <w:t xml:space="preserve">תאוצת הכובד (או בשמה הנוסף תאוצת הנפילה), </w:t>
+      </w:r>
+      <w:r>
+        <w:rPr>
+          <w:rFonts w:asciiTheme="minorBidi" w:hAnsiTheme="minorBidi"/>
+          <w:sz w:val="28"/>
+          <w:szCs w:val="28"/>
+          <w:shd w:val="clear" w:color="auto" w:fill="FFFFFF"/>
+          <w:rtl/>
+        </w:rPr>
+        <w:t>של גוף היא קצב השינוי במהירותו של גוף הנמצא ב</w:t>
+      </w:r>
+      <w:hyperlink r:id="rId6" w:tooltip="נפילה חופשית" w:history="1">
+        <w:r>
+          <w:rPr>
+            <w:rStyle w:val="Hyperlink"/>
+            <w:rFonts w:asciiTheme="minorBidi" w:hAnsiTheme="minorBidi"/>
+            <w:color w:val="auto"/>
+            <w:sz w:val="28"/>
+            <w:szCs w:val="28"/>
+            <w:u w:val="none"/>
+            <w:shd w:val="clear" w:color="auto" w:fill="FFFFFF"/>
+            <w:rtl/>
+          </w:rPr>
+          <w:t>נפילה חופשית</w:t>
+        </w:r>
+      </w:hyperlink>
+      <w:r>
+        <w:rPr>
+          <w:rFonts w:asciiTheme="minorBidi" w:hAnsiTheme="minorBidi"/>
+          <w:sz w:val="28"/>
+          <w:szCs w:val="28"/>
+          <w:shd w:val="clear" w:color="auto" w:fill="FFFFFF"/>
+        </w:rPr>
+        <w:t> </w:t>
+      </w:r>
+      <w:r>
+        <w:rPr>
+          <w:rFonts w:asciiTheme="minorBidi" w:hAnsiTheme="minorBidi"/>
+          <w:sz w:val="28"/>
+          <w:szCs w:val="28"/>
+          <w:shd w:val="clear" w:color="auto" w:fill="FFFFFF"/>
+          <w:rtl/>
+        </w:rPr>
+        <w:t>בשדה </w:t>
+      </w:r>
+      <w:hyperlink r:id="rId7" w:tooltip="כבידה" w:history="1">
+        <w:r>
+          <w:rPr>
+            <w:rStyle w:val="Hyperlink"/>
+            <w:rFonts w:asciiTheme="minorBidi" w:hAnsiTheme="minorBidi"/>
+            <w:color w:val="auto"/>
+            <w:sz w:val="28"/>
+            <w:szCs w:val="28"/>
+            <w:u w:val="none"/>
+            <w:shd w:val="clear" w:color="auto" w:fill="FFFFFF"/>
+            <w:rtl/>
+          </w:rPr>
+          <w:t>כבידה</w:t>
+        </w:r>
+      </w:hyperlink>
+      <w:r>
+        <w:rPr>
+          <w:rFonts w:asciiTheme="minorBidi" w:hAnsiTheme="minorBidi"/>
+          <w:sz w:val="28"/>
+          <w:szCs w:val="28"/>
+          <w:shd w:val="clear" w:color="auto" w:fill="FFFFFF"/>
+        </w:rPr>
+        <w:t>.</w:t>
+      </w:r>
+      <w:r>
+        <w:rPr>
+          <w:rFonts w:asciiTheme="minorBidi" w:hAnsiTheme="minorBidi" w:hint="cs"/>
+          <w:sz w:val="28"/>
+          <w:szCs w:val="28"/>
+          <w:shd w:val="clear" w:color="auto" w:fill="FFFFFF"/>
+          <w:rtl/>
+        </w:rPr>
+        <w:t xml:space="preserve"> את שדה הכבידה מחוללת מסה אחרת הנמצאת במרחק כלשהו מאותו גוף את תאוצה זו ניתן לחשב על ידי הנוסחא לתיאור כוח המשיכה בין 2 גופים שפיתח אלברט איינשטיין כאשר כתב את תורת היחסות הכללית לפי המשוואה:</w:t>
+      </w:r>
+    </w:p>
+    <w:p>
+      <w:pPr>
+        <w:bidi/>
+        <w:rPr>
+          <w:rFonts w:asciiTheme="minorBidi" w:eastAsiaTheme="minorEastAsia" w:hAnsiTheme="minorBidi"/>
+          <w:sz w:val="28"/>
+          <w:szCs w:val="28"/>
+          <w:shd w:val="clear" w:color="auto" w:fill="FFFFFF"/>
+        </w:rPr>
+      </w:pPr>
+      <m:oMathPara>
+        <m:oMath>
+          <m:sSub>
+            <m:sSubPr>
+              <m:ctrlPr>
+                <w:rPr>
+                  <w:rFonts w:ascii="Cambria Math" w:hAnsi="Cambria Math"/>
+                  <w:i/>
+                  <w:sz w:val="28"/>
+                  <w:szCs w:val="28"/>
+                  <w:shd w:val="clear" w:color="auto" w:fill="FFFFFF"/>
+                </w:rPr>
+              </m:ctrlPr>
+            </m:sSubPr>
+            <m:e>
+              <m:acc>
+                <m:accPr>
+                  <m:chr m:val="⃗"/>
+                  <m:ctrlPr>
+                    <w:rPr>
+                      <w:rFonts w:ascii="Cambria Math" w:hAnsi="Cambria Math"/>
+                      <w:i/>
+                      <w:sz w:val="28"/>
+                      <w:szCs w:val="28"/>
+                      <w:shd w:val="clear" w:color="auto" w:fill="FFFFFF"/>
+                    </w:rPr>
+                  </m:ctrlPr>
+                </m:accPr>
+                <m:e>
+                  <m:r>
+                    <w:rPr>
+                      <w:rFonts w:ascii="Cambria Math" w:hAnsi="Cambria Math"/>
+                      <w:sz w:val="28"/>
+                      <w:szCs w:val="28"/>
+                      <w:shd w:val="clear" w:color="auto" w:fill="FFFFFF"/>
+                    </w:rPr>
+                    <m:t>F</m:t>
+                  </m:r>
+                </m:e>
+              </m:acc>
+            </m:e>
+            <m:sub>
+              <m:r>
+                <m:rPr>
+                  <m:sty m:val="p"/>
+                </m:rPr>
+                <w:rPr>
+                  <w:rFonts w:ascii="Cambria Math" w:hAnsi="Cambria Math" w:hint="cs"/>
+                  <w:sz w:val="28"/>
+                  <w:szCs w:val="28"/>
+                  <w:shd w:val="clear" w:color="auto" w:fill="FFFFFF"/>
+                  <w:rtl/>
+                </w:rPr>
+                <m:t>משיכה</m:t>
+              </m:r>
+            </m:sub>
+          </m:sSub>
+          <m:r>
+            <w:rPr>
+              <w:rFonts w:ascii="Cambria Math" w:eastAsiaTheme="minorEastAsia" w:hAnsi="Cambria Math"/>
+              <w:sz w:val="28"/>
+              <w:szCs w:val="28"/>
+              <w:shd w:val="clear" w:color="auto" w:fill="FFFFFF"/>
+            </w:rPr>
+            <m:t>=G</m:t>
+          </m:r>
+          <m:f>
+            <m:fPr>
+              <m:ctrlPr>
+                <w:rPr>
+                  <w:rFonts w:ascii="Cambria Math" w:eastAsiaTheme="minorEastAsia" w:hAnsi="Cambria Math"/>
+                  <w:i/>
+                  <w:sz w:val="28"/>
+                  <w:szCs w:val="28"/>
+                  <w:shd w:val="clear" w:color="auto" w:fill="FFFFFF"/>
+                </w:rPr>
+              </m:ctrlPr>
+            </m:fPr>
+            <m:num>
+              <m:sSub>
+                <m:sSubPr>
+                  <m:ctrlPr>
+                    <w:rPr>
+                      <w:rFonts w:ascii="Cambria Math" w:eastAsiaTheme="minorEastAsia" w:hAnsi="Cambria Math"/>
+                      <w:i/>
+                      <w:sz w:val="28"/>
+                      <w:szCs w:val="28"/>
+                      <w:shd w:val="clear" w:color="auto" w:fill="FFFFFF"/>
+                    </w:rPr>
+                  </m:ctrlPr>
+                </m:sSubPr>
+                <m:e>
+                  <m:r>
+                    <w:rPr>
+                      <w:rFonts w:ascii="Cambria Math" w:eastAsiaTheme="minorEastAsia" w:hAnsi="Cambria Math"/>
+                      <w:sz w:val="28"/>
+                      <w:szCs w:val="28"/>
+                      <w:shd w:val="clear" w:color="auto" w:fill="FFFFFF"/>
+                    </w:rPr>
+                    <m:t>m</m:t>
+                  </m:r>
+                </m:e>
+                <m:sub>
+                  <m:r>
+                    <w:rPr>
+                      <w:rFonts w:ascii="Cambria Math" w:eastAsiaTheme="minorEastAsia" w:hAnsi="Cambria Math"/>
+                      <w:sz w:val="28"/>
+                      <w:szCs w:val="28"/>
+                      <w:shd w:val="clear" w:color="auto" w:fill="FFFFFF"/>
+                    </w:rPr>
+                    <m:t>1</m:t>
+                  </m:r>
+                </m:sub>
+              </m:sSub>
+              <m:sSub>
+                <m:sSubPr>
+                  <m:ctrlPr>
+                    <w:rPr>
+                      <w:rFonts w:ascii="Cambria Math" w:eastAsiaTheme="minorEastAsia" w:hAnsi="Cambria Math"/>
+                      <w:i/>
+                      <w:sz w:val="28"/>
+                      <w:szCs w:val="28"/>
+                      <w:shd w:val="clear" w:color="auto" w:fill="FFFFFF"/>
+                    </w:rPr>
+                  </m:ctrlPr>
+                </m:sSubPr>
+                <m:e>
+                  <m:r>
+                    <w:rPr>
+                      <w:rFonts w:ascii="Cambria Math" w:eastAsiaTheme="minorEastAsia" w:hAnsi="Cambria Math"/>
+                      <w:sz w:val="28"/>
+                      <w:szCs w:val="28"/>
+                      <w:shd w:val="clear" w:color="auto" w:fill="FFFFFF"/>
+                    </w:rPr>
+                    <m:t>m</m:t>
+                  </m:r>
+                </m:e>
+                <m:sub>
+                  <m:r>
+                    <w:rPr>
+                      <w:rFonts w:ascii="Cambria Math" w:eastAsiaTheme="minorEastAsia" w:hAnsi="Cambria Math"/>
+                      <w:sz w:val="28"/>
+                      <w:szCs w:val="28"/>
+                      <w:shd w:val="clear" w:color="auto" w:fill="FFFFFF"/>
+                    </w:rPr>
+                    <m:t>2</m:t>
+                  </m:r>
+                </m:sub>
+              </m:sSub>
+            </m:num>
+            <m:den>
+              <m:sSup>
+                <m:sSupPr>
+                  <m:ctrlPr>
+                    <w:rPr>
+                      <w:rFonts w:ascii="Cambria Math" w:eastAsiaTheme="minorEastAsia" w:hAnsi="Cambria Math"/>
+                      <w:i/>
+                      <w:sz w:val="28"/>
+                      <w:szCs w:val="28"/>
+                      <w:shd w:val="clear" w:color="auto" w:fill="FFFFFF"/>
+                    </w:rPr>
+                  </m:ctrlPr>
+                </m:sSupPr>
+                <m:e>
+                  <m:r>
+                    <w:rPr>
+                      <w:rFonts w:ascii="Cambria Math" w:eastAsiaTheme="minorEastAsia" w:hAnsi="Cambria Math"/>
+                      <w:sz w:val="28"/>
+                      <w:szCs w:val="28"/>
+                      <w:shd w:val="clear" w:color="auto" w:fill="FFFFFF"/>
+                    </w:rPr>
+                    <m:t>r</m:t>
+                  </m:r>
+                </m:e>
+                <m:sup>
+                  <m:r>
+                    <w:rPr>
+                      <w:rFonts w:ascii="Cambria Math" w:eastAsiaTheme="minorEastAsia" w:hAnsi="Cambria Math"/>
+                      <w:sz w:val="28"/>
+                      <w:szCs w:val="28"/>
+                      <w:shd w:val="clear" w:color="auto" w:fill="FFFFFF"/>
+                    </w:rPr>
+                    <m:t>2</m:t>
+                  </m:r>
+                </m:sup>
+              </m:sSup>
+            </m:den>
+          </m:f>
+        </m:oMath>
+      </m:oMathPara>
+    </w:p>
+    <w:p>
+      <w:pPr>
+        <w:bidi/>
+        <w:rPr>
+          <w:rFonts w:asciiTheme="minorBidi" w:eastAsiaTheme="minorEastAsia" w:hAnsiTheme="minorBidi"/>
+          <w:sz w:val="28"/>
+          <w:szCs w:val="28"/>
+          <w:shd w:val="clear" w:color="auto" w:fill="FFFFFF"/>
+          <w:rtl/>
+        </w:rPr>
+      </w:pPr>
+      <w:r>
+        <w:rPr>
+          <w:rFonts w:asciiTheme="minorBidi" w:eastAsiaTheme="minorEastAsia" w:hAnsiTheme="minorBidi" w:hint="cs"/>
+          <w:sz w:val="28"/>
+          <w:szCs w:val="28"/>
+          <w:shd w:val="clear" w:color="auto" w:fill="FFFFFF"/>
+          <w:rtl/>
+        </w:rPr>
+        <w:t>כאשר:</w:t>
+      </w:r>
+    </w:p>
+    <w:p>
+      <w:pPr>
+        <w:pStyle w:val="ListParagraph"/>
+        <w:numPr>
+          <w:ilvl w:val="0"/>
+          <w:numId w:val="1"/>
+        </w:numPr>
+        <w:bidi/>
+        <w:rPr>
+          <w:rFonts w:asciiTheme="minorBidi" w:eastAsiaTheme="minorEastAsia" w:hAnsiTheme="minorBidi"/>
+          <w:sz w:val="28"/>
+          <w:szCs w:val="28"/>
+          <w:shd w:val="clear" w:color="auto" w:fill="FFFFFF"/>
+        </w:rPr>
+      </w:pPr>
+      <w:r>
+        <w:rPr>
+          <w:rFonts w:asciiTheme="minorBidi" w:eastAsiaTheme="minorEastAsia" w:hAnsiTheme="minorBidi" w:hint="cs"/>
+          <w:sz w:val="28"/>
+          <w:szCs w:val="28"/>
+          <w:shd w:val="clear" w:color="auto" w:fill="FFFFFF"/>
+        </w:rPr>
+        <w:t>G</w:t>
+      </w:r>
+      <w:r>
+        <w:rPr>
+          <w:rFonts w:asciiTheme="minorBidi" w:eastAsiaTheme="minorEastAsia" w:hAnsiTheme="minorBidi" w:hint="cs"/>
+          <w:sz w:val="28"/>
+          <w:szCs w:val="28"/>
+          <w:shd w:val="clear" w:color="auto" w:fill="FFFFFF"/>
+          <w:rtl/>
+        </w:rPr>
+        <w:t xml:space="preserve"> הוא קבוע הכבידה האוניברסלי</w:t>
+      </w:r>
+    </w:p>
+    <w:p>
+      <w:pPr>
+        <w:pStyle w:val="ListParagraph"/>
+        <w:numPr>
+          <w:ilvl w:val="0"/>
+          <w:numId w:val="1"/>
+        </w:numPr>
+        <w:bidi/>
+        <w:rPr>
+          <w:rFonts w:asciiTheme="minorBidi" w:eastAsiaTheme="minorEastAsia" w:hAnsiTheme="minorBidi"/>
+          <w:sz w:val="28"/>
+          <w:szCs w:val="28"/>
+          <w:shd w:val="clear" w:color="auto" w:fill="FFFFFF"/>
+        </w:rPr>
+      </w:pPr>
+      <w:r>
+        <w:rPr>
+          <w:rFonts w:asciiTheme="minorBidi" w:eastAsiaTheme="minorEastAsia" w:hAnsiTheme="minorBidi"/>
+          <w:sz w:val="28"/>
+          <w:szCs w:val="28"/>
+          <w:shd w:val="clear" w:color="auto" w:fill="FFFFFF"/>
+        </w:rPr>
+        <w:t>m</w:t>
+      </w:r>
+      <w:r>
+        <w:rPr>
+          <w:rFonts w:asciiTheme="minorBidi" w:eastAsiaTheme="minorEastAsia" w:hAnsiTheme="minorBidi"/>
+          <w:sz w:val="28"/>
+          <w:szCs w:val="28"/>
+          <w:shd w:val="clear" w:color="auto" w:fill="FFFFFF"/>
+        </w:rPr>
+        <w:t>1</w:t>
+      </w:r>
+      <w:r>
+        <w:rPr>
+          <w:rFonts w:asciiTheme="minorBidi" w:eastAsiaTheme="minorEastAsia" w:hAnsiTheme="minorBidi" w:hint="cs"/>
+          <w:sz w:val="28"/>
+          <w:szCs w:val="28"/>
+          <w:shd w:val="clear" w:color="auto" w:fill="FFFFFF"/>
+          <w:rtl/>
+        </w:rPr>
+        <w:t xml:space="preserve"> ו- </w:t>
+      </w:r>
+      <w:r>
+        <w:rPr>
+          <w:rFonts w:asciiTheme="minorBidi" w:eastAsiaTheme="minorEastAsia" w:hAnsiTheme="minorBidi"/>
+          <w:sz w:val="28"/>
+          <w:szCs w:val="28"/>
+          <w:shd w:val="clear" w:color="auto" w:fill="FFFFFF"/>
+        </w:rPr>
+        <w:t>m2</w:t>
+      </w:r>
+      <w:r>
+        <w:rPr>
+          <w:rFonts w:asciiTheme="minorBidi" w:eastAsiaTheme="minorEastAsia" w:hAnsiTheme="minorBidi" w:hint="cs"/>
+          <w:sz w:val="28"/>
+          <w:szCs w:val="28"/>
+          <w:shd w:val="clear" w:color="auto" w:fill="FFFFFF"/>
+          <w:rtl/>
+        </w:rPr>
+        <w:t xml:space="preserve"> הם מסות הגופים בהתאמה</w:t>
+      </w:r>
+    </w:p>
+    <w:p>
+      <w:pPr>
+        <w:pStyle w:val="ListParagraph"/>
+        <w:numPr>
+          <w:ilvl w:val="0"/>
+          <w:numId w:val="1"/>
+        </w:numPr>
+        <w:bidi/>
+        <w:rPr>
+          <w:rFonts w:asciiTheme="minorBidi" w:eastAsiaTheme="minorEastAsia" w:hAnsiTheme="minorBidi"/>
+          <w:sz w:val="28"/>
+          <w:szCs w:val="28"/>
+          <w:shd w:val="clear" w:color="auto" w:fill="FFFFFF"/>
+        </w:rPr>
+      </w:pPr>
+      <w:r>
+        <w:rPr>
+          <w:rFonts w:asciiTheme="minorBidi" w:eastAsiaTheme="minorEastAsia" w:hAnsiTheme="minorBidi"/>
+          <w:sz w:val="28"/>
+          <w:szCs w:val="28"/>
+          <w:shd w:val="clear" w:color="auto" w:fill="FFFFFF"/>
+        </w:rPr>
+        <w:t>r</w:t>
+      </w:r>
+      <w:r>
+        <w:rPr>
+          <w:rFonts w:asciiTheme="minorBidi" w:eastAsiaTheme="minorEastAsia" w:hAnsiTheme="minorBidi" w:hint="cs"/>
+          <w:sz w:val="28"/>
+          <w:szCs w:val="28"/>
+          <w:shd w:val="clear" w:color="auto" w:fill="FFFFFF"/>
+          <w:rtl/>
+        </w:rPr>
+        <w:t xml:space="preserve"> הוא המרחק בין מרכזי המסות</w:t>
+      </w:r>
+    </w:p>
+    <w:p>
+      <w:pPr>
+        <w:bidi/>
+        <w:rPr>
+          <w:rFonts w:asciiTheme="minorBidi" w:eastAsiaTheme="minorEastAsia" w:hAnsiTheme="minorBidi"/>
+          <w:sz w:val="28"/>
+          <w:szCs w:val="28"/>
+          <w:shd w:val="clear" w:color="auto" w:fill="FFFFFF"/>
+        </w:rPr>
+      </w:pPr>
+      <w:r>
+        <w:rPr>
+          <w:rFonts w:asciiTheme="minorBidi" w:eastAsiaTheme="minorEastAsia" w:hAnsiTheme="minorBidi" w:hint="cs"/>
+          <w:sz w:val="28"/>
+          <w:szCs w:val="28"/>
+          <w:shd w:val="clear" w:color="auto" w:fill="FFFFFF"/>
+          <w:rtl/>
+        </w:rPr>
+        <w:t>נוסף על כך לפי החוק השני של ניוטון:</w:t>
+      </w:r>
+    </w:p>
+    <w:p>
+      <w:pPr>
+        <w:rPr>
+          <w:sz w:val="28"/>
+          <w:szCs w:val="28"/>
+        </w:rPr>
+      </w:pPr>
+      <m:oMathPara>
+        <m:oMath>
+          <m:acc>
+            <m:accPr>
+              <m:chr m:val="⃗"/>
+              <m:ctrlPr>
+                <w:rPr>
+                  <w:rFonts w:ascii="Cambria Math" w:hAnsi="Cambria Math"/>
+                  <w:i/>
+                  <w:sz w:val="28"/>
+                  <w:szCs w:val="28"/>
+                </w:rPr>
+              </m:ctrlPr>
+            </m:accPr>
+            <m:e>
+              <m:r>
+                <w:rPr>
+                  <w:rFonts w:ascii="Cambria Math" w:hAnsi="Cambria Math"/>
+                  <w:sz w:val="28"/>
+                  <w:szCs w:val="28"/>
+                </w:rPr>
+                <m:t>F</m:t>
+              </m:r>
+            </m:e>
+          </m:acc>
+          <m:r>
+            <w:rPr>
+              <w:rFonts w:ascii="Cambria Math" w:hAnsi="Cambria Math"/>
+              <w:sz w:val="28"/>
+              <w:szCs w:val="28"/>
+            </w:rPr>
+            <m:t>=m</m:t>
+          </m:r>
+          <m:acc>
+            <m:accPr>
+              <m:chr m:val="⃗"/>
+              <m:ctrlPr>
+                <w:rPr>
+                  <w:rFonts w:ascii="Cambria Math" w:hAnsi="Cambria Math"/>
+                  <w:i/>
+                  <w:sz w:val="28"/>
+                  <w:szCs w:val="28"/>
+                </w:rPr>
+              </m:ctrlPr>
+            </m:accPr>
+            <m:e>
+              <m:r>
+                <w:rPr>
+                  <w:rFonts w:ascii="Cambria Math" w:hAnsi="Cambria Math"/>
+                  <w:sz w:val="28"/>
+                  <w:szCs w:val="28"/>
+                </w:rPr>
+                <m:t>a</m:t>
+              </m:r>
+            </m:e>
+          </m:acc>
+        </m:oMath>
+      </m:oMathPara>
+    </w:p>
+    <w:p>
+      <w:pPr>
+        <w:jc w:val="right"/>
+        <w:rPr>
+          <w:sz w:val="28"/>
+          <w:szCs w:val="28"/>
+          <w:rtl/>
+        </w:rPr>
+      </w:pPr>
+      <w:r>
+        <w:rPr>
+          <w:rFonts w:hint="cs"/>
+          <w:sz w:val="28"/>
+          <w:szCs w:val="28"/>
+          <w:rtl/>
+        </w:rPr>
+        <w:t>מתקבל:</w:t>
+      </w:r>
+    </w:p>
+    <w:p>
+      <w:pPr>
+        <w:bidi/>
+        <w:rPr>
+          <w:rFonts w:eastAsiaTheme="minorEastAsia"/>
+          <w:sz w:val="28"/>
+          <w:szCs w:val="28"/>
+          <w:shd w:val="clear" w:color="auto" w:fill="FFFFFF"/>
+          <w:rtl/>
+        </w:rPr>
+      </w:pPr>
+      <m:oMathPara>
+        <m:oMath>
+          <m:r>
+            <w:rPr>
+              <w:rFonts w:ascii="Cambria Math" w:hAnsi="Cambria Math"/>
+              <w:sz w:val="28"/>
+              <w:szCs w:val="28"/>
+            </w:rPr>
+            <m:t>m</m:t>
+          </m:r>
+          <m:r>
+            <w:rPr>
+              <w:rFonts w:ascii="Cambria Math" w:hAnsi="Cambria Math"/>
+              <w:sz w:val="28"/>
+              <w:szCs w:val="28"/>
+            </w:rPr>
+            <m:t>1</m:t>
+          </m:r>
+          <m:acc>
+            <m:accPr>
+              <m:chr m:val="⃗"/>
+              <m:ctrlPr>
+                <w:rPr>
+                  <w:rFonts w:ascii="Cambria Math" w:hAnsi="Cambria Math"/>
+                  <w:i/>
+                  <w:sz w:val="28"/>
+                  <w:szCs w:val="28"/>
+                </w:rPr>
+              </m:ctrlPr>
+            </m:accPr>
+            <m:e>
+              <m:r>
+                <w:rPr>
+                  <w:rFonts w:ascii="Cambria Math" w:hAnsi="Cambria Math"/>
+                  <w:sz w:val="28"/>
+                  <w:szCs w:val="28"/>
+                </w:rPr>
+                <m:t>a</m:t>
+              </m:r>
+            </m:e>
+          </m:acc>
+          <m:r>
+            <w:rPr>
+              <w:rFonts w:ascii="Cambria Math" w:eastAsiaTheme="minorEastAsia" w:hAnsi="Cambria Math"/>
+              <w:sz w:val="28"/>
+              <w:szCs w:val="28"/>
+              <w:shd w:val="clear" w:color="auto" w:fill="FFFFFF"/>
+            </w:rPr>
+            <m:t>=G</m:t>
+          </m:r>
+          <m:f>
+            <m:fPr>
+              <m:ctrlPr>
+                <w:rPr>
+                  <w:rFonts w:ascii="Cambria Math" w:eastAsiaTheme="minorEastAsia" w:hAnsi="Cambria Math"/>
+                  <w:i/>
+                  <w:sz w:val="28"/>
+                  <w:szCs w:val="28"/>
+                  <w:shd w:val="clear" w:color="auto" w:fill="FFFFFF"/>
+                </w:rPr>
+              </m:ctrlPr>
+            </m:fPr>
+            <m:num>
+              <m:sSub>
+                <m:sSubPr>
+                  <m:ctrlPr>
+                    <w:rPr>
+                      <w:rFonts w:ascii="Cambria Math" w:eastAsiaTheme="minorEastAsia" w:hAnsi="Cambria Math"/>
+                      <w:i/>
+                      <w:sz w:val="28"/>
+                      <w:szCs w:val="28"/>
+                      <w:shd w:val="clear" w:color="auto" w:fill="FFFFFF"/>
+                    </w:rPr>
+                  </m:ctrlPr>
+                </m:sSubPr>
+                <m:e>
+                  <m:r>
+                    <w:rPr>
+                      <w:rFonts w:ascii="Cambria Math" w:eastAsiaTheme="minorEastAsia" w:hAnsi="Cambria Math"/>
+                      <w:sz w:val="28"/>
+                      <w:szCs w:val="28"/>
+                      <w:shd w:val="clear" w:color="auto" w:fill="FFFFFF"/>
+                    </w:rPr>
+                    <m:t>m</m:t>
+                  </m:r>
+                </m:e>
+                <m:sub>
+                  <m:r>
+                    <w:rPr>
+                      <w:rFonts w:ascii="Cambria Math" w:eastAsiaTheme="minorEastAsia" w:hAnsi="Cambria Math"/>
+                      <w:sz w:val="28"/>
+                      <w:szCs w:val="28"/>
+                      <w:shd w:val="clear" w:color="auto" w:fill="FFFFFF"/>
+                    </w:rPr>
+                    <m:t>1</m:t>
+                  </m:r>
+                </m:sub>
+              </m:sSub>
+              <m:sSub>
+                <m:sSubPr>
+                  <m:ctrlPr>
+                    <w:rPr>
+                      <w:rFonts w:ascii="Cambria Math" w:eastAsiaTheme="minorEastAsia" w:hAnsi="Cambria Math"/>
+                      <w:i/>
+                      <w:sz w:val="28"/>
+                      <w:szCs w:val="28"/>
+                      <w:shd w:val="clear" w:color="auto" w:fill="FFFFFF"/>
+                    </w:rPr>
+                  </m:ctrlPr>
+                </m:sSubPr>
+                <m:e>
+                  <m:r>
+                    <w:rPr>
+                      <w:rFonts w:ascii="Cambria Math" w:eastAsiaTheme="minorEastAsia" w:hAnsi="Cambria Math"/>
+                      <w:sz w:val="28"/>
+                      <w:szCs w:val="28"/>
+                      <w:shd w:val="clear" w:color="auto" w:fill="FFFFFF"/>
+                    </w:rPr>
+                    <m:t>m</m:t>
+                  </m:r>
+                </m:e>
+                <m:sub>
+                  <m:r>
+                    <w:rPr>
+                      <w:rFonts w:ascii="Cambria Math" w:eastAsiaTheme="minorEastAsia" w:hAnsi="Cambria Math"/>
+                      <w:sz w:val="28"/>
+                      <w:szCs w:val="28"/>
+                      <w:shd w:val="clear" w:color="auto" w:fill="FFFFFF"/>
+                    </w:rPr>
+                    <m:t>2</m:t>
+                  </m:r>
+                </m:sub>
+              </m:sSub>
+            </m:num>
+            <m:den>
+              <m:sSup>
+                <m:sSupPr>
+                  <m:ctrlPr>
+                    <w:rPr>
+                      <w:rFonts w:ascii="Cambria Math" w:eastAsiaTheme="minorEastAsia" w:hAnsi="Cambria Math"/>
+                      <w:i/>
+                      <w:sz w:val="28"/>
+                      <w:szCs w:val="28"/>
+                      <w:shd w:val="clear" w:color="auto" w:fill="FFFFFF"/>
+                    </w:rPr>
+                  </m:ctrlPr>
+                </m:sSupPr>
+                <m:e>
+                  <m:r>
+                    <w:rPr>
+                      <w:rFonts w:ascii="Cambria Math" w:eastAsiaTheme="minorEastAsia" w:hAnsi="Cambria Math"/>
+                      <w:sz w:val="28"/>
+                      <w:szCs w:val="28"/>
+                      <w:shd w:val="clear" w:color="auto" w:fill="FFFFFF"/>
+                    </w:rPr>
+                    <m:t>r</m:t>
+                  </m:r>
+                </m:e>
+                <m:sup>
+                  <m:r>
+                    <w:rPr>
+                      <w:rFonts w:ascii="Cambria Math" w:eastAsiaTheme="minorEastAsia" w:hAnsi="Cambria Math"/>
+                      <w:sz w:val="28"/>
+                      <w:szCs w:val="28"/>
+                      <w:shd w:val="clear" w:color="auto" w:fill="FFFFFF"/>
+                    </w:rPr>
+                    <m:t>2</m:t>
+                  </m:r>
+                </m:sup>
+              </m:sSup>
+            </m:den>
+          </m:f>
+        </m:oMath>
+      </m:oMathPara>
+    </w:p>
+    <w:p>
+      <w:pPr>
+        <w:bidi/>
+        <w:rPr>
+          <w:rFonts w:eastAsiaTheme="minorEastAsia" w:hint="cs"/>
+          <w:sz w:val="28"/>
+          <w:szCs w:val="28"/>
+          <w:shd w:val="clear" w:color="auto" w:fill="FFFFFF"/>
+          <w:rtl/>
+        </w:rPr>
+      </w:pPr>
+      <w:r>
+        <w:rPr>
+          <w:rFonts w:eastAsiaTheme="minorEastAsia" w:hint="cs"/>
+          <w:sz w:val="28"/>
+          <w:szCs w:val="28"/>
+          <w:shd w:val="clear" w:color="auto" w:fill="FFFFFF"/>
+          <w:rtl/>
+        </w:rPr>
+        <w:t>לפיכך ניתן להסיק כי מסת הגוף עליו מופעל כוח הכובד אינה משפיעה על תאוצת הכובד (</w:t>
+      </w:r>
+      <w:r>
+        <w:rPr>
+          <w:rFonts w:eastAsiaTheme="minorEastAsia"/>
+          <w:sz w:val="28"/>
+          <w:szCs w:val="28"/>
+          <w:shd w:val="clear" w:color="auto" w:fill="FFFFFF"/>
+        </w:rPr>
+        <w:t xml:space="preserve">m1 </w:t>
+      </w:r>
+      <w:r>
+        <w:rPr>
+          <w:rFonts w:eastAsiaTheme="minorEastAsia" w:hint="cs"/>
+          <w:sz w:val="28"/>
+          <w:szCs w:val="28"/>
+          <w:shd w:val="clear" w:color="auto" w:fill="FFFFFF"/>
+          <w:rtl/>
+        </w:rPr>
+        <w:t xml:space="preserve"> מצטמצם)</w:t>
+      </w:r>
+    </w:p>
+    <w:p>
+      <w:pPr>
+        <w:bidi/>
+        <w:rPr>
+          <w:rFonts w:eastAsiaTheme="minorEastAsia" w:hint="cs"/>
+          <w:sz w:val="28"/>
+          <w:szCs w:val="28"/>
+          <w:shd w:val="clear" w:color="auto" w:fill="FFFFFF"/>
+          <w:rtl/>
+        </w:rPr>
+      </w:pPr>
+      <m:oMathPara>
+        <m:oMath>
+          <m:acc>
+            <m:accPr>
+              <m:chr m:val="⃗"/>
+              <m:ctrlPr>
+                <w:rPr>
+                  <w:rFonts w:ascii="Cambria Math" w:hAnsi="Cambria Math"/>
+                  <w:i/>
+                  <w:sz w:val="28"/>
+                  <w:szCs w:val="28"/>
+                </w:rPr>
+              </m:ctrlPr>
+            </m:accPr>
+            <m:e>
+              <m:r>
+                <w:rPr>
+                  <w:rFonts w:ascii="Cambria Math" w:hAnsi="Cambria Math"/>
+                  <w:sz w:val="28"/>
+                  <w:szCs w:val="28"/>
+                </w:rPr>
+                <m:t>a</m:t>
+              </m:r>
+            </m:e>
+          </m:acc>
+          <m:r>
+            <w:rPr>
+              <w:rFonts w:ascii="Cambria Math" w:eastAsiaTheme="minorEastAsia" w:hAnsi="Cambria Math"/>
+              <w:sz w:val="28"/>
+              <w:szCs w:val="28"/>
+              <w:shd w:val="clear" w:color="auto" w:fill="FFFFFF"/>
+            </w:rPr>
+            <m:t>=G</m:t>
+          </m:r>
+          <m:f>
+            <m:fPr>
+              <m:ctrlPr>
+                <w:rPr>
+                  <w:rFonts w:ascii="Cambria Math" w:eastAsiaTheme="minorEastAsia" w:hAnsi="Cambria Math"/>
+                  <w:i/>
+                  <w:sz w:val="28"/>
+                  <w:szCs w:val="28"/>
+                  <w:shd w:val="clear" w:color="auto" w:fill="FFFFFF"/>
+                </w:rPr>
+              </m:ctrlPr>
+            </m:fPr>
+            <m:num>
+              <m:sSub>
+                <m:sSubPr>
+                  <m:ctrlPr>
+                    <w:rPr>
+                      <w:rFonts w:ascii="Cambria Math" w:eastAsiaTheme="minorEastAsia" w:hAnsi="Cambria Math"/>
+                      <w:i/>
+                      <w:sz w:val="28"/>
+                      <w:szCs w:val="28"/>
+                      <w:shd w:val="clear" w:color="auto" w:fill="FFFFFF"/>
+                    </w:rPr>
+                  </m:ctrlPr>
+                </m:sSubPr>
+                <m:e>
+                  <m:r>
+                    <w:rPr>
+                      <w:rFonts w:ascii="Cambria Math" w:eastAsiaTheme="minorEastAsia" w:hAnsi="Cambria Math"/>
+                      <w:sz w:val="28"/>
+                      <w:szCs w:val="28"/>
+                      <w:shd w:val="clear" w:color="auto" w:fill="FFFFFF"/>
+                    </w:rPr>
+                    <m:t>m</m:t>
+                  </m:r>
+                </m:e>
+                <m:sub>
+                  <m:r>
+                    <w:rPr>
+                      <w:rFonts w:ascii="Cambria Math" w:eastAsiaTheme="minorEastAsia" w:hAnsi="Cambria Math"/>
+                      <w:sz w:val="28"/>
+                      <w:szCs w:val="28"/>
+                      <w:shd w:val="clear" w:color="auto" w:fill="FFFFFF"/>
+                    </w:rPr>
+                    <m:t>2</m:t>
+                  </m:r>
+                </m:sub>
+              </m:sSub>
+            </m:num>
+            <m:den>
+              <m:sSup>
+                <m:sSupPr>
+                  <m:ctrlPr>
+                    <w:rPr>
+                      <w:rFonts w:ascii="Cambria Math" w:eastAsiaTheme="minorEastAsia" w:hAnsi="Cambria Math"/>
+                      <w:i/>
+                      <w:sz w:val="28"/>
+                      <w:szCs w:val="28"/>
+                      <w:shd w:val="clear" w:color="auto" w:fill="FFFFFF"/>
+                    </w:rPr>
+                  </m:ctrlPr>
+                </m:sSupPr>
+                <m:e>
+                  <m:r>
+                    <w:rPr>
+                      <w:rFonts w:ascii="Cambria Math" w:eastAsiaTheme="minorEastAsia" w:hAnsi="Cambria Math"/>
+                      <w:sz w:val="28"/>
+                      <w:szCs w:val="28"/>
+                      <w:shd w:val="clear" w:color="auto" w:fill="FFFFFF"/>
+                    </w:rPr>
+                    <m:t>r</m:t>
+                  </m:r>
+                </m:e>
+                <m:sup>
+                  <m:r>
+                    <w:rPr>
+                      <w:rFonts w:ascii="Cambria Math" w:eastAsiaTheme="minorEastAsia" w:hAnsi="Cambria Math"/>
+                      <w:sz w:val="28"/>
+                      <w:szCs w:val="28"/>
+                      <w:shd w:val="clear" w:color="auto" w:fill="FFFFFF"/>
+                    </w:rPr>
+                    <m:t>2</m:t>
+                  </m:r>
+                </m:sup>
+              </m:sSup>
+            </m:den>
+          </m:f>
+          <m:r>
+            <w:rPr>
+              <w:rFonts w:ascii="Cambria Math" w:eastAsiaTheme="minorEastAsia" w:hAnsi="Cambria Math"/>
+              <w:sz w:val="28"/>
+              <w:szCs w:val="28"/>
+              <w:shd w:val="clear" w:color="auto" w:fill="FFFFFF"/>
+            </w:rPr>
+            <m:t>=g</m:t>
+          </m:r>
+        </m:oMath>
+      </m:oMathPara>
+    </w:p>
+    <w:p>
+      <w:pPr>
+        <w:bidi/>
+        <w:rPr>
+          <w:sz w:val="28"/>
+          <w:szCs w:val="28"/>
+          <w:rtl/>
+        </w:rPr>
+      </w:pPr>
+      <w:r>
+        <w:rPr>
+          <w:rFonts w:hint="cs"/>
+          <w:sz w:val="28"/>
+          <w:szCs w:val="28"/>
+          <w:rtl/>
+        </w:rPr>
+        <w:t>קיבלנו שתאוצת הכובד (</w:t>
+      </w:r>
+      <w:r>
+        <w:rPr>
+          <w:sz w:val="28"/>
+          <w:szCs w:val="28"/>
+        </w:rPr>
+        <w:t>(g</w:t>
       </w:r>
       <w:r>
         <w:rPr>
@@ -102,107 +1374,564 @@
           <w:sz w:val="28"/>
           <w:szCs w:val="28"/>
         </w:rPr>
-        <w:t>v</w:t>
-      </w:r>
-      <w:r>
-        <w:rPr>
-          <w:rFonts w:hint="cs"/>
-          <w:sz w:val="28"/>
-          <w:szCs w:val="28"/>
-          <w:rtl/>
-        </w:rPr>
-        <w:t>6.3 זרם חילופין</w:t>
-      </w:r>
-    </w:p>
-    <w:p>
-      <w:pPr>
-        <w:bidi/>
-        <w:rPr>
-          <w:sz w:val="28"/>
-          <w:szCs w:val="28"/>
-          <w:rtl/>
-        </w:rPr>
-      </w:pPr>
-      <w:r>
-        <w:rPr>
-          <w:rFonts w:hint="cs"/>
-          <w:sz w:val="28"/>
-          <w:szCs w:val="28"/>
-          <w:rtl/>
-        </w:rPr>
-        <w:t xml:space="preserve">מרווח הזמן בין 2 נקודות </w:t>
-      </w:r>
-      <w:r>
-        <w:rPr>
-          <w:sz w:val="28"/>
-          <w:szCs w:val="28"/>
-          <w:rtl/>
-        </w:rPr>
-        <w:t>–</w:t>
-      </w:r>
-      <w:r>
-        <w:rPr>
-          <w:rFonts w:hint="cs"/>
-          <w:sz w:val="28"/>
-          <w:szCs w:val="28"/>
-          <w:rtl/>
-        </w:rPr>
         <w:t xml:space="preserve"> </w:t>
       </w:r>
       <w:r>
         <w:rPr>
-          <w:sz w:val="28"/>
-          <w:szCs w:val="28"/>
-        </w:rPr>
-        <w:t>s</w:t>
-      </w:r>
-      <w:r>
-        <w:rPr>
-          <w:rFonts w:hint="cs"/>
-          <w:sz w:val="28"/>
-          <w:szCs w:val="28"/>
-          <w:rtl/>
-        </w:rPr>
-        <w:t>0.02</w:t>
-      </w:r>
-      <w:r>
-        <w:rPr>
-          <w:rFonts w:hint="cs"/>
-          <w:sz w:val="28"/>
-          <w:szCs w:val="28"/>
-          <w:rtl/>
-        </w:rPr>
-        <w:t>\</w:t>
-      </w:r>
-    </w:p>
-    <w:p>
-      <w:pPr>
-        <w:bidi/>
-        <w:rPr>
-          <w:sz w:val="28"/>
-          <w:szCs w:val="28"/>
-          <w:rtl/>
-        </w:rPr>
-      </w:pPr>
-    </w:p>
-    <w:p>
-      <w:pPr>
-        <w:bidi/>
-        <w:rPr>
-          <w:rFonts w:hint="cs"/>
-          <w:sz w:val="28"/>
-          <w:szCs w:val="28"/>
-          <w:rtl/>
-        </w:rPr>
-      </w:pPr>
-      <w:r>
-        <w:rPr>
-          <w:rFonts w:hint="cs"/>
-          <w:sz w:val="28"/>
-          <w:szCs w:val="28"/>
-          <w:rtl/>
-        </w:rPr>
-        <w:t xml:space="preserve">4 גרפים לינאריים לחישוב </w:t>
+          <w:rFonts w:hint="cs"/>
+          <w:sz w:val="28"/>
+          <w:szCs w:val="28"/>
+          <w:rtl/>
+        </w:rPr>
+        <w:t>נמצאת ביחס ישר למסה המפעילה את כוח הכובד על הגוף, וביחס הפוך למרחקה בריבוע מהגוף.</w:t>
+      </w:r>
+    </w:p>
+    <w:p>
+      <w:pPr>
+        <w:bidi/>
+        <w:rPr>
+          <w:sz w:val="28"/>
+          <w:szCs w:val="28"/>
+          <w:rtl/>
+        </w:rPr>
+      </w:pPr>
+      <w:r>
+        <w:rPr>
+          <w:rFonts w:hint="cs"/>
+          <w:sz w:val="28"/>
+          <w:szCs w:val="28"/>
+          <w:rtl/>
+        </w:rPr>
+        <w:t xml:space="preserve">אם זאת, על כדור הארץ ערך תאוצת הכובד קבוע בקירוב טוב לכל </w:t>
+      </w:r>
+      <w:r>
+        <w:rPr>
+          <w:rFonts w:hint="cs"/>
+          <w:sz w:val="28"/>
+          <w:szCs w:val="28"/>
+          <w:rtl/>
+        </w:rPr>
+        <w:t xml:space="preserve">נקודה עליו וכל שינוי בגובה של הגוף הנמצא עליו </w:t>
+      </w:r>
+      <w:r>
+        <w:rPr>
+          <w:rFonts w:hint="cs"/>
+          <w:sz w:val="28"/>
+          <w:szCs w:val="28"/>
+          <w:rtl/>
+        </w:rPr>
+        <w:t xml:space="preserve">(ובכך שינוי במרחק ממרכז כדור הארץ) </w:t>
+      </w:r>
+      <w:r>
+        <w:rPr>
+          <w:rFonts w:hint="cs"/>
+          <w:sz w:val="28"/>
+          <w:szCs w:val="28"/>
+          <w:rtl/>
+        </w:rPr>
+        <w:t xml:space="preserve">ניתן להזנחה ולכן </w:t>
+      </w:r>
+      <w:r>
+        <w:rPr>
+          <w:sz w:val="28"/>
+          <w:szCs w:val="28"/>
+        </w:rPr>
+        <w:t>g</w:t>
+      </w:r>
+      <w:r>
+        <w:rPr>
+          <w:rFonts w:hint="cs"/>
+          <w:sz w:val="28"/>
+          <w:szCs w:val="28"/>
+          <w:rtl/>
+        </w:rPr>
+        <w:t xml:space="preserve"> קבוע.</w:t>
+      </w:r>
+    </w:p>
+    <w:p>
+      <w:pPr>
+        <w:bidi/>
+        <w:rPr>
+          <w:rFonts w:asciiTheme="minorBidi" w:hAnsiTheme="minorBidi"/>
+          <w:sz w:val="28"/>
+          <w:szCs w:val="28"/>
+          <w:shd w:val="clear" w:color="auto" w:fill="FFFFFF"/>
+          <w:rtl/>
+        </w:rPr>
+      </w:pPr>
+      <w:r>
+        <w:rPr>
+          <w:rFonts w:asciiTheme="minorBidi" w:hAnsiTheme="minorBidi" w:hint="cs"/>
+          <w:sz w:val="28"/>
+          <w:szCs w:val="28"/>
+          <w:shd w:val="clear" w:color="auto" w:fill="FFFFFF"/>
+          <w:rtl/>
+        </w:rPr>
+        <w:lastRenderedPageBreak/>
+        <w:t xml:space="preserve">כפי שנאמר קודם, </w:t>
+      </w:r>
+      <w:r>
+        <w:rPr>
+          <w:rFonts w:asciiTheme="minorBidi" w:hAnsiTheme="minorBidi" w:hint="cs"/>
+          <w:sz w:val="28"/>
+          <w:szCs w:val="28"/>
+          <w:shd w:val="clear" w:color="auto" w:fill="FFFFFF"/>
+          <w:rtl/>
+        </w:rPr>
+        <w:t>כאשר גוף מבצע נפילה חופשית, המשמעות היא שהכוח היחידי שפועל עליו הוא כוח הכובד. אם זאת, בכ</w:t>
+      </w:r>
+      <w:r>
+        <w:rPr>
+          <w:rFonts w:asciiTheme="minorBidi" w:hAnsiTheme="minorBidi" w:hint="cs"/>
+          <w:sz w:val="28"/>
+          <w:szCs w:val="28"/>
+          <w:shd w:val="clear" w:color="auto" w:fill="FFFFFF"/>
+          <w:rtl/>
+        </w:rPr>
+        <w:t>דור</w:t>
+      </w:r>
+      <w:r>
+        <w:rPr>
+          <w:rFonts w:asciiTheme="minorBidi" w:hAnsiTheme="minorBidi" w:hint="cs"/>
+          <w:sz w:val="28"/>
+          <w:szCs w:val="28"/>
+          <w:shd w:val="clear" w:color="auto" w:fill="FFFFFF"/>
+          <w:rtl/>
+        </w:rPr>
+        <w:t xml:space="preserve"> הארץ לא ניתן לבצע נפילה חופשית אידיאלית מכיוון שקיים אוויר היוצר חיכוך עם הגוף הנופל ובכך מפעיל עליו כוח המנוגד לכוח הכובד (כמובן שקטן ממנו)</w:t>
+      </w:r>
+      <w:r>
+        <w:rPr>
+          <w:rFonts w:asciiTheme="minorBidi" w:hAnsiTheme="minorBidi" w:hint="cs"/>
+          <w:sz w:val="28"/>
+          <w:szCs w:val="28"/>
+          <w:shd w:val="clear" w:color="auto" w:fill="FFFFFF"/>
+          <w:rtl/>
+        </w:rPr>
+        <w:t>.</w:t>
+      </w:r>
+      <w:r>
+        <w:rPr>
+          <w:rFonts w:asciiTheme="minorBidi" w:hAnsiTheme="minorBidi" w:hint="cs"/>
+          <w:sz w:val="28"/>
+          <w:szCs w:val="28"/>
+          <w:shd w:val="clear" w:color="auto" w:fill="FFFFFF"/>
+          <w:rtl/>
+        </w:rPr>
+        <w:t xml:space="preserve"> או בצורה מתמטית:</w:t>
+      </w:r>
+    </w:p>
+    <w:p>
+      <w:pPr>
+        <w:rPr>
+          <w:i/>
+          <w:sz w:val="28"/>
+          <w:szCs w:val="28"/>
+        </w:rPr>
+      </w:pPr>
+      <m:oMathPara>
+        <m:oMath>
+          <m:sSub>
+            <m:sSubPr>
+              <m:ctrlPr>
+                <w:rPr>
+                  <w:rFonts w:ascii="Cambria Math" w:hAnsi="Cambria Math"/>
+                  <w:i/>
+                  <w:sz w:val="28"/>
+                  <w:szCs w:val="28"/>
+                  <w:shd w:val="clear" w:color="auto" w:fill="FFFFFF"/>
+                </w:rPr>
+              </m:ctrlPr>
+            </m:sSubPr>
+            <m:e>
+              <m:acc>
+                <m:accPr>
+                  <m:chr m:val="⃗"/>
+                  <m:ctrlPr>
+                    <w:rPr>
+                      <w:rFonts w:ascii="Cambria Math" w:hAnsi="Cambria Math"/>
+                      <w:i/>
+                      <w:sz w:val="28"/>
+                      <w:szCs w:val="28"/>
+                      <w:shd w:val="clear" w:color="auto" w:fill="FFFFFF"/>
+                    </w:rPr>
+                  </m:ctrlPr>
+                </m:accPr>
+                <m:e>
+                  <m:r>
+                    <w:rPr>
+                      <w:rFonts w:ascii="Cambria Math" w:hAnsi="Cambria Math"/>
+                      <w:sz w:val="28"/>
+                      <w:szCs w:val="28"/>
+                      <w:shd w:val="clear" w:color="auto" w:fill="FFFFFF"/>
+                    </w:rPr>
+                    <m:t>F</m:t>
+                  </m:r>
+                </m:e>
+              </m:acc>
+            </m:e>
+            <m:sub>
+              <m:r>
+                <m:rPr>
+                  <m:sty m:val="p"/>
+                </m:rPr>
+                <w:rPr>
+                  <w:rFonts w:ascii="Cambria Math" w:hAnsi="Cambria Math" w:hint="cs"/>
+                  <w:sz w:val="28"/>
+                  <w:szCs w:val="28"/>
+                  <w:shd w:val="clear" w:color="auto" w:fill="FFFFFF"/>
+                  <w:rtl/>
+                </w:rPr>
+                <m:t>שקול</m:t>
+              </m:r>
+            </m:sub>
+          </m:sSub>
+          <m:r>
+            <w:rPr>
+              <w:rFonts w:ascii="Cambria Math" w:hAnsi="Cambria Math"/>
+              <w:sz w:val="28"/>
+              <w:szCs w:val="28"/>
+            </w:rPr>
+            <m:t>=m</m:t>
+          </m:r>
+          <m:acc>
+            <m:accPr>
+              <m:chr m:val="⃗"/>
+              <m:ctrlPr>
+                <w:rPr>
+                  <w:rFonts w:ascii="Cambria Math" w:hAnsi="Cambria Math"/>
+                  <w:i/>
+                  <w:sz w:val="28"/>
+                  <w:szCs w:val="28"/>
+                </w:rPr>
+              </m:ctrlPr>
+            </m:accPr>
+            <m:e>
+              <m:r>
+                <w:rPr>
+                  <w:rFonts w:ascii="Cambria Math" w:hAnsi="Cambria Math"/>
+                  <w:sz w:val="28"/>
+                  <w:szCs w:val="28"/>
+                </w:rPr>
+                <m:t>a</m:t>
+              </m:r>
+            </m:e>
+          </m:acc>
+          <m:r>
+            <w:rPr>
+              <w:rFonts w:ascii="Cambria Math" w:hAnsi="Cambria Math"/>
+              <w:sz w:val="28"/>
+              <w:szCs w:val="28"/>
+            </w:rPr>
+            <m:t>=</m:t>
+          </m:r>
+          <m:r>
+            <w:rPr>
+              <w:rFonts w:ascii="Cambria Math" w:hAnsi="Cambria Math"/>
+              <w:sz w:val="28"/>
+              <w:szCs w:val="28"/>
+            </w:rPr>
+            <m:t>m</m:t>
+          </m:r>
+          <m:acc>
+            <m:accPr>
+              <m:chr m:val="⃗"/>
+              <m:ctrlPr>
+                <w:rPr>
+                  <w:rFonts w:ascii="Cambria Math" w:hAnsi="Cambria Math"/>
+                  <w:i/>
+                  <w:sz w:val="28"/>
+                  <w:szCs w:val="28"/>
+                </w:rPr>
+              </m:ctrlPr>
+            </m:accPr>
+            <m:e>
+              <m:r>
+                <w:rPr>
+                  <w:rFonts w:ascii="Cambria Math" w:hAnsi="Cambria Math"/>
+                  <w:sz w:val="28"/>
+                  <w:szCs w:val="28"/>
+                </w:rPr>
+                <m:t>g</m:t>
+              </m:r>
+            </m:e>
+          </m:acc>
+          <m:r>
+            <w:rPr>
+              <w:rFonts w:ascii="Cambria Math" w:hAnsi="Cambria Math"/>
+              <w:sz w:val="28"/>
+              <w:szCs w:val="28"/>
+            </w:rPr>
+            <m:t>-</m:t>
+          </m:r>
+          <m:sSub>
+            <m:sSubPr>
+              <m:ctrlPr>
+                <w:rPr>
+                  <w:rFonts w:ascii="Cambria Math" w:hAnsi="Cambria Math"/>
+                  <w:i/>
+                  <w:sz w:val="28"/>
+                  <w:szCs w:val="28"/>
+                </w:rPr>
+              </m:ctrlPr>
+            </m:sSubPr>
+            <m:e>
+              <m:acc>
+                <m:accPr>
+                  <m:chr m:val="⃗"/>
+                  <m:ctrlPr>
+                    <w:rPr>
+                      <w:rFonts w:ascii="Cambria Math" w:hAnsi="Cambria Math"/>
+                      <w:i/>
+                      <w:sz w:val="28"/>
+                      <w:szCs w:val="28"/>
+                    </w:rPr>
+                  </m:ctrlPr>
+                </m:accPr>
+                <m:e>
+                  <m:r>
+                    <w:rPr>
+                      <w:rFonts w:ascii="Cambria Math" w:hAnsi="Cambria Math"/>
+                      <w:sz w:val="28"/>
+                      <w:szCs w:val="28"/>
+                    </w:rPr>
+                    <m:t>f</m:t>
+                  </m:r>
+                </m:e>
+              </m:acc>
+            </m:e>
+            <m:sub>
+              <m:r>
+                <m:rPr>
+                  <m:sty m:val="p"/>
+                </m:rPr>
+                <w:rPr>
+                  <w:rFonts w:ascii="Cambria Math" w:hAnsi="Cambria Math" w:hint="cs"/>
+                  <w:sz w:val="28"/>
+                  <w:szCs w:val="28"/>
+                  <w:rtl/>
+                </w:rPr>
+                <m:t>חיכוך</m:t>
+              </m:r>
+            </m:sub>
+          </m:sSub>
+        </m:oMath>
+      </m:oMathPara>
+    </w:p>
+    <w:p>
+      <w:pPr>
+        <w:bidi/>
+        <w:rPr>
+          <w:sz w:val="28"/>
+          <w:szCs w:val="28"/>
+          <w:rtl/>
+        </w:rPr>
+      </w:pPr>
+    </w:p>
+    <w:p>
+      <w:pPr>
+        <w:bidi/>
+        <w:rPr>
+          <w:sz w:val="28"/>
+          <w:szCs w:val="28"/>
+          <w:rtl/>
+        </w:rPr>
+      </w:pPr>
+      <w:r>
+        <w:rPr>
+          <w:rFonts w:hint="cs"/>
+          <w:sz w:val="28"/>
+          <w:szCs w:val="28"/>
+          <w:rtl/>
+        </w:rPr>
+        <w:t xml:space="preserve">כאשר בחילוץ </w:t>
+      </w:r>
+      <w:r>
+        <w:rPr>
+          <w:sz w:val="28"/>
+          <w:szCs w:val="28"/>
+        </w:rPr>
+        <w:t>a</w:t>
+      </w:r>
+      <w:r>
+        <w:rPr>
+          <w:rFonts w:hint="cs"/>
+          <w:sz w:val="28"/>
+          <w:szCs w:val="28"/>
+          <w:rtl/>
+        </w:rPr>
+        <w:t xml:space="preserve"> מקבלים:</w:t>
+      </w:r>
+    </w:p>
+    <w:p>
+      <w:pPr>
+        <w:bidi/>
+        <w:rPr>
+          <w:sz w:val="28"/>
+          <w:szCs w:val="28"/>
+        </w:rPr>
+      </w:pPr>
+      <m:oMathPara>
+        <m:oMath>
+          <m:acc>
+            <m:accPr>
+              <m:chr m:val="⃗"/>
+              <m:ctrlPr>
+                <w:rPr>
+                  <w:rFonts w:ascii="Cambria Math" w:eastAsiaTheme="minorEastAsia" w:hAnsi="Cambria Math"/>
+                  <w:sz w:val="28"/>
+                  <w:szCs w:val="28"/>
+                </w:rPr>
+              </m:ctrlPr>
+            </m:accPr>
+            <m:e>
+              <m:r>
+                <m:rPr>
+                  <m:sty m:val="p"/>
+                </m:rPr>
+                <w:rPr>
+                  <w:rFonts w:ascii="Cambria Math" w:eastAsiaTheme="minorEastAsia" w:hAnsi="Cambria Math"/>
+                  <w:sz w:val="28"/>
+                  <w:szCs w:val="28"/>
+                </w:rPr>
+                <m:t>a</m:t>
+              </m:r>
+            </m:e>
+          </m:acc>
+          <m:r>
+            <w:rPr>
+              <w:rFonts w:ascii="Cambria Math" w:hAnsi="Cambria Math"/>
+              <w:sz w:val="28"/>
+              <w:szCs w:val="28"/>
+            </w:rPr>
+            <m:t>=</m:t>
+          </m:r>
+          <m:acc>
+            <m:accPr>
+              <m:chr m:val="⃗"/>
+              <m:ctrlPr>
+                <w:rPr>
+                  <w:rFonts w:ascii="Cambria Math" w:hAnsi="Cambria Math"/>
+                  <w:i/>
+                  <w:sz w:val="28"/>
+                  <w:szCs w:val="28"/>
+                </w:rPr>
+              </m:ctrlPr>
+            </m:accPr>
+            <m:e>
+              <m:r>
+                <w:rPr>
+                  <w:rFonts w:ascii="Cambria Math" w:hAnsi="Cambria Math"/>
+                  <w:sz w:val="28"/>
+                  <w:szCs w:val="28"/>
+                </w:rPr>
+                <m:t>g</m:t>
+              </m:r>
+            </m:e>
+          </m:acc>
+          <m:r>
+            <w:rPr>
+              <w:rFonts w:ascii="Cambria Math" w:hAnsi="Cambria Math"/>
+              <w:sz w:val="28"/>
+              <w:szCs w:val="28"/>
+            </w:rPr>
+            <m:t>-</m:t>
+          </m:r>
+          <m:f>
+            <m:fPr>
+              <m:ctrlPr>
+                <w:rPr>
+                  <w:rFonts w:ascii="Cambria Math" w:hAnsi="Cambria Math"/>
+                  <w:i/>
+                  <w:sz w:val="28"/>
+                  <w:szCs w:val="28"/>
+                </w:rPr>
+              </m:ctrlPr>
+            </m:fPr>
+            <m:num>
+              <m:sSub>
+                <m:sSubPr>
+                  <m:ctrlPr>
+                    <w:rPr>
+                      <w:rFonts w:ascii="Cambria Math" w:hAnsi="Cambria Math"/>
+                      <w:i/>
+                      <w:sz w:val="28"/>
+                      <w:szCs w:val="28"/>
+                    </w:rPr>
+                  </m:ctrlPr>
+                </m:sSubPr>
+                <m:e>
+                  <m:acc>
+                    <m:accPr>
+                      <m:chr m:val="⃗"/>
+                      <m:ctrlPr>
+                        <w:rPr>
+                          <w:rFonts w:ascii="Cambria Math" w:hAnsi="Cambria Math"/>
+                          <w:i/>
+                          <w:sz w:val="28"/>
+                          <w:szCs w:val="28"/>
+                        </w:rPr>
+                      </m:ctrlPr>
+                    </m:accPr>
+                    <m:e>
+                      <m:r>
+                        <w:rPr>
+                          <w:rFonts w:ascii="Cambria Math" w:hAnsi="Cambria Math"/>
+                          <w:sz w:val="28"/>
+                          <w:szCs w:val="28"/>
+                        </w:rPr>
+                        <m:t>f</m:t>
+                      </m:r>
+                    </m:e>
+                  </m:acc>
+                </m:e>
+                <m:sub>
+                  <m:r>
+                    <m:rPr>
+                      <m:sty m:val="p"/>
+                    </m:rPr>
+                    <w:rPr>
+                      <w:rFonts w:ascii="Cambria Math" w:hAnsi="Cambria Math" w:hint="cs"/>
+                      <w:sz w:val="28"/>
+                      <w:szCs w:val="28"/>
+                      <w:rtl/>
+                    </w:rPr>
+                    <m:t>חיכוך</m:t>
+                  </m:r>
+                </m:sub>
+              </m:sSub>
+            </m:num>
+            <m:den>
+              <m:r>
+                <w:rPr>
+                  <w:rFonts w:ascii="Cambria Math" w:hAnsi="Cambria Math"/>
+                  <w:sz w:val="28"/>
+                  <w:szCs w:val="28"/>
+                </w:rPr>
+                <m:t>m</m:t>
+              </m:r>
+            </m:den>
+          </m:f>
+        </m:oMath>
+      </m:oMathPara>
+    </w:p>
+    <w:p>
+      <w:pPr>
+        <w:bidi/>
+        <w:rPr>
+          <w:sz w:val="28"/>
+          <w:szCs w:val="28"/>
+          <w:rtl/>
+        </w:rPr>
+      </w:pPr>
+      <w:r>
+        <w:rPr>
+          <w:rFonts w:hint="cs"/>
+          <w:sz w:val="28"/>
+          <w:szCs w:val="28"/>
+          <w:rtl/>
+        </w:rPr>
+        <w:t xml:space="preserve">מפני שהמסה, </w:t>
       </w:r>
       <w:r>
         <w:rPr>
@@ -218,7 +1947,7 @@
           <w:szCs w:val="28"/>
           <w:rtl/>
         </w:rPr>
-        <w:t xml:space="preserve"> = 4 חישובי שגיאה יחסית לחישוב </w:t>
+        <w:t xml:space="preserve"> קבועים ובקירוב טוב גם כוח החיכוך עם האוויר אנו יכולים להשתמש במהלך הניתוח של תוצאות הניסוי בנוסחאות הקינמטיקה למדידה של </w:t>
       </w:r>
       <w:r>
         <w:rPr>
@@ -227,6 +1956,26 @@
         </w:rPr>
         <w:t>g</w:t>
       </w:r>
+      <w:r>
+        <w:rPr>
+          <w:rFonts w:hint="cs"/>
+          <w:sz w:val="28"/>
+          <w:szCs w:val="28"/>
+          <w:rtl/>
+        </w:rPr>
+        <w:t>.</w:t>
+      </w:r>
+    </w:p>
+    <w:p>
+      <w:pPr>
+        <w:bidi/>
+        <w:rPr>
+          <w:rFonts w:hint="cs"/>
+          <w:sz w:val="28"/>
+          <w:szCs w:val="28"/>
+          <w:rtl/>
+        </w:rPr>
+      </w:pPr>
       <w:bookmarkStart w:id="0" w:name="_GoBack"/>
       <w:bookmarkEnd w:id="0"/>
     </w:p>
@@ -234,16 +1983,191 @@
       <w:pPr>
         <w:bidi/>
         <w:rPr>
-          <w:sz w:val="28"/>
-          <w:szCs w:val="28"/>
-        </w:rPr>
-      </w:pPr>
-    </w:p>
-    <w:p>
-      <w:pPr>
-        <w:bidi/>
-        <w:rPr>
-          <w:rFonts w:hint="cs"/>
+          <w:rFonts w:hint="cs"/>
+          <w:sz w:val="28"/>
+          <w:szCs w:val="28"/>
+          <w:rtl/>
+        </w:rPr>
+      </w:pPr>
+    </w:p>
+    <w:p>
+      <w:pPr>
+        <w:bidi/>
+        <w:rPr>
+          <w:sz w:val="28"/>
+          <w:szCs w:val="28"/>
+          <w:rtl/>
+        </w:rPr>
+      </w:pPr>
+      <w:r>
+        <w:rPr>
+          <w:rFonts w:hint="cs"/>
+          <w:sz w:val="28"/>
+          <w:szCs w:val="28"/>
+          <w:rtl/>
+        </w:rPr>
+        <w:t xml:space="preserve">מהלך הניסוי: רשם זמן </w:t>
+      </w:r>
+      <w:r>
+        <w:rPr>
+          <w:sz w:val="28"/>
+          <w:szCs w:val="28"/>
+          <w:rtl/>
+        </w:rPr>
+        <w:t>–</w:t>
+      </w:r>
+      <w:r>
+        <w:rPr>
+          <w:rFonts w:hint="cs"/>
+          <w:sz w:val="28"/>
+          <w:szCs w:val="28"/>
+          <w:rtl/>
+        </w:rPr>
+        <w:t xml:space="preserve"> </w:t>
+      </w:r>
+      <w:r>
+        <w:rPr>
+          <w:sz w:val="28"/>
+          <w:szCs w:val="28"/>
+        </w:rPr>
+        <w:t>v</w:t>
+      </w:r>
+      <w:r>
+        <w:rPr>
+          <w:rFonts w:hint="cs"/>
+          <w:sz w:val="28"/>
+          <w:szCs w:val="28"/>
+          <w:rtl/>
+        </w:rPr>
+        <w:t>6.3 זרם חילופין</w:t>
+      </w:r>
+    </w:p>
+    <w:p>
+      <w:pPr>
+        <w:bidi/>
+        <w:rPr>
+          <w:sz w:val="28"/>
+          <w:szCs w:val="28"/>
+          <w:rtl/>
+        </w:rPr>
+      </w:pPr>
+      <w:r>
+        <w:rPr>
+          <w:rFonts w:hint="cs"/>
+          <w:sz w:val="28"/>
+          <w:szCs w:val="28"/>
+          <w:rtl/>
+        </w:rPr>
+        <w:t xml:space="preserve">מרווח הזמן בין 2 נקודות </w:t>
+      </w:r>
+      <w:r>
+        <w:rPr>
+          <w:sz w:val="28"/>
+          <w:szCs w:val="28"/>
+          <w:rtl/>
+        </w:rPr>
+        <w:t>–</w:t>
+      </w:r>
+      <w:r>
+        <w:rPr>
+          <w:rFonts w:hint="cs"/>
+          <w:sz w:val="28"/>
+          <w:szCs w:val="28"/>
+          <w:rtl/>
+        </w:rPr>
+        <w:t xml:space="preserve"> </w:t>
+      </w:r>
+      <w:r>
+        <w:rPr>
+          <w:sz w:val="28"/>
+          <w:szCs w:val="28"/>
+        </w:rPr>
+        <w:t>s</w:t>
+      </w:r>
+      <w:r>
+        <w:rPr>
+          <w:rFonts w:hint="cs"/>
+          <w:sz w:val="28"/>
+          <w:szCs w:val="28"/>
+          <w:rtl/>
+        </w:rPr>
+        <w:t>0.02</w:t>
+      </w:r>
+      <w:r>
+        <w:rPr>
+          <w:rFonts w:hint="cs"/>
+          <w:sz w:val="28"/>
+          <w:szCs w:val="28"/>
+          <w:rtl/>
+        </w:rPr>
+        <w:t>\</w:t>
+      </w:r>
+    </w:p>
+    <w:p>
+      <w:pPr>
+        <w:bidi/>
+        <w:rPr>
+          <w:sz w:val="28"/>
+          <w:szCs w:val="28"/>
+          <w:rtl/>
+        </w:rPr>
+      </w:pPr>
+    </w:p>
+    <w:p>
+      <w:pPr>
+        <w:bidi/>
+        <w:rPr>
+          <w:sz w:val="28"/>
+          <w:szCs w:val="28"/>
+          <w:rtl/>
+        </w:rPr>
+      </w:pPr>
+      <w:r>
+        <w:rPr>
+          <w:rFonts w:hint="cs"/>
+          <w:sz w:val="28"/>
+          <w:szCs w:val="28"/>
+          <w:rtl/>
+        </w:rPr>
+        <w:t xml:space="preserve">4 גרפים לינאריים לחישוב </w:t>
+      </w:r>
+      <w:r>
+        <w:rPr>
+          <w:sz w:val="28"/>
+          <w:szCs w:val="28"/>
+        </w:rPr>
+        <w:t xml:space="preserve">g </w:t>
+      </w:r>
+      <w:r>
+        <w:rPr>
+          <w:rFonts w:hint="cs"/>
+          <w:sz w:val="28"/>
+          <w:szCs w:val="28"/>
+          <w:rtl/>
+        </w:rPr>
+        <w:t xml:space="preserve"> = 4 חישובי שגיאה יחסית לחישוב </w:t>
+      </w:r>
+      <w:r>
+        <w:rPr>
+          <w:sz w:val="28"/>
+          <w:szCs w:val="28"/>
+        </w:rPr>
+        <w:t>g</w:t>
+      </w:r>
+    </w:p>
+    <w:p>
+      <w:pPr>
+        <w:bidi/>
+        <w:rPr>
+          <w:sz w:val="28"/>
+          <w:szCs w:val="28"/>
+        </w:rPr>
+      </w:pPr>
+    </w:p>
+    <w:p>
+      <w:pPr>
+        <w:bidi/>
+        <w:rPr>
           <w:sz w:val="28"/>
           <w:szCs w:val="28"/>
           <w:rtl/>
@@ -320,6 +2244,127 @@
     </w:sectPr>
   </w:body>
 </w:document>
+</file>
+
+<file path=word/numbering.xml><?xml version="1.0" encoding="utf-8"?>
+<w:numbering xmlns:wpc="http://schemas.microsoft.com/office/word/2010/wordprocessingCanvas" xmlns:cx="http://schemas.microsoft.com/office/drawing/2014/chartex" xmlns:cx1="http://schemas.microsoft.com/office/drawing/2015/9/8/chartex" xmlns:cx2="http://schemas.microsoft.com/office/drawing/2015/10/21/chartex" xmlns:cx3="http://schemas.microsoft.com/office/drawing/2016/5/9/chartex" xmlns:cx4="http://schemas.microsoft.com/office/drawing/2016/5/10/chartex" xmlns:cx5="http://schemas.microsoft.com/office/drawing/2016/5/11/chartex" xmlns:cx6="http://schemas.microsoft.com/office/drawing/2016/5/12/chartex" xmlns:cx7="http://schemas.microsoft.com/office/drawing/2016/5/13/chartex" xmlns:cx8="http://schemas.microsoft.com/office/drawing/2016/5/14/chartex" xmlns:mc="http://schemas.openxmlformats.org/markup-compatibility/2006" xmlns:aink="http://schemas.microsoft.com/office/drawing/2016/ink" xmlns:am3d="http://schemas.microsoft.com/office/drawing/2017/model3d" xmlns:o="urn:schemas-microsoft-com:office:office" xmlns:r="http://schemas.openxmlformats.org/officeDocument/2006/relationships" xmlns:m="http://schemas.openxmlformats.org/officeDocument/2006/math" xmlns:v="urn:schemas-microsoft-com:vml" xmlns:wp14="http://schemas.microsoft.com/office/word/2010/wordprocessingDrawing" xmlns:wp="http://schemas.openxmlformats.org/drawingml/2006/wordprocessingDrawing" xmlns:w10="urn:schemas-microsoft-com:office:word" xmlns:w="http://schemas.openxmlformats.org/wordprocessingml/2006/main" xmlns:w14="http://schemas.microsoft.com/office/word/2010/wordml" xmlns:w15="http://schemas.microsoft.com/office/word/2012/wordml" xmlns:w16cid="http://schemas.microsoft.com/office/word/2016/wordml/cid" xmlns:w16se="http://schemas.microsoft.com/office/word/2015/wordml/symex" xmlns:wpg="http://schemas.microsoft.com/office/word/2010/wordprocessingGroup" xmlns:wpi="http://schemas.microsoft.com/office/word/2010/wordprocessingInk" xmlns:wne="http://schemas.microsoft.com/office/word/2006/wordml" xmlns:wps="http://schemas.microsoft.com/office/word/2010/wordprocessingShape" mc:Ignorable="w14 w15 w16se w16cid wp14">
+  <w:abstractNum w:abstractNumId="0" w15:restartNumberingAfterBreak="0">
+    <w:nsid w:val="5D6B167B"/>
+    <w:multiLevelType w:val="hybridMultilevel"/>
+    <w:tmpl w:val="25323934"/>
+    <w:lvl w:ilvl="0" w:tplc="04090001">
+      <w:start w:val="1"/>
+      <w:numFmt w:val="bullet"/>
+      <w:lvlText w:val=""/>
+      <w:lvlJc w:val="left"/>
+      <w:pPr>
+        <w:ind w:left="720" w:hanging="360"/>
+      </w:pPr>
+      <w:rPr>
+        <w:rFonts w:ascii="Symbol" w:hAnsi="Symbol" w:hint="default"/>
+      </w:rPr>
+    </w:lvl>
+    <w:lvl w:ilvl="1" w:tplc="04090003" w:tentative="1">
+      <w:start w:val="1"/>
+      <w:numFmt w:val="bullet"/>
+      <w:lvlText w:val="o"/>
+      <w:lvlJc w:val="left"/>
+      <w:pPr>
+        <w:ind w:left="1440" w:hanging="360"/>
+      </w:pPr>
+      <w:rPr>
+        <w:rFonts w:ascii="Courier New" w:hAnsi="Courier New" w:cs="Courier New" w:hint="default"/>
+      </w:rPr>
+    </w:lvl>
+    <w:lvl w:ilvl="2" w:tplc="04090005" w:tentative="1">
+      <w:start w:val="1"/>
+      <w:numFmt w:val="bullet"/>
+      <w:lvlText w:val=""/>
+      <w:lvlJc w:val="left"/>
+      <w:pPr>
+        <w:ind w:left="2160" w:hanging="360"/>
+      </w:pPr>
+      <w:rPr>
+        <w:rFonts w:ascii="Wingdings" w:hAnsi="Wingdings" w:hint="default"/>
+      </w:rPr>
+    </w:lvl>
+    <w:lvl w:ilvl="3" w:tplc="04090001" w:tentative="1">
+      <w:start w:val="1"/>
+      <w:numFmt w:val="bullet"/>
+      <w:lvlText w:val=""/>
+      <w:lvlJc w:val="left"/>
+      <w:pPr>
+        <w:ind w:left="2880" w:hanging="360"/>
+      </w:pPr>
+      <w:rPr>
+        <w:rFonts w:ascii="Symbol" w:hAnsi="Symbol" w:hint="default"/>
+      </w:rPr>
+    </w:lvl>
+    <w:lvl w:ilvl="4" w:tplc="04090003" w:tentative="1">
+      <w:start w:val="1"/>
+      <w:numFmt w:val="bullet"/>
+      <w:lvlText w:val="o"/>
+      <w:lvlJc w:val="left"/>
+      <w:pPr>
+        <w:ind w:left="3600" w:hanging="360"/>
+      </w:pPr>
+      <w:rPr>
+        <w:rFonts w:ascii="Courier New" w:hAnsi="Courier New" w:cs="Courier New" w:hint="default"/>
+      </w:rPr>
+    </w:lvl>
+    <w:lvl w:ilvl="5" w:tplc="04090005" w:tentative="1">
+      <w:start w:val="1"/>
+      <w:numFmt w:val="bullet"/>
+      <w:lvlText w:val=""/>
+      <w:lvlJc w:val="left"/>
+      <w:pPr>
+        <w:ind w:left="4320" w:hanging="360"/>
+      </w:pPr>
+      <w:rPr>
+        <w:rFonts w:ascii="Wingdings" w:hAnsi="Wingdings" w:hint="default"/>
+      </w:rPr>
+    </w:lvl>
+    <w:lvl w:ilvl="6" w:tplc="04090001" w:tentative="1">
+      <w:start w:val="1"/>
+      <w:numFmt w:val="bullet"/>
+      <w:lvlText w:val=""/>
+      <w:lvlJc w:val="left"/>
+      <w:pPr>
+        <w:ind w:left="5040" w:hanging="360"/>
+      </w:pPr>
+      <w:rPr>
+        <w:rFonts w:ascii="Symbol" w:hAnsi="Symbol" w:hint="default"/>
+      </w:rPr>
+    </w:lvl>
+    <w:lvl w:ilvl="7" w:tplc="04090003" w:tentative="1">
+      <w:start w:val="1"/>
+      <w:numFmt w:val="bullet"/>
+      <w:lvlText w:val="o"/>
+      <w:lvlJc w:val="left"/>
+      <w:pPr>
+        <w:ind w:left="5760" w:hanging="360"/>
+      </w:pPr>
+      <w:rPr>
+        <w:rFonts w:ascii="Courier New" w:hAnsi="Courier New" w:cs="Courier New" w:hint="default"/>
+      </w:rPr>
+    </w:lvl>
+    <w:lvl w:ilvl="8" w:tplc="04090005" w:tentative="1">
+      <w:start w:val="1"/>
+      <w:numFmt w:val="bullet"/>
+      <w:lvlText w:val=""/>
+      <w:lvlJc w:val="left"/>
+      <w:pPr>
+        <w:ind w:left="6480" w:hanging="360"/>
+      </w:pPr>
+      <w:rPr>
+        <w:rFonts w:ascii="Wingdings" w:hAnsi="Wingdings" w:hint="default"/>
+      </w:rPr>
+    </w:lvl>
+  </w:abstractNum>
+  <w:num w:numId="1">
+    <w:abstractNumId w:val="0"/>
+  </w:num>
+</w:numbering>
 </file>
 
 <file path=word/styles.xml><?xml version="1.0" encoding="utf-8"?>
@@ -757,6 +2802,70 @@
       <w:color w:val="808080"/>
     </w:rPr>
   </w:style>
+  <w:style w:type="paragraph" w:styleId="BalloonText">
+    <w:name w:val="Balloon Text"/>
+    <w:basedOn w:val="Normal"/>
+    <w:link w:val="BalloonTextChar"/>
+    <w:uiPriority w:val="99"/>
+    <w:semiHidden/>
+    <w:unhideWhenUsed/>
+    <w:rsid w:val="003D1A02"/>
+    <w:pPr>
+      <w:spacing w:after="0" w:line="240" w:lineRule="auto"/>
+    </w:pPr>
+    <w:rPr>
+      <w:rFonts w:ascii="Segoe UI" w:hAnsi="Segoe UI" w:cs="Segoe UI"/>
+      <w:sz w:val="18"/>
+      <w:szCs w:val="18"/>
+    </w:rPr>
+  </w:style>
+  <w:style w:type="character" w:customStyle="1" w:styleId="BalloonTextChar">
+    <w:name w:val="Balloon Text Char"/>
+    <w:basedOn w:val="DefaultParagraphFont"/>
+    <w:link w:val="BalloonText"/>
+    <w:uiPriority w:val="99"/>
+    <w:semiHidden/>
+    <w:rsid w:val="003D1A02"/>
+    <w:rPr>
+      <w:rFonts w:ascii="Segoe UI" w:hAnsi="Segoe UI" w:cs="Segoe UI"/>
+      <w:sz w:val="18"/>
+      <w:szCs w:val="18"/>
+    </w:rPr>
+  </w:style>
+  <w:style w:type="character" w:styleId="Hyperlink">
+    <w:name w:val="Hyperlink"/>
+    <w:basedOn w:val="DefaultParagraphFont"/>
+    <w:uiPriority w:val="99"/>
+    <w:unhideWhenUsed/>
+    <w:rsid w:val="00497419"/>
+    <w:rPr>
+      <w:color w:val="0563C1" w:themeColor="hyperlink"/>
+      <w:u w:val="single"/>
+    </w:rPr>
+  </w:style>
+  <w:style w:type="character" w:styleId="UnresolvedMention">
+    <w:name w:val="Unresolved Mention"/>
+    <w:basedOn w:val="DefaultParagraphFont"/>
+    <w:uiPriority w:val="99"/>
+    <w:semiHidden/>
+    <w:unhideWhenUsed/>
+    <w:rsid w:val="00497419"/>
+    <w:rPr>
+      <w:color w:val="605E5C"/>
+      <w:shd w:val="clear" w:color="auto" w:fill="E1DFDD"/>
+    </w:rPr>
+  </w:style>
+  <w:style w:type="paragraph" w:styleId="ListParagraph">
+    <w:name w:val="List Paragraph"/>
+    <w:basedOn w:val="Normal"/>
+    <w:uiPriority w:val="34"/>
+    <w:qFormat/>
+    <w:rsid w:val="005C3C80"/>
+    <w:pPr>
+      <w:ind w:left="720"/>
+      <w:contextualSpacing/>
+    </w:pPr>
+  </w:style>
 </w:styles>
 </file>
 

--- a/דוח מעבדה נפילת גופים.docx
+++ b/דוח מעבדה נפילת גופים.docx
@@ -1936,303 +1936,6 @@
       <w:pPr>
         <w:bidi/>
         <w:rPr>
-          <w:sz w:val="28"/>
-          <w:szCs w:val="28"/>
-          <w:rtl/>
-        </w:rPr>
-      </w:pPr>
-    </w:p>
-    <w:p>
-      <w:pPr>
-        <w:bidi/>
-        <w:rPr>
-          <w:sz w:val="28"/>
-          <w:szCs w:val="28"/>
-          <w:rtl/>
-        </w:rPr>
-      </w:pPr>
-    </w:p>
-    <w:p>
-      <w:pPr>
-        <w:bidi/>
-        <w:rPr>
-          <w:sz w:val="28"/>
-          <w:szCs w:val="28"/>
-          <w:rtl/>
-        </w:rPr>
-      </w:pPr>
-      <w:r>
-        <w:rPr>
-          <w:rFonts w:hint="cs"/>
-          <w:sz w:val="28"/>
-          <w:szCs w:val="28"/>
-          <w:rtl/>
-        </w:rPr>
-        <w:t xml:space="preserve">מהלך הניסוי: רשם זמן </w:t>
-      </w:r>
-      <w:r>
-        <w:rPr>
-          <w:sz w:val="28"/>
-          <w:szCs w:val="28"/>
-          <w:rtl/>
-        </w:rPr>
-        <w:t>–</w:t>
-      </w:r>
-      <w:r>
-        <w:rPr>
-          <w:rFonts w:hint="cs"/>
-          <w:sz w:val="28"/>
-          <w:szCs w:val="28"/>
-          <w:rtl/>
-        </w:rPr>
-        <w:t xml:space="preserve"> </w:t>
-      </w:r>
-      <w:r>
-        <w:rPr>
-          <w:sz w:val="28"/>
-          <w:szCs w:val="28"/>
-        </w:rPr>
-        <w:t>v</w:t>
-      </w:r>
-      <w:r>
-        <w:rPr>
-          <w:rFonts w:hint="cs"/>
-          <w:sz w:val="28"/>
-          <w:szCs w:val="28"/>
-          <w:rtl/>
-        </w:rPr>
-        <w:t>6.3 זרם חילופין</w:t>
-      </w:r>
-    </w:p>
-    <w:p>
-      <w:pPr>
-        <w:bidi/>
-        <w:rPr>
-          <w:sz w:val="28"/>
-          <w:szCs w:val="28"/>
-          <w:rtl/>
-        </w:rPr>
-      </w:pPr>
-      <w:r>
-        <w:rPr>
-          <w:rFonts w:hint="cs"/>
-          <w:sz w:val="28"/>
-          <w:szCs w:val="28"/>
-          <w:rtl/>
-        </w:rPr>
-        <w:t xml:space="preserve">מרווח הזמן בין 2 נקודות </w:t>
-      </w:r>
-      <w:r>
-        <w:rPr>
-          <w:sz w:val="28"/>
-          <w:szCs w:val="28"/>
-          <w:rtl/>
-        </w:rPr>
-        <w:t>–</w:t>
-      </w:r>
-      <w:r>
-        <w:rPr>
-          <w:rFonts w:hint="cs"/>
-          <w:sz w:val="28"/>
-          <w:szCs w:val="28"/>
-          <w:rtl/>
-        </w:rPr>
-        <w:t xml:space="preserve"> </w:t>
-      </w:r>
-      <w:r>
-        <w:rPr>
-          <w:sz w:val="28"/>
-          <w:szCs w:val="28"/>
-        </w:rPr>
-        <w:t>s</w:t>
-      </w:r>
-      <w:r>
-        <w:rPr>
-          <w:rFonts w:hint="cs"/>
-          <w:sz w:val="28"/>
-          <w:szCs w:val="28"/>
-          <w:rtl/>
-        </w:rPr>
-        <w:t>0.02</w:t>
-      </w:r>
-      <w:r>
-        <w:rPr>
-          <w:rFonts w:hint="cs"/>
-          <w:sz w:val="28"/>
-          <w:szCs w:val="28"/>
-          <w:rtl/>
-        </w:rPr>
-        <w:t>\</w:t>
-      </w:r>
-    </w:p>
-    <w:p>
-      <w:pPr>
-        <w:bidi/>
-        <w:rPr>
-          <w:sz w:val="28"/>
-          <w:szCs w:val="28"/>
-          <w:rtl/>
-        </w:rPr>
-      </w:pPr>
-    </w:p>
-    <w:p>
-      <w:pPr>
-        <w:bidi/>
-        <w:rPr>
-          <w:sz w:val="28"/>
-          <w:szCs w:val="28"/>
-          <w:rtl/>
-        </w:rPr>
-      </w:pPr>
-      <w:r>
-        <w:rPr>
-          <w:rFonts w:hint="cs"/>
-          <w:sz w:val="28"/>
-          <w:szCs w:val="28"/>
-          <w:rtl/>
-        </w:rPr>
-        <w:t xml:space="preserve">4 גרפים לינאריים לחישוב </w:t>
-      </w:r>
-      <w:r>
-        <w:rPr>
-          <w:sz w:val="28"/>
-          <w:szCs w:val="28"/>
-        </w:rPr>
-        <w:t xml:space="preserve">g </w:t>
-      </w:r>
-      <w:r>
-        <w:rPr>
-          <w:rFonts w:hint="cs"/>
-          <w:sz w:val="28"/>
-          <w:szCs w:val="28"/>
-          <w:rtl/>
-        </w:rPr>
-        <w:t xml:space="preserve"> = 4 חישובי שגיאה יחסית לחישוב </w:t>
-      </w:r>
-      <w:r>
-        <w:rPr>
-          <w:sz w:val="28"/>
-          <w:szCs w:val="28"/>
-        </w:rPr>
-        <w:t>g</w:t>
-      </w:r>
-    </w:p>
-    <w:p>
-      <w:pPr>
-        <w:bidi/>
-        <w:rPr>
-          <w:sz w:val="28"/>
-          <w:szCs w:val="28"/>
-        </w:rPr>
-      </w:pPr>
-    </w:p>
-    <w:p>
-      <w:pPr>
-        <w:bidi/>
-        <w:rPr>
-          <w:sz w:val="28"/>
-          <w:szCs w:val="28"/>
-          <w:rtl/>
-        </w:rPr>
-      </w:pPr>
-      <w:r>
-        <w:rPr>
-          <w:rFonts w:hint="cs"/>
-          <w:sz w:val="28"/>
-          <w:szCs w:val="28"/>
-          <w:rtl/>
-        </w:rPr>
-        <w:t>החוק השני של ניוטון:  מסה יותר גדולה משמע שגיאה יחסית יותר קטנה</w:t>
-      </w:r>
-    </w:p>
-    <w:p>
-      <w:pPr>
-        <w:bidi/>
-        <w:rPr>
-          <w:rFonts w:eastAsiaTheme="minorEastAsia"/>
-          <w:sz w:val="28"/>
-          <w:szCs w:val="28"/>
-        </w:rPr>
-      </w:pPr>
-      <m:oMathPara>
-        <m:oMath>
-          <m:r>
-            <w:rPr>
-              <w:rFonts w:ascii="Cambria Math" w:hAnsi="Cambria Math"/>
-              <w:sz w:val="28"/>
-              <w:szCs w:val="28"/>
-            </w:rPr>
-            <m:t>a=g-</m:t>
-          </m:r>
-          <m:f>
-            <m:fPr>
-              <m:ctrlPr>
-                <w:rPr>
-                  <w:rFonts w:ascii="Cambria Math" w:hAnsi="Cambria Math"/>
-                  <w:i/>
-                  <w:sz w:val="28"/>
-                  <w:szCs w:val="28"/>
-                </w:rPr>
-              </m:ctrlPr>
-            </m:fPr>
-            <m:num>
-              <m:r>
-                <w:rPr>
-                  <w:rFonts w:ascii="Cambria Math" w:hAnsi="Cambria Math"/>
-                  <w:sz w:val="28"/>
-                  <w:szCs w:val="28"/>
-                </w:rPr>
-                <m:t>f</m:t>
-              </m:r>
-            </m:num>
-            <m:den>
-              <m:r>
-                <w:rPr>
-                  <w:rFonts w:ascii="Cambria Math" w:hAnsi="Cambria Math"/>
-                  <w:sz w:val="28"/>
-                  <w:szCs w:val="28"/>
-                </w:rPr>
-                <m:t>m</m:t>
-              </m:r>
-            </m:den>
-          </m:f>
-        </m:oMath>
-      </m:oMathPara>
-    </w:p>
-    <w:p>
-      <w:pPr>
-        <w:bidi/>
-        <w:rPr>
-          <w:rFonts w:eastAsiaTheme="minorEastAsia"/>
-          <w:sz w:val="28"/>
-          <w:szCs w:val="28"/>
-        </w:rPr>
-      </w:pPr>
-    </w:p>
-    <w:p>
-      <w:pPr>
-        <w:bidi/>
-        <w:rPr>
-          <w:rFonts w:eastAsiaTheme="minorEastAsia"/>
-          <w:sz w:val="28"/>
-          <w:szCs w:val="28"/>
-        </w:rPr>
-      </w:pPr>
-    </w:p>
-    <w:p>
-      <w:pPr>
-        <w:bidi/>
-        <w:rPr>
-          <w:rFonts w:eastAsiaTheme="minorEastAsia"/>
-          <w:sz w:val="28"/>
-          <w:szCs w:val="28"/>
-        </w:rPr>
-      </w:pPr>
-    </w:p>
-    <w:p>
-      <w:pPr>
-        <w:bidi/>
-        <w:rPr>
           <w:rFonts w:eastAsiaTheme="minorEastAsia"/>
           <w:sz w:val="28"/>
           <w:szCs w:val="28"/>
@@ -2271,7 +1974,6 @@
           <w:u w:val="single"/>
           <w:rtl/>
         </w:rPr>
-        <w:lastRenderedPageBreak/>
         <w:t>רשימת הציוד:</w:t>
       </w:r>
     </w:p>
@@ -2491,6 +2193,42 @@
           <w:rtl/>
         </w:rPr>
       </w:pPr>
+    </w:p>
+    <w:p>
+      <w:pPr>
+        <w:bidi/>
+        <w:rPr>
+          <w:b/>
+          <w:bCs/>
+          <w:sz w:val="28"/>
+          <w:szCs w:val="28"/>
+          <w:rtl/>
+        </w:rPr>
+      </w:pPr>
+    </w:p>
+    <w:p>
+      <w:pPr>
+        <w:bidi/>
+        <w:rPr>
+          <w:b/>
+          <w:bCs/>
+          <w:sz w:val="28"/>
+          <w:szCs w:val="28"/>
+          <w:rtl/>
+        </w:rPr>
+      </w:pPr>
+    </w:p>
+    <w:p>
+      <w:pPr>
+        <w:bidi/>
+        <w:rPr>
+          <w:b/>
+          <w:bCs/>
+          <w:sz w:val="28"/>
+          <w:szCs w:val="28"/>
+          <w:rtl/>
+        </w:rPr>
+      </w:pPr>
       <w:r>
         <w:rPr>
           <w:rFonts w:hint="cs"/>
@@ -2500,6 +2238,7 @@
           <w:szCs w:val="28"/>
           <w:rtl/>
         </w:rPr>
+        <w:lastRenderedPageBreak/>
         <w:t>מהלך הניסוי:</w:t>
       </w:r>
     </w:p>
@@ -5048,7 +4787,7 @@
           <v:shape id="_x0000_i1025" type="#_x0000_t75" style="width:66pt;height:12pt" o:ole="">
             <v:imagedata r:id="rId8" o:title=""/>
           </v:shape>
-          <o:OLEObject Type="Embed" ProgID="Equation.3" ShapeID="_x0000_i1025" DrawAspect="Content" ObjectID="_1637939747" r:id="rId9"/>
+          <o:OLEObject Type="Embed" ProgID="Equation.3" ShapeID="_x0000_i1025" DrawAspect="Content" ObjectID="_1638038562" r:id="rId9"/>
         </w:object>
       </w:r>
       <w:r>
@@ -5713,7 +5452,6 @@
           <w:rFonts w:cs="Arial" w:hint="cs"/>
           <w:rtl/>
         </w:rPr>
-        <w:lastRenderedPageBreak/>
         <w:t xml:space="preserve">3. </w:t>
       </w:r>
       <w:r>
@@ -6957,6 +6695,7 @@
           <w:rFonts w:hint="cs"/>
           <w:rtl/>
         </w:rPr>
+        <w:lastRenderedPageBreak/>
         <w:t>חשב מהגרפים את תאוצת הגופים והשווה אותה לערך הספרותי של תאוצת הנפילה באמצעות חישוב שגיאה יחסית.</w:t>
       </w:r>
     </w:p>
@@ -6986,7 +6725,17 @@
       <w:pPr>
         <w:bidi/>
         <w:rPr>
-          <w:rFonts w:hint="cs"/>
+          <w:sz w:val="28"/>
+          <w:szCs w:val="28"/>
+          <w:u w:val="single"/>
+          <w:rtl/>
+        </w:rPr>
+      </w:pPr>
+    </w:p>
+    <w:p>
+      <w:pPr>
+        <w:bidi/>
+        <w:rPr>
           <w:sz w:val="28"/>
           <w:szCs w:val="28"/>
           <w:u w:val="single"/>
@@ -9414,48 +9163,6 @@
         <w:bidi/>
         <w:rPr>
           <w:rFonts w:eastAsiaTheme="minorEastAsia"/>
-          <w:sz w:val="32"/>
-          <w:szCs w:val="32"/>
-        </w:rPr>
-      </w:pPr>
-    </w:p>
-    <w:p>
-      <w:pPr>
-        <w:bidi/>
-        <w:rPr>
-          <w:rFonts w:eastAsiaTheme="minorEastAsia"/>
-          <w:sz w:val="32"/>
-          <w:szCs w:val="32"/>
-        </w:rPr>
-      </w:pPr>
-    </w:p>
-    <w:p>
-      <w:pPr>
-        <w:bidi/>
-        <w:rPr>
-          <w:rFonts w:eastAsiaTheme="minorEastAsia"/>
-          <w:sz w:val="32"/>
-          <w:szCs w:val="32"/>
-          <w:rtl/>
-        </w:rPr>
-      </w:pPr>
-    </w:p>
-    <w:p>
-      <w:pPr>
-        <w:bidi/>
-        <w:rPr>
-          <w:rFonts w:eastAsiaTheme="minorEastAsia"/>
-          <w:sz w:val="32"/>
-          <w:szCs w:val="32"/>
-          <w:rtl/>
-        </w:rPr>
-      </w:pPr>
-    </w:p>
-    <w:p>
-      <w:pPr>
-        <w:bidi/>
-        <w:rPr>
-          <w:rFonts w:eastAsiaTheme="minorEastAsia"/>
           <w:i/>
           <w:iCs/>
           <w:sz w:val="28"/>
@@ -9474,7 +9181,6 @@
           <w:u w:val="single"/>
           <w:rtl/>
         </w:rPr>
-        <w:lastRenderedPageBreak/>
         <w:t>ברזל:</w:t>
       </w:r>
     </w:p>
@@ -9526,6 +9232,7 @@
         <w:rPr>
           <w:noProof/>
         </w:rPr>
+        <w:lastRenderedPageBreak/>
         <w:drawing>
           <wp:inline distT="0" distB="0" distL="0" distR="0" wp14:anchorId="76987973" wp14:editId="52781ED9">
             <wp:extent cx="4572000" cy="2743200"/>
@@ -9563,55 +9270,26 @@
         <w:bidi/>
         <w:rPr>
           <w:rFonts w:eastAsiaTheme="minorEastAsia"/>
-          <w:sz w:val="32"/>
-          <w:szCs w:val="32"/>
+          <w:i/>
+          <w:iCs/>
+          <w:sz w:val="28"/>
+          <w:szCs w:val="28"/>
+          <w:u w:val="single"/>
           <w:rtl/>
         </w:rPr>
       </w:pPr>
-    </w:p>
-    <w:p>
-      <w:pPr>
-        <w:bidi/>
-        <w:rPr>
-          <w:rFonts w:eastAsiaTheme="minorEastAsia"/>
-          <w:sz w:val="32"/>
-          <w:szCs w:val="32"/>
-          <w:rtl/>
-        </w:rPr>
-      </w:pPr>
-    </w:p>
-    <w:p>
-      <w:pPr>
-        <w:bidi/>
-        <w:rPr>
-          <w:rFonts w:eastAsiaTheme="minorEastAsia"/>
-          <w:sz w:val="32"/>
-          <w:szCs w:val="32"/>
-          <w:rtl/>
-        </w:rPr>
-      </w:pPr>
-    </w:p>
-    <w:p>
-      <w:pPr>
-        <w:bidi/>
-        <w:rPr>
-          <w:rFonts w:eastAsiaTheme="minorEastAsia"/>
-          <w:sz w:val="32"/>
-          <w:szCs w:val="32"/>
-          <w:rtl/>
-        </w:rPr>
-      </w:pPr>
-    </w:p>
-    <w:p>
-      <w:pPr>
-        <w:bidi/>
-        <w:rPr>
-          <w:rFonts w:eastAsiaTheme="minorEastAsia"/>
-          <w:sz w:val="32"/>
-          <w:szCs w:val="32"/>
-          <w:rtl/>
-        </w:rPr>
-      </w:pPr>
+      <w:r>
+        <w:rPr>
+          <w:rFonts w:eastAsiaTheme="minorEastAsia" w:hint="cs"/>
+          <w:i/>
+          <w:iCs/>
+          <w:sz w:val="28"/>
+          <w:szCs w:val="28"/>
+          <w:u w:val="single"/>
+          <w:rtl/>
+        </w:rPr>
+        <w:t>אלומיניום:</w:t>
+      </w:r>
     </w:p>
     <w:p>
       <w:pPr>
@@ -9623,37 +9301,8 @@
           <w:sz w:val="28"/>
           <w:szCs w:val="28"/>
           <w:u w:val="single"/>
-          <w:rtl/>
         </w:rPr>
       </w:pPr>
-      <w:r>
-        <w:rPr>
-          <w:rFonts w:eastAsiaTheme="minorEastAsia" w:hint="cs"/>
-          <w:i/>
-          <w:iCs/>
-          <w:sz w:val="28"/>
-          <w:szCs w:val="28"/>
-          <w:u w:val="single"/>
-          <w:rtl/>
-        </w:rPr>
-        <w:lastRenderedPageBreak/>
-        <w:t>אלומיניום:</w:t>
-      </w:r>
-    </w:p>
-    <w:p>
-      <w:pPr>
-        <w:bidi/>
-        <w:rPr>
-          <w:rFonts w:eastAsiaTheme="minorEastAsia"/>
-          <w:i/>
-          <w:iCs/>
-          <w:sz w:val="28"/>
-          <w:szCs w:val="28"/>
-          <w:u w:val="single"/>
-        </w:rPr>
-      </w:pPr>
-      <w:bookmarkStart w:id="0" w:name="_GoBack"/>
-      <w:bookmarkEnd w:id="0"/>
       <w:r>
         <w:rPr>
           <w:noProof/>
@@ -9683,7 +9332,7 @@
       <w:pPr>
         <w:bidi/>
         <w:rPr>
-          <w:rFonts w:eastAsiaTheme="minorEastAsia" w:hint="cs"/>
+          <w:rFonts w:eastAsiaTheme="minorEastAsia"/>
           <w:i/>
           <w:iCs/>
           <w:sz w:val="28"/>
@@ -9692,10 +9341,39 @@
           <w:rtl/>
         </w:rPr>
       </w:pPr>
+    </w:p>
+    <w:p>
+      <w:pPr>
+        <w:bidi/>
+        <w:rPr>
+          <w:rFonts w:eastAsiaTheme="minorEastAsia"/>
+          <w:i/>
+          <w:iCs/>
+          <w:sz w:val="28"/>
+          <w:szCs w:val="28"/>
+          <w:u w:val="single"/>
+          <w:rtl/>
+        </w:rPr>
+      </w:pPr>
+    </w:p>
+    <w:p>
+      <w:pPr>
+        <w:bidi/>
+        <w:rPr>
+          <w:rFonts w:eastAsiaTheme="minorEastAsia"/>
+          <w:i/>
+          <w:iCs/>
+          <w:sz w:val="28"/>
+          <w:szCs w:val="28"/>
+          <w:u w:val="single"/>
+          <w:rtl/>
+        </w:rPr>
+      </w:pPr>
       <w:r>
         <w:rPr>
           <w:noProof/>
         </w:rPr>
+        <w:lastRenderedPageBreak/>
         <w:drawing>
           <wp:inline distT="0" distB="0" distL="0" distR="0" wp14:anchorId="45991D31" wp14:editId="1E01C9C7">
             <wp:extent cx="4572000" cy="2743200"/>
@@ -9717,6 +9395,2109 @@
         </w:drawing>
       </w:r>
     </w:p>
+    <w:p>
+      <w:pPr>
+        <w:bidi/>
+        <w:rPr>
+          <w:rFonts w:eastAsiaTheme="minorEastAsia"/>
+          <w:sz w:val="28"/>
+          <w:szCs w:val="28"/>
+          <w:u w:val="single"/>
+          <w:rtl/>
+        </w:rPr>
+      </w:pPr>
+      <w:r>
+        <w:rPr>
+          <w:rFonts w:eastAsiaTheme="minorEastAsia" w:hint="cs"/>
+          <w:sz w:val="28"/>
+          <w:szCs w:val="28"/>
+          <w:u w:val="single"/>
+          <w:rtl/>
+        </w:rPr>
+        <w:t>ניתוח הגרפים:</w:t>
+      </w:r>
+    </w:p>
+    <w:p>
+      <w:pPr>
+        <w:bidi/>
+        <w:rPr>
+          <w:rFonts w:eastAsiaTheme="minorEastAsia"/>
+          <w:sz w:val="24"/>
+          <w:szCs w:val="24"/>
+          <w:rtl/>
+        </w:rPr>
+      </w:pPr>
+      <w:r>
+        <w:rPr>
+          <w:rFonts w:eastAsiaTheme="minorEastAsia" w:hint="cs"/>
+          <w:sz w:val="24"/>
+          <w:szCs w:val="24"/>
+          <w:rtl/>
+        </w:rPr>
+        <w:t>בגרפים הנ"ל של מהירות כפונקציה של הזמן</w:t>
+      </w:r>
+      <w:r>
+        <w:rPr>
+          <w:rFonts w:eastAsiaTheme="minorEastAsia" w:hint="cs"/>
+          <w:sz w:val="24"/>
+          <w:szCs w:val="24"/>
+          <w:rtl/>
+        </w:rPr>
+        <w:t xml:space="preserve"> (</w:t>
+      </w:r>
+      <w:r>
+        <w:rPr>
+          <w:rFonts w:eastAsiaTheme="minorEastAsia"/>
+          <w:sz w:val="24"/>
+          <w:szCs w:val="24"/>
+        </w:rPr>
+        <w:t>V(t)</w:t>
+      </w:r>
+      <w:r>
+        <w:rPr>
+          <w:rFonts w:eastAsiaTheme="minorEastAsia" w:hint="cs"/>
+          <w:sz w:val="24"/>
+          <w:szCs w:val="24"/>
+          <w:rtl/>
+        </w:rPr>
+        <w:t>), השתמשנו בנ</w:t>
+      </w:r>
+      <w:r>
+        <w:rPr>
+          <w:rFonts w:eastAsiaTheme="minorEastAsia" w:hint="cs"/>
+          <w:sz w:val="24"/>
+          <w:szCs w:val="24"/>
+          <w:rtl/>
+        </w:rPr>
+        <w:t>וסחת הקינמטיקה:</w:t>
+      </w:r>
+    </w:p>
+    <w:p>
+      <w:pPr>
+        <w:bidi/>
+        <w:rPr>
+          <w:rFonts w:eastAsiaTheme="minorEastAsia"/>
+          <w:sz w:val="24"/>
+          <w:szCs w:val="24"/>
+        </w:rPr>
+      </w:pPr>
+      <m:oMathPara>
+        <m:oMath>
+          <m:acc>
+            <m:accPr>
+              <m:chr m:val="⃗"/>
+              <m:ctrlPr>
+                <w:rPr>
+                  <w:rFonts w:ascii="Cambria Math" w:eastAsiaTheme="minorEastAsia" w:hAnsi="Cambria Math"/>
+                  <w:i/>
+                  <w:sz w:val="24"/>
+                  <w:szCs w:val="24"/>
+                </w:rPr>
+              </m:ctrlPr>
+            </m:accPr>
+            <m:e>
+              <m:r>
+                <w:rPr>
+                  <w:rFonts w:ascii="Cambria Math" w:eastAsiaTheme="minorEastAsia" w:hAnsi="Cambria Math"/>
+                  <w:sz w:val="24"/>
+                  <w:szCs w:val="24"/>
+                </w:rPr>
+                <m:t>V</m:t>
+              </m:r>
+            </m:e>
+          </m:acc>
+          <m:r>
+            <w:rPr>
+              <w:rFonts w:ascii="Cambria Math" w:eastAsiaTheme="minorEastAsia" w:hAnsi="Cambria Math"/>
+              <w:sz w:val="24"/>
+              <w:szCs w:val="24"/>
+            </w:rPr>
+            <m:t>=</m:t>
+          </m:r>
+          <m:sSub>
+            <m:sSubPr>
+              <m:ctrlPr>
+                <w:rPr>
+                  <w:rFonts w:ascii="Cambria Math" w:eastAsiaTheme="minorEastAsia" w:hAnsi="Cambria Math"/>
+                  <w:i/>
+                  <w:sz w:val="24"/>
+                  <w:szCs w:val="24"/>
+                </w:rPr>
+              </m:ctrlPr>
+            </m:sSubPr>
+            <m:e>
+              <m:acc>
+                <m:accPr>
+                  <m:chr m:val="⃗"/>
+                  <m:ctrlPr>
+                    <w:rPr>
+                      <w:rFonts w:ascii="Cambria Math" w:eastAsiaTheme="minorEastAsia" w:hAnsi="Cambria Math"/>
+                      <w:i/>
+                      <w:sz w:val="24"/>
+                      <w:szCs w:val="24"/>
+                    </w:rPr>
+                  </m:ctrlPr>
+                </m:accPr>
+                <m:e>
+                  <m:r>
+                    <w:rPr>
+                      <w:rFonts w:ascii="Cambria Math" w:eastAsiaTheme="minorEastAsia" w:hAnsi="Cambria Math"/>
+                      <w:sz w:val="24"/>
+                      <w:szCs w:val="24"/>
+                    </w:rPr>
+                    <m:t>V</m:t>
+                  </m:r>
+                </m:e>
+              </m:acc>
+            </m:e>
+            <m:sub>
+              <m:r>
+                <w:rPr>
+                  <w:rFonts w:ascii="Cambria Math" w:eastAsiaTheme="minorEastAsia" w:hAnsi="Cambria Math"/>
+                  <w:sz w:val="24"/>
+                  <w:szCs w:val="24"/>
+                </w:rPr>
+                <m:t>0</m:t>
+              </m:r>
+            </m:sub>
+          </m:sSub>
+          <m:r>
+            <w:rPr>
+              <w:rFonts w:ascii="Cambria Math" w:eastAsiaTheme="minorEastAsia" w:hAnsi="Cambria Math"/>
+              <w:sz w:val="24"/>
+              <w:szCs w:val="24"/>
+            </w:rPr>
+            <m:t xml:space="preserve">+ </m:t>
+          </m:r>
+          <m:acc>
+            <m:accPr>
+              <m:chr m:val="⃗"/>
+              <m:ctrlPr>
+                <w:rPr>
+                  <w:rFonts w:ascii="Cambria Math" w:eastAsiaTheme="minorEastAsia" w:hAnsi="Cambria Math"/>
+                  <w:i/>
+                  <w:sz w:val="24"/>
+                  <w:szCs w:val="24"/>
+                </w:rPr>
+              </m:ctrlPr>
+            </m:accPr>
+            <m:e>
+              <m:r>
+                <w:rPr>
+                  <w:rFonts w:ascii="Cambria Math" w:eastAsiaTheme="minorEastAsia" w:hAnsi="Cambria Math"/>
+                  <w:sz w:val="24"/>
+                  <w:szCs w:val="24"/>
+                </w:rPr>
+                <m:t>g</m:t>
+              </m:r>
+            </m:e>
+          </m:acc>
+          <m:r>
+            <w:rPr>
+              <w:rFonts w:ascii="Cambria Math" w:eastAsiaTheme="minorEastAsia" w:hAnsi="Cambria Math"/>
+              <w:sz w:val="24"/>
+              <w:szCs w:val="24"/>
+            </w:rPr>
+            <m:t>t</m:t>
+          </m:r>
+        </m:oMath>
+      </m:oMathPara>
+    </w:p>
+    <w:p>
+      <w:pPr>
+        <w:bidi/>
+        <w:rPr>
+          <w:rFonts w:eastAsiaTheme="minorEastAsia"/>
+          <w:sz w:val="24"/>
+          <w:szCs w:val="24"/>
+          <w:rtl/>
+        </w:rPr>
+      </w:pPr>
+      <w:r>
+        <w:rPr>
+          <w:rFonts w:eastAsiaTheme="minorEastAsia" w:hint="cs"/>
+          <w:sz w:val="24"/>
+          <w:szCs w:val="24"/>
+          <w:rtl/>
+        </w:rPr>
+        <w:t>נקודות החיתוך עם הצירים:</w:t>
+      </w:r>
+    </w:p>
+    <w:p>
+      <w:pPr>
+        <w:bidi/>
+        <w:rPr>
+          <w:rFonts w:eastAsiaTheme="minorEastAsia"/>
+          <w:sz w:val="24"/>
+          <w:szCs w:val="24"/>
+          <w:rtl/>
+        </w:rPr>
+      </w:pPr>
+      <w:r>
+        <w:rPr>
+          <w:rFonts w:eastAsiaTheme="minorEastAsia" w:hint="cs"/>
+          <w:sz w:val="24"/>
+          <w:szCs w:val="24"/>
+          <w:rtl/>
+        </w:rPr>
+        <w:t xml:space="preserve">ציר המהירות </w:t>
+      </w:r>
+      <w:r>
+        <w:rPr>
+          <w:rFonts w:eastAsiaTheme="minorEastAsia"/>
+          <w:sz w:val="24"/>
+          <w:szCs w:val="24"/>
+          <w:rtl/>
+        </w:rPr>
+        <w:t>–</w:t>
+      </w:r>
+      <w:r>
+        <w:rPr>
+          <w:rFonts w:eastAsiaTheme="minorEastAsia" w:hint="cs"/>
+          <w:sz w:val="24"/>
+          <w:szCs w:val="24"/>
+          <w:rtl/>
+        </w:rPr>
+        <w:t xml:space="preserve"> אין משמעות פיזיקלית</w:t>
+      </w:r>
+    </w:p>
+    <w:p>
+      <w:pPr>
+        <w:bidi/>
+        <w:rPr>
+          <w:rFonts w:eastAsiaTheme="minorEastAsia"/>
+          <w:sz w:val="24"/>
+          <w:szCs w:val="24"/>
+          <w:rtl/>
+        </w:rPr>
+      </w:pPr>
+      <w:r>
+        <w:rPr>
+          <w:rFonts w:eastAsiaTheme="minorEastAsia" w:hint="cs"/>
+          <w:sz w:val="24"/>
+          <w:szCs w:val="24"/>
+          <w:rtl/>
+        </w:rPr>
+        <w:t xml:space="preserve">ציר הזמן </w:t>
+      </w:r>
+      <w:r>
+        <w:rPr>
+          <w:rFonts w:eastAsiaTheme="minorEastAsia"/>
+          <w:sz w:val="24"/>
+          <w:szCs w:val="24"/>
+          <w:rtl/>
+        </w:rPr>
+        <w:t>–</w:t>
+      </w:r>
+      <w:r>
+        <w:rPr>
+          <w:rFonts w:eastAsiaTheme="minorEastAsia" w:hint="cs"/>
+          <w:sz w:val="24"/>
+          <w:szCs w:val="24"/>
+          <w:rtl/>
+        </w:rPr>
+        <w:t xml:space="preserve"> הרגע בו הגוף משנה את כיוון תנועתו (ווקטור המהירות משתנה)</w:t>
+      </w:r>
+    </w:p>
+    <w:p>
+      <w:pPr>
+        <w:bidi/>
+        <w:rPr>
+          <w:rFonts w:eastAsiaTheme="minorEastAsia"/>
+          <w:sz w:val="24"/>
+          <w:szCs w:val="24"/>
+        </w:rPr>
+      </w:pPr>
+      <w:r>
+        <w:rPr>
+          <w:rFonts w:eastAsiaTheme="minorEastAsia" w:hint="cs"/>
+          <w:sz w:val="24"/>
+          <w:szCs w:val="24"/>
+          <w:rtl/>
+        </w:rPr>
+        <w:t xml:space="preserve">שטח מתחת לגרף </w:t>
+      </w:r>
+      <w:r>
+        <w:rPr>
+          <w:rFonts w:eastAsiaTheme="minorEastAsia"/>
+          <w:sz w:val="24"/>
+          <w:szCs w:val="24"/>
+          <w:rtl/>
+        </w:rPr>
+        <w:t>–</w:t>
+      </w:r>
+      <w:r>
+        <w:rPr>
+          <w:rFonts w:eastAsiaTheme="minorEastAsia" w:hint="cs"/>
+          <w:sz w:val="24"/>
+          <w:szCs w:val="24"/>
+          <w:rtl/>
+        </w:rPr>
+        <w:t xml:space="preserve"> השטח מייצג את ההעתק שהגוף ביצע מהנקודה </w:t>
+      </w:r>
+      <w:r>
+        <w:rPr>
+          <w:rFonts w:eastAsiaTheme="minorEastAsia"/>
+          <w:sz w:val="24"/>
+          <w:szCs w:val="24"/>
+        </w:rPr>
+        <w:t>(t=0)</w:t>
+      </w:r>
+    </w:p>
+    <w:p>
+      <w:pPr>
+        <w:bidi/>
+        <w:rPr>
+          <w:rFonts w:eastAsiaTheme="minorEastAsia"/>
+          <w:sz w:val="24"/>
+          <w:szCs w:val="24"/>
+          <w:rtl/>
+        </w:rPr>
+      </w:pPr>
+      <w:r>
+        <w:rPr>
+          <w:rFonts w:eastAsiaTheme="minorEastAsia" w:hint="cs"/>
+          <w:sz w:val="24"/>
+          <w:szCs w:val="24"/>
+          <w:rtl/>
+        </w:rPr>
+        <w:t xml:space="preserve">שיפוע הגרף </w:t>
+      </w:r>
+      <w:r>
+        <w:rPr>
+          <w:rFonts w:eastAsiaTheme="minorEastAsia"/>
+          <w:sz w:val="24"/>
+          <w:szCs w:val="24"/>
+          <w:rtl/>
+        </w:rPr>
+        <w:t>–</w:t>
+      </w:r>
+      <w:r>
+        <w:rPr>
+          <w:rFonts w:eastAsiaTheme="minorEastAsia" w:hint="cs"/>
+          <w:sz w:val="24"/>
+          <w:szCs w:val="24"/>
+          <w:rtl/>
+        </w:rPr>
+        <w:t xml:space="preserve"> מייצג את  </w:t>
+      </w:r>
+      <w:r>
+        <w:rPr>
+          <w:rFonts w:eastAsiaTheme="minorEastAsia"/>
+          <w:sz w:val="24"/>
+          <w:szCs w:val="24"/>
+        </w:rPr>
+        <w:t>g</w:t>
+      </w:r>
+      <w:r>
+        <w:rPr>
+          <w:rFonts w:eastAsiaTheme="minorEastAsia" w:hint="cs"/>
+          <w:sz w:val="24"/>
+          <w:szCs w:val="24"/>
+          <w:rtl/>
+        </w:rPr>
+        <w:t xml:space="preserve"> (תאוצת הכובד)</w:t>
+      </w:r>
+    </w:p>
+    <w:p>
+      <w:pPr>
+        <w:bidi/>
+        <w:rPr>
+          <w:rFonts w:eastAsiaTheme="minorEastAsia"/>
+          <w:sz w:val="24"/>
+          <w:szCs w:val="24"/>
+          <w:rtl/>
+        </w:rPr>
+      </w:pPr>
+    </w:p>
+    <w:p>
+      <w:pPr>
+        <w:bidi/>
+        <w:rPr>
+          <w:rFonts w:eastAsiaTheme="minorEastAsia"/>
+          <w:sz w:val="28"/>
+          <w:szCs w:val="28"/>
+          <w:u w:val="single"/>
+          <w:rtl/>
+        </w:rPr>
+      </w:pPr>
+      <w:r>
+        <w:rPr>
+          <w:rFonts w:eastAsiaTheme="minorEastAsia" w:hint="cs"/>
+          <w:sz w:val="28"/>
+          <w:szCs w:val="28"/>
+          <w:u w:val="single"/>
+          <w:rtl/>
+        </w:rPr>
+        <w:t>ניתוח הגרפים:</w:t>
+      </w:r>
+    </w:p>
+    <w:p>
+      <w:pPr>
+        <w:bidi/>
+        <w:rPr>
+          <w:rFonts w:eastAsiaTheme="minorEastAsia"/>
+          <w:sz w:val="24"/>
+          <w:szCs w:val="24"/>
+          <w:rtl/>
+        </w:rPr>
+      </w:pPr>
+      <w:r>
+        <w:rPr>
+          <w:rFonts w:eastAsiaTheme="minorEastAsia" w:hint="cs"/>
+          <w:sz w:val="24"/>
+          <w:szCs w:val="24"/>
+          <w:rtl/>
+        </w:rPr>
+        <w:t>בגרפים הנ"ל של מהירות כפונקציה של הזמן</w:t>
+      </w:r>
+      <w:r>
+        <w:rPr>
+          <w:rFonts w:eastAsiaTheme="minorEastAsia" w:hint="cs"/>
+          <w:sz w:val="24"/>
+          <w:szCs w:val="24"/>
+          <w:rtl/>
+        </w:rPr>
+        <w:t xml:space="preserve"> (</w:t>
+      </w:r>
+      <w:r>
+        <w:rPr>
+          <w:rFonts w:eastAsiaTheme="minorEastAsia"/>
+          <w:sz w:val="24"/>
+          <w:szCs w:val="24"/>
+        </w:rPr>
+        <w:t>V(t)</w:t>
+      </w:r>
+      <w:r>
+        <w:rPr>
+          <w:rFonts w:eastAsiaTheme="minorEastAsia" w:hint="cs"/>
+          <w:sz w:val="24"/>
+          <w:szCs w:val="24"/>
+          <w:rtl/>
+        </w:rPr>
+        <w:t>), השתמשנו בנוסחת הקינמטיקה:</w:t>
+      </w:r>
+    </w:p>
+    <w:p>
+      <w:pPr>
+        <w:bidi/>
+        <w:rPr>
+          <w:rFonts w:eastAsiaTheme="minorEastAsia"/>
+          <w:sz w:val="24"/>
+          <w:szCs w:val="24"/>
+        </w:rPr>
+      </w:pPr>
+      <m:oMathPara>
+        <m:oMath>
+          <m:sSup>
+            <m:sSupPr>
+              <m:ctrlPr>
+                <w:rPr>
+                  <w:rFonts w:ascii="Cambria Math" w:eastAsiaTheme="minorEastAsia" w:hAnsi="Cambria Math"/>
+                  <w:i/>
+                  <w:sz w:val="24"/>
+                  <w:szCs w:val="24"/>
+                </w:rPr>
+              </m:ctrlPr>
+            </m:sSupPr>
+            <m:e>
+              <m:acc>
+                <m:accPr>
+                  <m:chr m:val="⃗"/>
+                  <m:ctrlPr>
+                    <w:rPr>
+                      <w:rFonts w:ascii="Cambria Math" w:eastAsiaTheme="minorEastAsia" w:hAnsi="Cambria Math"/>
+                      <w:i/>
+                      <w:sz w:val="24"/>
+                      <w:szCs w:val="24"/>
+                    </w:rPr>
+                  </m:ctrlPr>
+                </m:accPr>
+                <m:e>
+                  <m:r>
+                    <w:rPr>
+                      <w:rFonts w:ascii="Cambria Math" w:eastAsiaTheme="minorEastAsia" w:hAnsi="Cambria Math"/>
+                      <w:sz w:val="24"/>
+                      <w:szCs w:val="24"/>
+                    </w:rPr>
+                    <m:t>v</m:t>
+                  </m:r>
+                </m:e>
+              </m:acc>
+            </m:e>
+            <m:sup>
+              <m:r>
+                <w:rPr>
+                  <w:rFonts w:ascii="Cambria Math" w:eastAsiaTheme="minorEastAsia" w:hAnsi="Cambria Math"/>
+                  <w:sz w:val="24"/>
+                  <w:szCs w:val="24"/>
+                </w:rPr>
+                <m:t>2</m:t>
+              </m:r>
+            </m:sup>
+          </m:sSup>
+          <m:r>
+            <w:rPr>
+              <w:rFonts w:ascii="Cambria Math" w:eastAsiaTheme="minorEastAsia" w:hAnsi="Cambria Math"/>
+              <w:sz w:val="24"/>
+              <w:szCs w:val="24"/>
+            </w:rPr>
+            <m:t>=</m:t>
+          </m:r>
+          <m:sSup>
+            <m:sSupPr>
+              <m:ctrlPr>
+                <w:rPr>
+                  <w:rFonts w:ascii="Cambria Math" w:eastAsiaTheme="minorEastAsia" w:hAnsi="Cambria Math"/>
+                  <w:i/>
+                  <w:sz w:val="24"/>
+                  <w:szCs w:val="24"/>
+                </w:rPr>
+              </m:ctrlPr>
+            </m:sSupPr>
+            <m:e>
+              <m:acc>
+                <m:accPr>
+                  <m:chr m:val="⃗"/>
+                  <m:ctrlPr>
+                    <w:rPr>
+                      <w:rFonts w:ascii="Cambria Math" w:eastAsiaTheme="minorEastAsia" w:hAnsi="Cambria Math"/>
+                      <w:i/>
+                      <w:sz w:val="24"/>
+                      <w:szCs w:val="24"/>
+                    </w:rPr>
+                  </m:ctrlPr>
+                </m:accPr>
+                <m:e>
+                  <m:sSub>
+                    <m:sSubPr>
+                      <m:ctrlPr>
+                        <w:rPr>
+                          <w:rFonts w:ascii="Cambria Math" w:eastAsiaTheme="minorEastAsia" w:hAnsi="Cambria Math"/>
+                          <w:i/>
+                          <w:sz w:val="24"/>
+                          <w:szCs w:val="24"/>
+                        </w:rPr>
+                      </m:ctrlPr>
+                    </m:sSubPr>
+                    <m:e>
+                      <m:r>
+                        <w:rPr>
+                          <w:rFonts w:ascii="Cambria Math" w:eastAsiaTheme="minorEastAsia" w:hAnsi="Cambria Math"/>
+                          <w:sz w:val="24"/>
+                          <w:szCs w:val="24"/>
+                        </w:rPr>
+                        <m:t>v</m:t>
+                      </m:r>
+                    </m:e>
+                    <m:sub>
+                      <m:r>
+                        <w:rPr>
+                          <w:rFonts w:ascii="Cambria Math" w:eastAsiaTheme="minorEastAsia" w:hAnsi="Cambria Math"/>
+                          <w:sz w:val="24"/>
+                          <w:szCs w:val="24"/>
+                        </w:rPr>
+                        <m:t>0</m:t>
+                      </m:r>
+                    </m:sub>
+                  </m:sSub>
+                </m:e>
+              </m:acc>
+            </m:e>
+            <m:sup>
+              <m:r>
+                <w:rPr>
+                  <w:rFonts w:ascii="Cambria Math" w:eastAsiaTheme="minorEastAsia" w:hAnsi="Cambria Math"/>
+                  <w:sz w:val="24"/>
+                  <w:szCs w:val="24"/>
+                </w:rPr>
+                <m:t>2</m:t>
+              </m:r>
+            </m:sup>
+          </m:sSup>
+          <m:r>
+            <w:rPr>
+              <w:rFonts w:ascii="Cambria Math" w:eastAsiaTheme="minorEastAsia" w:hAnsi="Cambria Math"/>
+              <w:sz w:val="24"/>
+              <w:szCs w:val="24"/>
+            </w:rPr>
+            <m:t>+2gx</m:t>
+          </m:r>
+        </m:oMath>
+      </m:oMathPara>
+    </w:p>
+    <w:p>
+      <w:pPr>
+        <w:bidi/>
+        <w:rPr>
+          <w:rFonts w:eastAsiaTheme="minorEastAsia"/>
+          <w:sz w:val="24"/>
+          <w:szCs w:val="24"/>
+          <w:rtl/>
+        </w:rPr>
+      </w:pPr>
+      <w:r>
+        <w:rPr>
+          <w:rFonts w:eastAsiaTheme="minorEastAsia" w:hint="cs"/>
+          <w:sz w:val="24"/>
+          <w:szCs w:val="24"/>
+          <w:rtl/>
+        </w:rPr>
+        <w:t>נקודות החיתוך עם הצירים:</w:t>
+      </w:r>
+    </w:p>
+    <w:p>
+      <w:pPr>
+        <w:bidi/>
+        <w:rPr>
+          <w:rFonts w:eastAsiaTheme="minorEastAsia"/>
+          <w:sz w:val="24"/>
+          <w:szCs w:val="24"/>
+          <w:rtl/>
+        </w:rPr>
+      </w:pPr>
+      <w:r>
+        <w:rPr>
+          <w:rFonts w:eastAsiaTheme="minorEastAsia" w:hint="cs"/>
+          <w:sz w:val="24"/>
+          <w:szCs w:val="24"/>
+          <w:rtl/>
+        </w:rPr>
+        <w:t>ציר המהירות</w:t>
+      </w:r>
+      <w:r>
+        <w:rPr>
+          <w:rFonts w:eastAsiaTheme="minorEastAsia"/>
+          <w:sz w:val="24"/>
+          <w:szCs w:val="24"/>
+        </w:rPr>
+        <w:t xml:space="preserve"> </w:t>
+      </w:r>
+      <w:r>
+        <w:rPr>
+          <w:rFonts w:eastAsiaTheme="minorEastAsia" w:hint="cs"/>
+          <w:sz w:val="24"/>
+          <w:szCs w:val="24"/>
+          <w:rtl/>
+        </w:rPr>
+        <w:t xml:space="preserve"> בריבוע</w:t>
+      </w:r>
+      <w:r>
+        <w:rPr>
+          <w:rFonts w:eastAsiaTheme="minorEastAsia" w:hint="cs"/>
+          <w:sz w:val="24"/>
+          <w:szCs w:val="24"/>
+          <w:rtl/>
+        </w:rPr>
+        <w:t xml:space="preserve"> </w:t>
+      </w:r>
+      <w:r>
+        <w:rPr>
+          <w:rFonts w:eastAsiaTheme="minorEastAsia"/>
+          <w:sz w:val="24"/>
+          <w:szCs w:val="24"/>
+          <w:rtl/>
+        </w:rPr>
+        <w:t>–</w:t>
+      </w:r>
+      <w:r>
+        <w:rPr>
+          <w:rFonts w:eastAsiaTheme="minorEastAsia" w:hint="cs"/>
+          <w:sz w:val="24"/>
+          <w:szCs w:val="24"/>
+          <w:rtl/>
+        </w:rPr>
+        <w:t xml:space="preserve"> המהירות ההתחלתית שהייתה לגוף בנקודה הראשונה שנמדדה </w:t>
+      </w:r>
+      <w:r>
+        <w:rPr>
+          <w:rFonts w:eastAsiaTheme="minorEastAsia"/>
+          <w:sz w:val="24"/>
+          <w:szCs w:val="24"/>
+        </w:rPr>
+        <w:t>(t=0)</w:t>
+      </w:r>
+    </w:p>
+    <w:p>
+      <w:pPr>
+        <w:bidi/>
+        <w:rPr>
+          <w:rFonts w:eastAsiaTheme="minorEastAsia"/>
+          <w:sz w:val="24"/>
+          <w:szCs w:val="24"/>
+          <w:rtl/>
+        </w:rPr>
+      </w:pPr>
+      <w:r>
+        <w:rPr>
+          <w:rFonts w:eastAsiaTheme="minorEastAsia" w:hint="cs"/>
+          <w:sz w:val="24"/>
+          <w:szCs w:val="24"/>
+          <w:rtl/>
+        </w:rPr>
+        <w:t>ציר ה</w:t>
+      </w:r>
+      <w:r>
+        <w:rPr>
+          <w:rFonts w:eastAsiaTheme="minorEastAsia" w:hint="cs"/>
+          <w:sz w:val="24"/>
+          <w:szCs w:val="24"/>
+          <w:rtl/>
+        </w:rPr>
+        <w:t>העתק</w:t>
+      </w:r>
+      <w:r>
+        <w:rPr>
+          <w:rFonts w:eastAsiaTheme="minorEastAsia" w:hint="cs"/>
+          <w:sz w:val="24"/>
+          <w:szCs w:val="24"/>
+          <w:rtl/>
+        </w:rPr>
+        <w:t xml:space="preserve"> </w:t>
+      </w:r>
+      <w:r>
+        <w:rPr>
+          <w:rFonts w:eastAsiaTheme="minorEastAsia"/>
+          <w:sz w:val="24"/>
+          <w:szCs w:val="24"/>
+          <w:rtl/>
+        </w:rPr>
+        <w:t>–</w:t>
+      </w:r>
+      <w:r>
+        <w:rPr>
+          <w:rFonts w:eastAsiaTheme="minorEastAsia" w:hint="cs"/>
+          <w:sz w:val="24"/>
+          <w:szCs w:val="24"/>
+          <w:rtl/>
+        </w:rPr>
+        <w:t xml:space="preserve"> ה</w:t>
+      </w:r>
+      <w:r>
+        <w:rPr>
+          <w:rFonts w:eastAsiaTheme="minorEastAsia" w:hint="cs"/>
+          <w:sz w:val="24"/>
+          <w:szCs w:val="24"/>
+          <w:rtl/>
+        </w:rPr>
+        <w:t>נקודה על ציר ה</w:t>
+      </w:r>
+      <w:r>
+        <w:rPr>
+          <w:rFonts w:eastAsiaTheme="minorEastAsia"/>
+          <w:sz w:val="24"/>
+          <w:szCs w:val="24"/>
+        </w:rPr>
+        <w:t>x</w:t>
+      </w:r>
+      <w:r>
+        <w:rPr>
+          <w:rFonts w:eastAsiaTheme="minorEastAsia" w:hint="cs"/>
+          <w:sz w:val="24"/>
+          <w:szCs w:val="24"/>
+          <w:rtl/>
+        </w:rPr>
+        <w:t xml:space="preserve"> בו הגוף משנה את כיוון תנועתו (ווקטור המהירות משתנה)</w:t>
+      </w:r>
+    </w:p>
+    <w:p>
+      <w:pPr>
+        <w:bidi/>
+        <w:rPr>
+          <w:rFonts w:eastAsiaTheme="minorEastAsia"/>
+          <w:sz w:val="24"/>
+          <w:szCs w:val="24"/>
+        </w:rPr>
+      </w:pPr>
+      <w:r>
+        <w:rPr>
+          <w:rFonts w:eastAsiaTheme="minorEastAsia" w:hint="cs"/>
+          <w:sz w:val="24"/>
+          <w:szCs w:val="24"/>
+          <w:rtl/>
+        </w:rPr>
+        <w:t xml:space="preserve">שטח מתחת לגרף </w:t>
+      </w:r>
+      <w:r>
+        <w:rPr>
+          <w:rFonts w:eastAsiaTheme="minorEastAsia"/>
+          <w:sz w:val="24"/>
+          <w:szCs w:val="24"/>
+          <w:rtl/>
+        </w:rPr>
+        <w:t>–</w:t>
+      </w:r>
+      <w:r>
+        <w:rPr>
+          <w:rFonts w:eastAsiaTheme="minorEastAsia" w:hint="cs"/>
+          <w:sz w:val="24"/>
+          <w:szCs w:val="24"/>
+          <w:rtl/>
+        </w:rPr>
+        <w:t xml:space="preserve"> </w:t>
+      </w:r>
+      <w:r>
+        <w:rPr>
+          <w:rFonts w:eastAsiaTheme="minorEastAsia" w:hint="cs"/>
+          <w:sz w:val="24"/>
+          <w:szCs w:val="24"/>
+          <w:rtl/>
+        </w:rPr>
+        <w:t>לשטח אין משמעות פיזיקלית</w:t>
+      </w:r>
+    </w:p>
+    <w:p>
+      <w:pPr>
+        <w:bidi/>
+        <w:rPr>
+          <w:rFonts w:eastAsiaTheme="minorEastAsia"/>
+          <w:sz w:val="24"/>
+          <w:szCs w:val="24"/>
+          <w:rtl/>
+        </w:rPr>
+      </w:pPr>
+      <w:r>
+        <w:rPr>
+          <w:rFonts w:eastAsiaTheme="minorEastAsia" w:hint="cs"/>
+          <w:sz w:val="24"/>
+          <w:szCs w:val="24"/>
+          <w:rtl/>
+        </w:rPr>
+        <w:t xml:space="preserve">שיפוע הגרף </w:t>
+      </w:r>
+      <w:r>
+        <w:rPr>
+          <w:rFonts w:eastAsiaTheme="minorEastAsia"/>
+          <w:sz w:val="24"/>
+          <w:szCs w:val="24"/>
+          <w:rtl/>
+        </w:rPr>
+        <w:t>–</w:t>
+      </w:r>
+      <w:r>
+        <w:rPr>
+          <w:rFonts w:eastAsiaTheme="minorEastAsia" w:hint="cs"/>
+          <w:sz w:val="24"/>
+          <w:szCs w:val="24"/>
+          <w:rtl/>
+        </w:rPr>
+        <w:t xml:space="preserve"> מייצג את  </w:t>
+      </w:r>
+      <w:r>
+        <w:rPr>
+          <w:rFonts w:eastAsiaTheme="minorEastAsia"/>
+          <w:sz w:val="24"/>
+          <w:szCs w:val="24"/>
+        </w:rPr>
+        <w:t>g</w:t>
+      </w:r>
+      <w:r>
+        <w:rPr>
+          <w:rFonts w:eastAsiaTheme="minorEastAsia" w:hint="cs"/>
+          <w:sz w:val="24"/>
+          <w:szCs w:val="24"/>
+          <w:rtl/>
+        </w:rPr>
+        <w:t>2</w:t>
+      </w:r>
+      <w:r>
+        <w:rPr>
+          <w:rFonts w:eastAsiaTheme="minorEastAsia" w:hint="cs"/>
+          <w:sz w:val="24"/>
+          <w:szCs w:val="24"/>
+          <w:rtl/>
+        </w:rPr>
+        <w:t xml:space="preserve"> (תאוצת הכובד)</w:t>
+      </w:r>
+    </w:p>
+    <w:p>
+      <w:pPr>
+        <w:bidi/>
+        <w:rPr>
+          <w:rFonts w:eastAsiaTheme="minorEastAsia"/>
+          <w:sz w:val="24"/>
+          <w:szCs w:val="24"/>
+          <w:rtl/>
+        </w:rPr>
+      </w:pPr>
+      <w:r>
+        <w:rPr>
+          <w:rFonts w:eastAsiaTheme="minorEastAsia" w:hint="cs"/>
+          <w:sz w:val="24"/>
+          <w:szCs w:val="24"/>
+          <w:rtl/>
+        </w:rPr>
+        <w:t xml:space="preserve">(הערה </w:t>
+      </w:r>
+      <w:r>
+        <w:rPr>
+          <w:rFonts w:eastAsiaTheme="minorEastAsia"/>
+          <w:sz w:val="24"/>
+          <w:szCs w:val="24"/>
+          <w:rtl/>
+        </w:rPr>
+        <w:t>–</w:t>
+      </w:r>
+      <w:r>
+        <w:rPr>
+          <w:rFonts w:eastAsiaTheme="minorEastAsia" w:hint="cs"/>
+          <w:sz w:val="24"/>
+          <w:szCs w:val="24"/>
+          <w:rtl/>
+        </w:rPr>
+        <w:t xml:space="preserve"> בניסוי שביצענו הגוף מבצע נפילה חופשית ולכן לא משנה את כיוון תנועתו במהלך התנועה)</w:t>
+      </w:r>
+    </w:p>
+    <w:p>
+      <w:pPr>
+        <w:bidi/>
+        <w:jc w:val="center"/>
+        <w:rPr>
+          <w:rFonts w:eastAsiaTheme="minorEastAsia"/>
+          <w:sz w:val="24"/>
+          <w:szCs w:val="24"/>
+          <w:rtl/>
+        </w:rPr>
+      </w:pPr>
+      <w:r>
+        <w:rPr>
+          <w:rFonts w:eastAsiaTheme="minorEastAsia" w:hint="cs"/>
+          <w:sz w:val="32"/>
+          <w:szCs w:val="32"/>
+          <w:rtl/>
+        </w:rPr>
+        <w:lastRenderedPageBreak/>
+        <w:t>מסקנות הניסוי:</w:t>
+      </w:r>
+    </w:p>
+    <w:p>
+      <w:pPr>
+        <w:bidi/>
+        <w:rPr>
+          <w:rFonts w:eastAsiaTheme="minorEastAsia"/>
+          <w:sz w:val="24"/>
+          <w:szCs w:val="24"/>
+          <w:rtl/>
+        </w:rPr>
+      </w:pPr>
+      <w:r>
+        <w:rPr>
+          <w:rFonts w:eastAsiaTheme="minorEastAsia" w:hint="cs"/>
+          <w:sz w:val="24"/>
+          <w:szCs w:val="24"/>
+          <w:rtl/>
+        </w:rPr>
+        <w:t>לפי שיפוע הגרפים המתקבלים מתוצאות הניסוי:</w:t>
+      </w:r>
+    </w:p>
+    <w:p>
+      <w:pPr>
+        <w:bidi/>
+        <w:rPr>
+          <w:rFonts w:eastAsiaTheme="minorEastAsia"/>
+          <w:sz w:val="24"/>
+          <w:szCs w:val="24"/>
+          <w:rtl/>
+        </w:rPr>
+      </w:pPr>
+      <w:r>
+        <w:rPr>
+          <w:rFonts w:eastAsiaTheme="minorEastAsia" w:hint="cs"/>
+          <w:sz w:val="24"/>
+          <w:szCs w:val="24"/>
+          <w:rtl/>
+        </w:rPr>
+        <w:t xml:space="preserve">למשקולת הברזל הייתה תאוצה של </w:t>
+      </w:r>
+      <w:r>
+        <w:rPr>
+          <w:rFonts w:eastAsiaTheme="minorEastAsia" w:hint="cs"/>
+          <w:sz w:val="24"/>
+          <w:szCs w:val="24"/>
+          <w:rtl/>
+        </w:rPr>
+        <w:t>6.726 ו- 6.823</w:t>
+      </w:r>
+    </w:p>
+    <w:p>
+      <w:pPr>
+        <w:bidi/>
+        <w:rPr>
+          <w:rFonts w:eastAsiaTheme="minorEastAsia"/>
+          <w:sz w:val="24"/>
+          <w:szCs w:val="24"/>
+          <w:rtl/>
+        </w:rPr>
+      </w:pPr>
+      <w:r>
+        <w:rPr>
+          <w:rFonts w:eastAsiaTheme="minorEastAsia" w:hint="cs"/>
+          <w:sz w:val="24"/>
+          <w:szCs w:val="24"/>
+          <w:rtl/>
+        </w:rPr>
+        <w:t>למשקולת האלומיניום הייתה תאוצה של 4.791 ו4.914</w:t>
+      </w:r>
+    </w:p>
+    <w:p>
+      <w:pPr>
+        <w:bidi/>
+        <w:rPr>
+          <w:rFonts w:eastAsiaTheme="minorEastAsia"/>
+          <w:sz w:val="24"/>
+          <w:szCs w:val="24"/>
+          <w:rtl/>
+        </w:rPr>
+      </w:pPr>
+    </w:p>
+    <w:p>
+      <w:pPr>
+        <w:bidi/>
+        <w:rPr>
+          <w:rFonts w:eastAsiaTheme="minorEastAsia"/>
+          <w:sz w:val="24"/>
+          <w:szCs w:val="24"/>
+          <w:rtl/>
+        </w:rPr>
+      </w:pPr>
+      <w:r>
+        <w:rPr>
+          <w:rFonts w:eastAsiaTheme="minorEastAsia" w:hint="cs"/>
+          <w:sz w:val="24"/>
+          <w:szCs w:val="24"/>
+          <w:rtl/>
+        </w:rPr>
+        <w:t>לאור הממצאים היה ניתן להסיק כי מסות קלות יותר היינו נופלות לאט יותר (טעות נפוצה בקרב אנשים) לעומת זאת הנחה זאת מטבעה היא שגויה מפני שתאוצת המסה מושפעת גם מכוח החיכוך מטעם האוויר, לפי הנוסח</w:t>
+      </w:r>
+      <w:r>
+        <w:rPr>
+          <w:rFonts w:eastAsiaTheme="minorEastAsia" w:hint="cs"/>
+          <w:sz w:val="24"/>
+          <w:szCs w:val="24"/>
+          <w:rtl/>
+        </w:rPr>
+        <w:t>ה</w:t>
+      </w:r>
+      <w:r>
+        <w:rPr>
+          <w:rFonts w:eastAsiaTheme="minorEastAsia" w:hint="cs"/>
+          <w:sz w:val="24"/>
+          <w:szCs w:val="24"/>
+          <w:rtl/>
+        </w:rPr>
+        <w:t xml:space="preserve"> שפיתחנו קודם:</w:t>
+      </w:r>
+    </w:p>
+    <w:p>
+      <w:pPr>
+        <w:bidi/>
+        <w:rPr>
+          <w:sz w:val="28"/>
+          <w:szCs w:val="28"/>
+        </w:rPr>
+      </w:pPr>
+      <m:oMathPara>
+        <m:oMath>
+          <m:acc>
+            <m:accPr>
+              <m:chr m:val="⃗"/>
+              <m:ctrlPr>
+                <w:rPr>
+                  <w:rFonts w:ascii="Cambria Math" w:eastAsiaTheme="minorEastAsia" w:hAnsi="Cambria Math"/>
+                  <w:sz w:val="28"/>
+                  <w:szCs w:val="28"/>
+                </w:rPr>
+              </m:ctrlPr>
+            </m:accPr>
+            <m:e>
+              <m:r>
+                <m:rPr>
+                  <m:sty m:val="p"/>
+                </m:rPr>
+                <w:rPr>
+                  <w:rFonts w:ascii="Cambria Math" w:eastAsiaTheme="minorEastAsia" w:hAnsi="Cambria Math"/>
+                  <w:sz w:val="28"/>
+                  <w:szCs w:val="28"/>
+                </w:rPr>
+                <m:t>a</m:t>
+              </m:r>
+            </m:e>
+          </m:acc>
+          <m:r>
+            <w:rPr>
+              <w:rFonts w:ascii="Cambria Math" w:hAnsi="Cambria Math"/>
+              <w:sz w:val="28"/>
+              <w:szCs w:val="28"/>
+            </w:rPr>
+            <m:t>=</m:t>
+          </m:r>
+          <m:acc>
+            <m:accPr>
+              <m:chr m:val="⃗"/>
+              <m:ctrlPr>
+                <w:rPr>
+                  <w:rFonts w:ascii="Cambria Math" w:hAnsi="Cambria Math"/>
+                  <w:i/>
+                  <w:sz w:val="28"/>
+                  <w:szCs w:val="28"/>
+                </w:rPr>
+              </m:ctrlPr>
+            </m:accPr>
+            <m:e>
+              <m:r>
+                <w:rPr>
+                  <w:rFonts w:ascii="Cambria Math" w:hAnsi="Cambria Math"/>
+                  <w:sz w:val="28"/>
+                  <w:szCs w:val="28"/>
+                </w:rPr>
+                <m:t>g</m:t>
+              </m:r>
+            </m:e>
+          </m:acc>
+          <m:r>
+            <w:rPr>
+              <w:rFonts w:ascii="Cambria Math" w:hAnsi="Cambria Math"/>
+              <w:sz w:val="28"/>
+              <w:szCs w:val="28"/>
+            </w:rPr>
+            <m:t>-</m:t>
+          </m:r>
+          <m:f>
+            <m:fPr>
+              <m:ctrlPr>
+                <w:rPr>
+                  <w:rFonts w:ascii="Cambria Math" w:hAnsi="Cambria Math"/>
+                  <w:i/>
+                  <w:sz w:val="28"/>
+                  <w:szCs w:val="28"/>
+                </w:rPr>
+              </m:ctrlPr>
+            </m:fPr>
+            <m:num>
+              <m:sSub>
+                <m:sSubPr>
+                  <m:ctrlPr>
+                    <w:rPr>
+                      <w:rFonts w:ascii="Cambria Math" w:hAnsi="Cambria Math"/>
+                      <w:i/>
+                      <w:sz w:val="28"/>
+                      <w:szCs w:val="28"/>
+                    </w:rPr>
+                  </m:ctrlPr>
+                </m:sSubPr>
+                <m:e>
+                  <m:acc>
+                    <m:accPr>
+                      <m:chr m:val="⃗"/>
+                      <m:ctrlPr>
+                        <w:rPr>
+                          <w:rFonts w:ascii="Cambria Math" w:hAnsi="Cambria Math"/>
+                          <w:i/>
+                          <w:sz w:val="28"/>
+                          <w:szCs w:val="28"/>
+                        </w:rPr>
+                      </m:ctrlPr>
+                    </m:accPr>
+                    <m:e>
+                      <m:r>
+                        <w:rPr>
+                          <w:rFonts w:ascii="Cambria Math" w:hAnsi="Cambria Math"/>
+                          <w:sz w:val="28"/>
+                          <w:szCs w:val="28"/>
+                        </w:rPr>
+                        <m:t>f</m:t>
+                      </m:r>
+                    </m:e>
+                  </m:acc>
+                </m:e>
+                <m:sub>
+                  <m:r>
+                    <m:rPr>
+                      <m:sty m:val="p"/>
+                    </m:rPr>
+                    <w:rPr>
+                      <w:rFonts w:ascii="Cambria Math" w:hAnsi="Cambria Math" w:hint="cs"/>
+                      <w:sz w:val="28"/>
+                      <w:szCs w:val="28"/>
+                      <w:rtl/>
+                    </w:rPr>
+                    <m:t>חיכוך</m:t>
+                  </m:r>
+                </m:sub>
+              </m:sSub>
+            </m:num>
+            <m:den>
+              <m:r>
+                <w:rPr>
+                  <w:rFonts w:ascii="Cambria Math" w:hAnsi="Cambria Math"/>
+                  <w:sz w:val="28"/>
+                  <w:szCs w:val="28"/>
+                </w:rPr>
+                <m:t>m</m:t>
+              </m:r>
+            </m:den>
+          </m:f>
+        </m:oMath>
+      </m:oMathPara>
+    </w:p>
+    <w:p>
+      <w:pPr>
+        <w:bidi/>
+        <w:rPr>
+          <w:rFonts w:eastAsiaTheme="minorEastAsia"/>
+          <w:sz w:val="24"/>
+          <w:szCs w:val="24"/>
+          <w:rtl/>
+        </w:rPr>
+      </w:pPr>
+      <w:r>
+        <w:rPr>
+          <w:rFonts w:eastAsiaTheme="minorEastAsia" w:hint="cs"/>
+          <w:sz w:val="24"/>
+          <w:szCs w:val="24"/>
+          <w:rtl/>
+        </w:rPr>
+        <w:t>לפיכך במסות קטנות יותר, אחוז השגיאה היחסית של התאוצה גדול יותר מאלו שבמסות גדולות יותר</w:t>
+      </w:r>
+    </w:p>
+    <w:p>
+      <w:pPr>
+        <w:bidi/>
+        <w:rPr>
+          <w:rFonts w:eastAsiaTheme="minorEastAsia"/>
+          <w:sz w:val="24"/>
+          <w:szCs w:val="24"/>
+          <w:rtl/>
+        </w:rPr>
+      </w:pPr>
+    </w:p>
+    <w:p>
+      <w:pPr>
+        <w:bidi/>
+        <w:rPr>
+          <w:rFonts w:eastAsiaTheme="minorEastAsia"/>
+          <w:sz w:val="24"/>
+          <w:szCs w:val="24"/>
+        </w:rPr>
+      </w:pPr>
+      <w:r>
+        <w:rPr>
+          <w:rFonts w:eastAsiaTheme="minorEastAsia" w:hint="cs"/>
+          <w:sz w:val="24"/>
+          <w:szCs w:val="24"/>
+          <w:rtl/>
+        </w:rPr>
+        <w:t xml:space="preserve">כידוע תאוצת הכובד </w:t>
+      </w:r>
+      <w:r>
+        <w:rPr>
+          <w:rFonts w:eastAsiaTheme="minorEastAsia"/>
+          <w:sz w:val="24"/>
+          <w:szCs w:val="24"/>
+        </w:rPr>
+        <w:t>g</w:t>
+      </w:r>
+      <w:r>
+        <w:rPr>
+          <w:rFonts w:eastAsiaTheme="minorEastAsia" w:hint="cs"/>
+          <w:sz w:val="24"/>
+          <w:szCs w:val="24"/>
+          <w:rtl/>
+        </w:rPr>
+        <w:t xml:space="preserve"> היא (בקירוב טוב) </w:t>
+      </w:r>
+      <w:r>
+        <w:rPr>
+          <w:rFonts w:eastAsiaTheme="minorEastAsia"/>
+          <w:sz w:val="24"/>
+          <w:szCs w:val="24"/>
+        </w:rPr>
+        <w:t xml:space="preserve"> 9.82 m/s^2</w:t>
+      </w:r>
+    </w:p>
+    <w:p>
+      <w:pPr>
+        <w:bidi/>
+        <w:rPr>
+          <w:rFonts w:eastAsiaTheme="minorEastAsia"/>
+          <w:sz w:val="24"/>
+          <w:szCs w:val="24"/>
+        </w:rPr>
+      </w:pPr>
+      <w:r>
+        <w:rPr>
+          <w:rFonts w:eastAsiaTheme="minorEastAsia" w:hint="cs"/>
+          <w:sz w:val="24"/>
+          <w:szCs w:val="24"/>
+          <w:rtl/>
+        </w:rPr>
+        <w:t>שגיאה יחסית במסת הברזל</w:t>
+      </w:r>
+      <w:r>
+        <w:rPr>
+          <w:rFonts w:eastAsiaTheme="minorEastAsia"/>
+          <w:sz w:val="24"/>
+          <w:szCs w:val="24"/>
+        </w:rPr>
+        <w:t>:</w:t>
+      </w:r>
+    </w:p>
+    <w:p>
+      <w:pPr>
+        <w:bidi/>
+        <w:rPr>
+          <w:rFonts w:eastAsiaTheme="minorEastAsia"/>
+          <w:sz w:val="28"/>
+          <w:szCs w:val="28"/>
+        </w:rPr>
+      </w:pPr>
+      <w:r>
+        <w:rPr>
+          <w:rFonts w:eastAsiaTheme="minorEastAsia" w:hint="cs"/>
+          <w:sz w:val="24"/>
+          <w:szCs w:val="24"/>
+          <w:rtl/>
+        </w:rPr>
+        <w:t xml:space="preserve"> </w:t>
+      </w:r>
+      <m:oMath>
+        <m:r>
+          <w:rPr>
+            <w:rFonts w:ascii="Cambria Math" w:eastAsiaTheme="minorEastAsia" w:hAnsi="Cambria Math"/>
+            <w:sz w:val="28"/>
+            <w:szCs w:val="28"/>
+          </w:rPr>
+          <w:br/>
+        </m:r>
+      </m:oMath>
+      <m:oMathPara>
+        <m:oMathParaPr>
+          <m:jc m:val="right"/>
+        </m:oMathParaPr>
+        <m:oMath>
+          <m:f>
+            <m:fPr>
+              <m:ctrlPr>
+                <w:rPr>
+                  <w:rFonts w:ascii="Cambria Math" w:eastAsiaTheme="minorEastAsia" w:hAnsi="Cambria Math"/>
+                  <w:i/>
+                  <w:sz w:val="28"/>
+                  <w:szCs w:val="28"/>
+                </w:rPr>
+              </m:ctrlPr>
+            </m:fPr>
+            <m:num>
+              <m:d>
+                <m:dPr>
+                  <m:begChr m:val="|"/>
+                  <m:endChr m:val="|"/>
+                  <m:ctrlPr>
+                    <w:rPr>
+                      <w:rFonts w:ascii="Cambria Math" w:eastAsiaTheme="minorEastAsia" w:hAnsi="Cambria Math"/>
+                      <w:i/>
+                      <w:sz w:val="28"/>
+                      <w:szCs w:val="28"/>
+                    </w:rPr>
+                  </m:ctrlPr>
+                </m:dPr>
+                <m:e>
+                  <m:r>
+                    <w:rPr>
+                      <w:rFonts w:ascii="Cambria Math" w:eastAsiaTheme="minorEastAsia" w:hAnsi="Cambria Math"/>
+                      <w:sz w:val="28"/>
+                      <w:szCs w:val="28"/>
+                    </w:rPr>
+                    <m:t>9.82-</m:t>
+                  </m:r>
+                  <m:r>
+                    <w:rPr>
+                      <w:rFonts w:ascii="Cambria Math" w:eastAsiaTheme="minorEastAsia" w:hAnsi="Cambria Math"/>
+                      <w:sz w:val="28"/>
+                      <w:szCs w:val="28"/>
+                    </w:rPr>
+                    <m:t>6.726</m:t>
+                  </m:r>
+                </m:e>
+              </m:d>
+            </m:num>
+            <m:den>
+              <m:r>
+                <w:rPr>
+                  <w:rFonts w:ascii="Cambria Math" w:eastAsiaTheme="minorEastAsia" w:hAnsi="Cambria Math"/>
+                  <w:sz w:val="28"/>
+                  <w:szCs w:val="28"/>
+                </w:rPr>
+                <m:t>9.82</m:t>
+              </m:r>
+            </m:den>
+          </m:f>
+          <m:r>
+            <w:rPr>
+              <w:rFonts w:ascii="Cambria Math" w:eastAsiaTheme="minorEastAsia" w:hAnsi="Cambria Math"/>
+              <w:sz w:val="28"/>
+              <w:szCs w:val="28"/>
+            </w:rPr>
+            <m:t>*100=30.51</m:t>
+          </m:r>
+          <m:r>
+            <w:rPr>
+              <w:rFonts w:ascii="Cambria Math" w:eastAsiaTheme="minorEastAsia" w:hAnsi="Cambria Math"/>
+              <w:sz w:val="28"/>
+              <w:szCs w:val="28"/>
+            </w:rPr>
+            <m:t>%</m:t>
+          </m:r>
+        </m:oMath>
+      </m:oMathPara>
+    </w:p>
+    <w:p>
+      <w:pPr>
+        <w:bidi/>
+        <w:rPr>
+          <w:rFonts w:eastAsiaTheme="minorEastAsia"/>
+          <w:sz w:val="28"/>
+          <w:szCs w:val="28"/>
+        </w:rPr>
+      </w:pPr>
+      <m:oMathPara>
+        <m:oMathParaPr>
+          <m:jc m:val="right"/>
+        </m:oMathParaPr>
+        <m:oMath>
+          <m:f>
+            <m:fPr>
+              <m:ctrlPr>
+                <w:rPr>
+                  <w:rFonts w:ascii="Cambria Math" w:eastAsiaTheme="minorEastAsia" w:hAnsi="Cambria Math"/>
+                  <w:i/>
+                  <w:sz w:val="28"/>
+                  <w:szCs w:val="28"/>
+                </w:rPr>
+              </m:ctrlPr>
+            </m:fPr>
+            <m:num>
+              <m:d>
+                <m:dPr>
+                  <m:begChr m:val="|"/>
+                  <m:endChr m:val="|"/>
+                  <m:ctrlPr>
+                    <w:rPr>
+                      <w:rFonts w:ascii="Cambria Math" w:eastAsiaTheme="minorEastAsia" w:hAnsi="Cambria Math"/>
+                      <w:i/>
+                      <w:sz w:val="28"/>
+                      <w:szCs w:val="28"/>
+                    </w:rPr>
+                  </m:ctrlPr>
+                </m:dPr>
+                <m:e>
+                  <m:r>
+                    <w:rPr>
+                      <w:rFonts w:ascii="Cambria Math" w:eastAsiaTheme="minorEastAsia" w:hAnsi="Cambria Math"/>
+                      <w:sz w:val="28"/>
+                      <w:szCs w:val="28"/>
+                    </w:rPr>
+                    <m:t>9.82-</m:t>
+                  </m:r>
+                  <m:r>
+                    <w:rPr>
+                      <w:rFonts w:ascii="Cambria Math" w:eastAsiaTheme="minorEastAsia" w:hAnsi="Cambria Math"/>
+                      <w:sz w:val="28"/>
+                      <w:szCs w:val="28"/>
+                    </w:rPr>
+                    <m:t>6.823</m:t>
+                  </m:r>
+                </m:e>
+              </m:d>
+            </m:num>
+            <m:den>
+              <m:r>
+                <w:rPr>
+                  <w:rFonts w:ascii="Cambria Math" w:eastAsiaTheme="minorEastAsia" w:hAnsi="Cambria Math"/>
+                  <w:sz w:val="28"/>
+                  <w:szCs w:val="28"/>
+                </w:rPr>
+                <m:t>9.82</m:t>
+              </m:r>
+            </m:den>
+          </m:f>
+          <m:r>
+            <w:rPr>
+              <w:rFonts w:ascii="Cambria Math" w:eastAsiaTheme="minorEastAsia" w:hAnsi="Cambria Math"/>
+              <w:sz w:val="28"/>
+              <w:szCs w:val="28"/>
+            </w:rPr>
+            <m:t>*100=3</m:t>
+          </m:r>
+          <m:r>
+            <w:rPr>
+              <w:rFonts w:ascii="Cambria Math" w:eastAsiaTheme="minorEastAsia" w:hAnsi="Cambria Math"/>
+              <w:sz w:val="28"/>
+              <w:szCs w:val="28"/>
+            </w:rPr>
+            <m:t>0.51</m:t>
+          </m:r>
+          <m:r>
+            <w:rPr>
+              <w:rFonts w:ascii="Cambria Math" w:eastAsiaTheme="minorEastAsia" w:hAnsi="Cambria Math"/>
+              <w:sz w:val="28"/>
+              <w:szCs w:val="28"/>
+            </w:rPr>
+            <m:t>%</m:t>
+          </m:r>
+        </m:oMath>
+      </m:oMathPara>
+    </w:p>
+    <w:p>
+      <w:pPr>
+        <w:bidi/>
+        <w:rPr>
+          <w:rFonts w:eastAsiaTheme="minorEastAsia"/>
+          <w:sz w:val="24"/>
+          <w:szCs w:val="24"/>
+          <w:rtl/>
+        </w:rPr>
+      </w:pPr>
+    </w:p>
+    <w:p>
+      <w:pPr>
+        <w:bidi/>
+        <w:rPr>
+          <w:rFonts w:eastAsiaTheme="minorEastAsia"/>
+          <w:sz w:val="24"/>
+          <w:szCs w:val="24"/>
+          <w:rtl/>
+        </w:rPr>
+      </w:pPr>
+      <w:r>
+        <w:rPr>
+          <w:rFonts w:eastAsiaTheme="minorEastAsia" w:hint="cs"/>
+          <w:sz w:val="24"/>
+          <w:szCs w:val="24"/>
+          <w:rtl/>
+        </w:rPr>
+        <w:t>שגיאה יחסית במסת האלומיניום:</w:t>
+      </w:r>
+    </w:p>
+    <w:p>
+      <w:pPr>
+        <w:bidi/>
+        <w:rPr>
+          <w:rFonts w:eastAsiaTheme="minorEastAsia"/>
+          <w:sz w:val="28"/>
+          <w:szCs w:val="28"/>
+          <w:rtl/>
+        </w:rPr>
+      </w:pPr>
+      <m:oMathPara>
+        <m:oMathParaPr>
+          <m:jc m:val="right"/>
+        </m:oMathParaPr>
+        <m:oMath>
+          <m:f>
+            <m:fPr>
+              <m:ctrlPr>
+                <w:rPr>
+                  <w:rFonts w:ascii="Cambria Math" w:eastAsiaTheme="minorEastAsia" w:hAnsi="Cambria Math"/>
+                  <w:i/>
+                  <w:sz w:val="28"/>
+                  <w:szCs w:val="28"/>
+                </w:rPr>
+              </m:ctrlPr>
+            </m:fPr>
+            <m:num>
+              <m:d>
+                <m:dPr>
+                  <m:begChr m:val="|"/>
+                  <m:endChr m:val="|"/>
+                  <m:ctrlPr>
+                    <w:rPr>
+                      <w:rFonts w:ascii="Cambria Math" w:eastAsiaTheme="minorEastAsia" w:hAnsi="Cambria Math"/>
+                      <w:i/>
+                      <w:sz w:val="28"/>
+                      <w:szCs w:val="28"/>
+                    </w:rPr>
+                  </m:ctrlPr>
+                </m:dPr>
+                <m:e>
+                  <m:r>
+                    <w:rPr>
+                      <w:rFonts w:ascii="Cambria Math" w:eastAsiaTheme="minorEastAsia" w:hAnsi="Cambria Math"/>
+                      <w:sz w:val="28"/>
+                      <w:szCs w:val="28"/>
+                    </w:rPr>
+                    <m:t>9.82-</m:t>
+                  </m:r>
+                  <m:r>
+                    <w:rPr>
+                      <w:rFonts w:ascii="Cambria Math" w:eastAsiaTheme="minorEastAsia" w:hAnsi="Cambria Math"/>
+                      <w:sz w:val="28"/>
+                      <w:szCs w:val="28"/>
+                    </w:rPr>
+                    <m:t>4.791</m:t>
+                  </m:r>
+                </m:e>
+              </m:d>
+            </m:num>
+            <m:den>
+              <m:r>
+                <w:rPr>
+                  <w:rFonts w:ascii="Cambria Math" w:eastAsiaTheme="minorEastAsia" w:hAnsi="Cambria Math"/>
+                  <w:sz w:val="28"/>
+                  <w:szCs w:val="28"/>
+                </w:rPr>
+                <m:t>9.82</m:t>
+              </m:r>
+            </m:den>
+          </m:f>
+          <m:r>
+            <w:rPr>
+              <w:rFonts w:ascii="Cambria Math" w:eastAsiaTheme="minorEastAsia" w:hAnsi="Cambria Math"/>
+              <w:sz w:val="28"/>
+              <w:szCs w:val="28"/>
+            </w:rPr>
+            <m:t>*100=</m:t>
+          </m:r>
+          <m:r>
+            <w:rPr>
+              <w:rFonts w:ascii="Cambria Math" w:eastAsiaTheme="minorEastAsia" w:hAnsi="Cambria Math"/>
+              <w:sz w:val="28"/>
+              <w:szCs w:val="28"/>
+            </w:rPr>
+            <m:t>51.21</m:t>
+          </m:r>
+          <m:r>
+            <w:rPr>
+              <w:rFonts w:ascii="Cambria Math" w:eastAsiaTheme="minorEastAsia" w:hAnsi="Cambria Math"/>
+              <w:sz w:val="28"/>
+              <w:szCs w:val="28"/>
+            </w:rPr>
+            <m:t>%</m:t>
+          </m:r>
+        </m:oMath>
+      </m:oMathPara>
+    </w:p>
+    <w:p>
+      <w:pPr>
+        <w:bidi/>
+        <w:rPr>
+          <w:rFonts w:eastAsiaTheme="minorEastAsia"/>
+          <w:sz w:val="28"/>
+          <w:szCs w:val="28"/>
+          <w:rtl/>
+        </w:rPr>
+      </w:pPr>
+      <m:oMathPara>
+        <m:oMathParaPr>
+          <m:jc m:val="right"/>
+        </m:oMathParaPr>
+        <m:oMath>
+          <m:f>
+            <m:fPr>
+              <m:ctrlPr>
+                <w:rPr>
+                  <w:rFonts w:ascii="Cambria Math" w:eastAsiaTheme="minorEastAsia" w:hAnsi="Cambria Math"/>
+                  <w:i/>
+                  <w:sz w:val="28"/>
+                  <w:szCs w:val="28"/>
+                </w:rPr>
+              </m:ctrlPr>
+            </m:fPr>
+            <m:num>
+              <m:d>
+                <m:dPr>
+                  <m:begChr m:val="|"/>
+                  <m:endChr m:val="|"/>
+                  <m:ctrlPr>
+                    <w:rPr>
+                      <w:rFonts w:ascii="Cambria Math" w:eastAsiaTheme="minorEastAsia" w:hAnsi="Cambria Math"/>
+                      <w:i/>
+                      <w:sz w:val="28"/>
+                      <w:szCs w:val="28"/>
+                    </w:rPr>
+                  </m:ctrlPr>
+                </m:dPr>
+                <m:e>
+                  <m:r>
+                    <w:rPr>
+                      <w:rFonts w:ascii="Cambria Math" w:eastAsiaTheme="minorEastAsia" w:hAnsi="Cambria Math"/>
+                      <w:sz w:val="28"/>
+                      <w:szCs w:val="28"/>
+                    </w:rPr>
+                    <m:t>9.82-</m:t>
+                  </m:r>
+                  <m:r>
+                    <w:rPr>
+                      <w:rFonts w:ascii="Cambria Math" w:eastAsiaTheme="minorEastAsia" w:hAnsi="Cambria Math"/>
+                      <w:sz w:val="28"/>
+                      <w:szCs w:val="28"/>
+                    </w:rPr>
+                    <m:t>4.914</m:t>
+                  </m:r>
+                </m:e>
+              </m:d>
+            </m:num>
+            <m:den>
+              <m:r>
+                <w:rPr>
+                  <w:rFonts w:ascii="Cambria Math" w:eastAsiaTheme="minorEastAsia" w:hAnsi="Cambria Math"/>
+                  <w:sz w:val="28"/>
+                  <w:szCs w:val="28"/>
+                </w:rPr>
+                <m:t>9.82</m:t>
+              </m:r>
+            </m:den>
+          </m:f>
+          <m:r>
+            <w:rPr>
+              <w:rFonts w:ascii="Cambria Math" w:eastAsiaTheme="minorEastAsia" w:hAnsi="Cambria Math"/>
+              <w:sz w:val="28"/>
+              <w:szCs w:val="28"/>
+            </w:rPr>
+            <m:t>*100=</m:t>
+          </m:r>
+          <m:r>
+            <w:rPr>
+              <w:rFonts w:ascii="Cambria Math" w:eastAsiaTheme="minorEastAsia" w:hAnsi="Cambria Math"/>
+              <w:sz w:val="28"/>
+              <w:szCs w:val="28"/>
+            </w:rPr>
+            <m:t>49.95</m:t>
+          </m:r>
+          <m:r>
+            <w:rPr>
+              <w:rFonts w:ascii="Cambria Math" w:eastAsiaTheme="minorEastAsia" w:hAnsi="Cambria Math"/>
+              <w:sz w:val="28"/>
+              <w:szCs w:val="28"/>
+            </w:rPr>
+            <m:t>%</m:t>
+          </m:r>
+        </m:oMath>
+      </m:oMathPara>
+    </w:p>
+    <w:p>
+      <w:pPr>
+        <w:bidi/>
+        <w:rPr>
+          <w:rFonts w:eastAsiaTheme="minorEastAsia"/>
+          <w:sz w:val="24"/>
+          <w:szCs w:val="24"/>
+          <w:rtl/>
+        </w:rPr>
+      </w:pPr>
+      <w:r>
+        <w:rPr>
+          <w:rFonts w:eastAsiaTheme="minorEastAsia" w:hint="cs"/>
+          <w:sz w:val="24"/>
+          <w:szCs w:val="24"/>
+          <w:rtl/>
+        </w:rPr>
+        <w:t xml:space="preserve">למרות שקיבלנו כי אכן הסטייה גדולה יותר במתכת הקלה, אחוזי השגיאה היחסית גדולים בכל 4 החישובים של </w:t>
+      </w:r>
+      <w:r>
+        <w:rPr>
+          <w:rFonts w:eastAsiaTheme="minorEastAsia"/>
+          <w:sz w:val="24"/>
+          <w:szCs w:val="24"/>
+        </w:rPr>
+        <w:t>g</w:t>
+      </w:r>
+      <w:r>
+        <w:rPr>
+          <w:rFonts w:eastAsiaTheme="minorEastAsia" w:hint="cs"/>
+          <w:sz w:val="24"/>
+          <w:szCs w:val="24"/>
+          <w:rtl/>
+        </w:rPr>
+        <w:t xml:space="preserve"> עד כדי כך שהמדידה לא שווה כלום והניסוי "נכשל"</w:t>
+      </w:r>
+    </w:p>
+    <w:p>
+      <w:pPr>
+        <w:bidi/>
+        <w:rPr>
+          <w:rFonts w:eastAsiaTheme="minorEastAsia"/>
+          <w:sz w:val="24"/>
+          <w:szCs w:val="24"/>
+          <w:rtl/>
+        </w:rPr>
+      </w:pPr>
+    </w:p>
+    <w:p>
+      <w:pPr>
+        <w:bidi/>
+        <w:rPr>
+          <w:rFonts w:eastAsiaTheme="minorEastAsia"/>
+          <w:sz w:val="24"/>
+          <w:szCs w:val="24"/>
+          <w:rtl/>
+        </w:rPr>
+      </w:pPr>
+    </w:p>
+    <w:p>
+      <w:pPr>
+        <w:bidi/>
+        <w:rPr>
+          <w:rFonts w:eastAsiaTheme="minorEastAsia"/>
+          <w:sz w:val="24"/>
+          <w:szCs w:val="24"/>
+          <w:rtl/>
+        </w:rPr>
+      </w:pPr>
+    </w:p>
+    <w:p>
+      <w:pPr>
+        <w:bidi/>
+        <w:rPr>
+          <w:rFonts w:eastAsiaTheme="minorEastAsia"/>
+          <w:sz w:val="24"/>
+          <w:szCs w:val="24"/>
+          <w:rtl/>
+        </w:rPr>
+      </w:pPr>
+      <w:bookmarkStart w:id="0" w:name="_GoBack"/>
+      <w:bookmarkEnd w:id="0"/>
+      <w:r>
+        <w:rPr>
+          <w:rFonts w:eastAsiaTheme="minorEastAsia" w:hint="cs"/>
+          <w:sz w:val="24"/>
+          <w:szCs w:val="24"/>
+          <w:rtl/>
+        </w:rPr>
+        <w:lastRenderedPageBreak/>
+        <w:t>ישנם מספר מקורות לשגיאה יחסית:</w:t>
+      </w:r>
+    </w:p>
+    <w:p>
+      <w:pPr>
+        <w:pStyle w:val="ListParagraph"/>
+        <w:numPr>
+          <w:ilvl w:val="0"/>
+          <w:numId w:val="2"/>
+        </w:numPr>
+        <w:bidi/>
+        <w:rPr>
+          <w:rFonts w:eastAsiaTheme="minorEastAsia"/>
+          <w:sz w:val="24"/>
+          <w:szCs w:val="24"/>
+        </w:rPr>
+      </w:pPr>
+      <w:r>
+        <w:rPr>
+          <w:rFonts w:eastAsiaTheme="minorEastAsia" w:hint="cs"/>
+          <w:sz w:val="24"/>
+          <w:szCs w:val="24"/>
+          <w:rtl/>
+        </w:rPr>
+        <w:t>סטיית מכשירי המדידה (</w:t>
+      </w:r>
+      <w:r>
+        <w:rPr>
+          <w:rFonts w:eastAsiaTheme="minorEastAsia" w:hint="cs"/>
+          <w:sz w:val="24"/>
+          <w:szCs w:val="24"/>
+          <w:rtl/>
+        </w:rPr>
+        <w:t xml:space="preserve">שנתות </w:t>
+      </w:r>
+      <w:r>
+        <w:rPr>
+          <w:rFonts w:eastAsiaTheme="minorEastAsia" w:hint="cs"/>
+          <w:sz w:val="24"/>
+          <w:szCs w:val="24"/>
+          <w:rtl/>
+        </w:rPr>
+        <w:t>הסרגל)</w:t>
+      </w:r>
+    </w:p>
+    <w:p>
+      <w:pPr>
+        <w:pStyle w:val="ListParagraph"/>
+        <w:numPr>
+          <w:ilvl w:val="0"/>
+          <w:numId w:val="2"/>
+        </w:numPr>
+        <w:bidi/>
+        <w:rPr>
+          <w:rFonts w:eastAsiaTheme="minorEastAsia"/>
+          <w:sz w:val="24"/>
+          <w:szCs w:val="24"/>
+        </w:rPr>
+      </w:pPr>
+      <w:r>
+        <w:rPr>
+          <w:rFonts w:eastAsiaTheme="minorEastAsia" w:hint="cs"/>
+          <w:sz w:val="24"/>
+          <w:szCs w:val="24"/>
+          <w:rtl/>
+        </w:rPr>
+        <w:t xml:space="preserve">מספר מועט של דגימות וחזרות על הניסוי העלולות להוביל </w:t>
+      </w:r>
+      <w:r>
+        <w:rPr>
+          <w:rFonts w:eastAsiaTheme="minorEastAsia" w:hint="cs"/>
+          <w:sz w:val="24"/>
+          <w:szCs w:val="24"/>
+          <w:rtl/>
+        </w:rPr>
+        <w:t>לסטייה גדולה יותר</w:t>
+      </w:r>
+    </w:p>
+    <w:p>
+      <w:pPr>
+        <w:pStyle w:val="ListParagraph"/>
+        <w:numPr>
+          <w:ilvl w:val="0"/>
+          <w:numId w:val="2"/>
+        </w:numPr>
+        <w:bidi/>
+        <w:rPr>
+          <w:rFonts w:eastAsiaTheme="minorEastAsia"/>
+          <w:sz w:val="24"/>
+          <w:szCs w:val="24"/>
+        </w:rPr>
+      </w:pPr>
+      <w:r>
+        <w:rPr>
+          <w:rFonts w:eastAsiaTheme="minorEastAsia" w:hint="cs"/>
+          <w:sz w:val="24"/>
+          <w:szCs w:val="24"/>
+          <w:rtl/>
+        </w:rPr>
+        <w:t xml:space="preserve">מדידת תוצאות שגויה מטעם חברי הקבוצה </w:t>
+      </w:r>
+      <w:r>
+        <w:rPr>
+          <w:rFonts w:eastAsiaTheme="minorEastAsia"/>
+          <w:sz w:val="24"/>
+          <w:szCs w:val="24"/>
+          <w:rtl/>
+        </w:rPr>
+        <w:t>–</w:t>
+      </w:r>
+      <w:r>
+        <w:rPr>
+          <w:rFonts w:eastAsiaTheme="minorEastAsia" w:hint="cs"/>
+          <w:sz w:val="24"/>
+          <w:szCs w:val="24"/>
+          <w:rtl/>
+        </w:rPr>
+        <w:t xml:space="preserve"> לקיחת נקודות קרובות ובכך הגדלת השגיאה של המדידה עצמה</w:t>
+      </w:r>
+    </w:p>
+    <w:p>
+      <w:pPr>
+        <w:pStyle w:val="ListParagraph"/>
+        <w:numPr>
+          <w:ilvl w:val="0"/>
+          <w:numId w:val="2"/>
+        </w:numPr>
+        <w:bidi/>
+        <w:rPr>
+          <w:rFonts w:eastAsiaTheme="minorEastAsia"/>
+          <w:sz w:val="24"/>
+          <w:szCs w:val="24"/>
+        </w:rPr>
+      </w:pPr>
+      <w:r>
+        <w:rPr>
+          <w:rFonts w:eastAsiaTheme="minorEastAsia" w:hint="cs"/>
+          <w:sz w:val="24"/>
+          <w:szCs w:val="24"/>
+          <w:rtl/>
+        </w:rPr>
+        <w:t>כוח החיכוך עם האוויר</w:t>
+      </w:r>
+    </w:p>
+    <w:p>
+      <w:pPr>
+        <w:bidi/>
+        <w:ind w:left="360"/>
+        <w:rPr>
+          <w:rFonts w:eastAsiaTheme="minorEastAsia"/>
+          <w:sz w:val="24"/>
+          <w:szCs w:val="24"/>
+          <w:rtl/>
+        </w:rPr>
+      </w:pPr>
+    </w:p>
+    <w:p>
+      <w:pPr>
+        <w:bidi/>
+        <w:ind w:left="360"/>
+        <w:rPr>
+          <w:rFonts w:eastAsiaTheme="minorEastAsia" w:hint="cs"/>
+          <w:sz w:val="24"/>
+          <w:szCs w:val="24"/>
+          <w:rtl/>
+        </w:rPr>
+      </w:pPr>
+      <w:r>
+        <w:rPr>
+          <w:rFonts w:eastAsiaTheme="minorEastAsia" w:hint="cs"/>
+          <w:sz w:val="24"/>
+          <w:szCs w:val="24"/>
+          <w:rtl/>
+        </w:rPr>
+        <w:t xml:space="preserve"> שילוב של הגורמים הנ"ל יכול לגרום לשגיאה בהיקף גדול מאוד ביחס לשגיאה יחסית מקובלת, לפיכך לא הצלחנו למצוא את ערכו </w:t>
+      </w:r>
+      <w:proofErr w:type="spellStart"/>
+      <w:r>
+        <w:rPr>
+          <w:rFonts w:eastAsiaTheme="minorEastAsia" w:hint="cs"/>
+          <w:sz w:val="24"/>
+          <w:szCs w:val="24"/>
+          <w:rtl/>
+        </w:rPr>
+        <w:t>האמיתי</w:t>
+      </w:r>
+      <w:proofErr w:type="spellEnd"/>
+      <w:r>
+        <w:rPr>
+          <w:rFonts w:eastAsiaTheme="minorEastAsia" w:hint="cs"/>
+          <w:sz w:val="24"/>
+          <w:szCs w:val="24"/>
+          <w:rtl/>
+        </w:rPr>
+        <w:t xml:space="preserve"> של </w:t>
+      </w:r>
+      <w:r>
+        <w:rPr>
+          <w:rFonts w:eastAsiaTheme="minorEastAsia"/>
+          <w:sz w:val="24"/>
+          <w:szCs w:val="24"/>
+        </w:rPr>
+        <w:t xml:space="preserve">g </w:t>
+      </w:r>
+      <w:r>
+        <w:rPr>
+          <w:rFonts w:eastAsiaTheme="minorEastAsia" w:hint="cs"/>
+          <w:sz w:val="24"/>
+          <w:szCs w:val="24"/>
+          <w:rtl/>
+        </w:rPr>
+        <w:t xml:space="preserve"> וגם הוכחת היותו כבלתי תלוי במסה המושפעת ממנו</w:t>
+      </w:r>
+      <w:r>
+        <w:rPr>
+          <w:rFonts w:eastAsiaTheme="minorEastAsia" w:hint="cs"/>
+          <w:sz w:val="24"/>
+          <w:szCs w:val="24"/>
+          <w:rtl/>
+        </w:rPr>
+        <w:t xml:space="preserve"> נכשלה.</w:t>
+      </w:r>
+    </w:p>
+    <w:p>
+      <w:pPr>
+        <w:bidi/>
+        <w:rPr>
+          <w:rFonts w:eastAsiaTheme="minorEastAsia" w:hint="cs"/>
+          <w:sz w:val="24"/>
+          <w:szCs w:val="24"/>
+          <w:rtl/>
+        </w:rPr>
+      </w:pPr>
+    </w:p>
     <w:sectPr>
       <w:pgSz w:w="12240" w:h="15840"/>
       <w:pgMar w:top="1440" w:right="1440" w:bottom="1440" w:left="1440" w:header="720" w:footer="720" w:gutter="0"/>
@@ -9730,6 +11511,95 @@
 <file path=word/numbering.xml><?xml version="1.0" encoding="utf-8"?>
 <w:numbering xmlns:wpc="http://schemas.microsoft.com/office/word/2010/wordprocessingCanvas" xmlns:cx="http://schemas.microsoft.com/office/drawing/2014/chartex" xmlns:cx1="http://schemas.microsoft.com/office/drawing/2015/9/8/chartex" xmlns:cx2="http://schemas.microsoft.com/office/drawing/2015/10/21/chartex" xmlns:cx3="http://schemas.microsoft.com/office/drawing/2016/5/9/chartex" xmlns:cx4="http://schemas.microsoft.com/office/drawing/2016/5/10/chartex" xmlns:cx5="http://schemas.microsoft.com/office/drawing/2016/5/11/chartex" xmlns:cx6="http://schemas.microsoft.com/office/drawing/2016/5/12/chartex" xmlns:cx7="http://schemas.microsoft.com/office/drawing/2016/5/13/chartex" xmlns:cx8="http://schemas.microsoft.com/office/drawing/2016/5/14/chartex" xmlns:mc="http://schemas.openxmlformats.org/markup-compatibility/2006" xmlns:aink="http://schemas.microsoft.com/office/drawing/2016/ink" xmlns:am3d="http://schemas.microsoft.com/office/drawing/2017/model3d" xmlns:o="urn:schemas-microsoft-com:office:office" xmlns:r="http://schemas.openxmlformats.org/officeDocument/2006/relationships" xmlns:m="http://schemas.openxmlformats.org/officeDocument/2006/math" xmlns:v="urn:schemas-microsoft-com:vml" xmlns:wp14="http://schemas.microsoft.com/office/word/2010/wordprocessingDrawing" xmlns:wp="http://schemas.openxmlformats.org/drawingml/2006/wordprocessingDrawing" xmlns:w10="urn:schemas-microsoft-com:office:word" xmlns:w="http://schemas.openxmlformats.org/wordprocessingml/2006/main" xmlns:w14="http://schemas.microsoft.com/office/word/2010/wordml" xmlns:w15="http://schemas.microsoft.com/office/word/2012/wordml" xmlns:w16cid="http://schemas.microsoft.com/office/word/2016/wordml/cid" xmlns:w16se="http://schemas.microsoft.com/office/word/2015/wordml/symex" xmlns:wpg="http://schemas.microsoft.com/office/word/2010/wordprocessingGroup" xmlns:wpi="http://schemas.microsoft.com/office/word/2010/wordprocessingInk" xmlns:wne="http://schemas.microsoft.com/office/word/2006/wordml" xmlns:wps="http://schemas.microsoft.com/office/word/2010/wordprocessingShape" mc:Ignorable="w14 w15 w16se w16cid wp14">
   <w:abstractNum w:abstractNumId="0" w15:restartNumberingAfterBreak="0">
+    <w:nsid w:val="20BF7AFC"/>
+    <w:multiLevelType w:val="hybridMultilevel"/>
+    <w:tmpl w:val="00F0410C"/>
+    <w:lvl w:ilvl="0" w:tplc="0409000F">
+      <w:start w:val="1"/>
+      <w:numFmt w:val="decimal"/>
+      <w:lvlText w:val="%1."/>
+      <w:lvlJc w:val="left"/>
+      <w:pPr>
+        <w:ind w:left="720" w:hanging="360"/>
+      </w:pPr>
+      <w:rPr>
+        <w:rFonts w:hint="default"/>
+      </w:rPr>
+    </w:lvl>
+    <w:lvl w:ilvl="1" w:tplc="04090019" w:tentative="1">
+      <w:start w:val="1"/>
+      <w:numFmt w:val="lowerLetter"/>
+      <w:lvlText w:val="%2."/>
+      <w:lvlJc w:val="left"/>
+      <w:pPr>
+        <w:ind w:left="1440" w:hanging="360"/>
+      </w:pPr>
+    </w:lvl>
+    <w:lvl w:ilvl="2" w:tplc="0409001B" w:tentative="1">
+      <w:start w:val="1"/>
+      <w:numFmt w:val="lowerRoman"/>
+      <w:lvlText w:val="%3."/>
+      <w:lvlJc w:val="right"/>
+      <w:pPr>
+        <w:ind w:left="2160" w:hanging="180"/>
+      </w:pPr>
+    </w:lvl>
+    <w:lvl w:ilvl="3" w:tplc="0409000F" w:tentative="1">
+      <w:start w:val="1"/>
+      <w:numFmt w:val="decimal"/>
+      <w:lvlText w:val="%4."/>
+      <w:lvlJc w:val="left"/>
+      <w:pPr>
+        <w:ind w:left="2880" w:hanging="360"/>
+      </w:pPr>
+    </w:lvl>
+    <w:lvl w:ilvl="4" w:tplc="04090019" w:tentative="1">
+      <w:start w:val="1"/>
+      <w:numFmt w:val="lowerLetter"/>
+      <w:lvlText w:val="%5."/>
+      <w:lvlJc w:val="left"/>
+      <w:pPr>
+        <w:ind w:left="3600" w:hanging="360"/>
+      </w:pPr>
+    </w:lvl>
+    <w:lvl w:ilvl="5" w:tplc="0409001B" w:tentative="1">
+      <w:start w:val="1"/>
+      <w:numFmt w:val="lowerRoman"/>
+      <w:lvlText w:val="%6."/>
+      <w:lvlJc w:val="right"/>
+      <w:pPr>
+        <w:ind w:left="4320" w:hanging="180"/>
+      </w:pPr>
+    </w:lvl>
+    <w:lvl w:ilvl="6" w:tplc="0409000F" w:tentative="1">
+      <w:start w:val="1"/>
+      <w:numFmt w:val="decimal"/>
+      <w:lvlText w:val="%7."/>
+      <w:lvlJc w:val="left"/>
+      <w:pPr>
+        <w:ind w:left="5040" w:hanging="360"/>
+      </w:pPr>
+    </w:lvl>
+    <w:lvl w:ilvl="7" w:tplc="04090019" w:tentative="1">
+      <w:start w:val="1"/>
+      <w:numFmt w:val="lowerLetter"/>
+      <w:lvlText w:val="%8."/>
+      <w:lvlJc w:val="left"/>
+      <w:pPr>
+        <w:ind w:left="5760" w:hanging="360"/>
+      </w:pPr>
+    </w:lvl>
+    <w:lvl w:ilvl="8" w:tplc="0409001B" w:tentative="1">
+      <w:start w:val="1"/>
+      <w:numFmt w:val="lowerRoman"/>
+      <w:lvlText w:val="%9."/>
+      <w:lvlJc w:val="right"/>
+      <w:pPr>
+        <w:ind w:left="6480" w:hanging="180"/>
+      </w:pPr>
+    </w:lvl>
+  </w:abstractNum>
+  <w:abstractNum w:abstractNumId="1" w15:restartNumberingAfterBreak="0">
     <w:nsid w:val="5D6B167B"/>
     <w:multiLevelType w:val="hybridMultilevel"/>
     <w:tmpl w:val="25323934"/>
@@ -9843,6 +11713,9 @@
     </w:lvl>
   </w:abstractNum>
   <w:num w:numId="1">
+    <w:abstractNumId w:val="1"/>
+  </w:num>
+  <w:num w:numId="2">
     <w:abstractNumId w:val="0"/>
   </w:num>
 </w:numbering>
